--- a/zht/docx/35.content.docx
+++ b/zht/docx/35.content.docx
@@ -28,22 +28,6 @@
       </w:r>
     </w:p>
     <w:p>
-      <w:pPr>
-        <w:pStyle w:val="Heading2"/>
-      </w:pPr>
-      <w:r>
-        <w:rPr>
-          <w:lang w:val="zh_TW" w:bidi="zh_TW"/>
-        </w:rPr>
-        <w:t>License Information</w:t>
-      </w:r>
-      <w:r>
-        <w:rPr>
-          <w:lang w:val="zh_TW" w:bidi="zh_TW"/>
-        </w:rPr>
-      </w:r>
-    </w:p>
-    <w:p>
       <w:pPr/>
       <w:r>
         <w:rPr>
@@ -55,19 +39,21 @@
           <w:b/>
           <w:lang w:val="zh_TW" w:bidi="zh_TW"/>
         </w:rPr>
-        <w:t>研讀筆記 (Tyndale)</w:t>
-      </w:r>
-      <w:r>
-        <w:rPr>
-          <w:lang w:val="zh_TW" w:bidi="zh_TW"/>
-        </w:rPr>
-        <w:t xml:space="preserve"> (Chinese (Traditional)) is based on</w:t>
-      </w:r>
-      <w:r>
-        <w:rPr>
-          <w:lang w:val="zh_TW" w:bidi="zh_TW"/>
-        </w:rPr>
-        <w:t xml:space="preserve">: </w:t>
+        <w:t>Aquifer Open Study Notes</w:t>
+      </w:r>
+    </w:p>
+    <w:p>
+      <w:pPr/>
+      <w:r>
+        <w:rPr>
+          <w:lang w:val="zh_TW" w:bidi="zh_TW"/>
+        </w:rPr>
+      </w:r>
+      <w:r>
+        <w:rPr>
+          <w:lang w:val="zh_TW" w:bidi="zh_TW"/>
+        </w:rPr>
+        <w:t xml:space="preserve">This work is an adaptation of </w:t>
       </w:r>
       <w:r>
         <w:rPr>
@@ -79,48 +65,19 @@
         <w:rPr>
           <w:lang w:val="zh_TW" w:bidi="zh_TW"/>
         </w:rPr>
-        <w:t xml:space="preserve">, </w:t>
-      </w:r>
-      <w:hyperlink r:id="rId13">
-        <w:r>
-          <w:rPr>
-            <w:lang w:val="zh_TW" w:bidi="zh_TW"/>
-          </w:rPr>
-          <w:rPr>
-            <w:color w:val="0000EE"/>
-            <w:u w:val="single"/>
-          </w:rPr>
-          <w:t>Tyndale House Publishers</w:t>
-        </w:r>
-      </w:hyperlink>
-      <w:r>
-        <w:rPr>
-          <w:lang w:val="zh_TW" w:bidi="zh_TW"/>
-        </w:rPr>
-        <w:t xml:space="preserve">, 2019, which is licensed under a </w:t>
-      </w:r>
-      <w:hyperlink r:id="rId14">
-        <w:r>
-          <w:rPr>
-            <w:lang w:val="zh_TW" w:bidi="zh_TW"/>
-          </w:rPr>
-          <w:rPr>
-            <w:color w:val="0000EE"/>
-            <w:u w:val="single"/>
-          </w:rPr>
-          <w:t>CC BY-SA 4.0 license</w:t>
-        </w:r>
-      </w:hyperlink>
-      <w:r>
-        <w:rPr>
-          <w:lang w:val="zh_TW" w:bidi="zh_TW"/>
-        </w:rPr>
-        <w:t>.</w:t>
-      </w:r>
-      <w:r>
-        <w:rPr>
-          <w:lang w:val="zh_TW" w:bidi="zh_TW"/>
-        </w:rPr>
+        <w:t xml:space="preserve"> © 2023 Tyndale House Publishers, licensed under the CC BY-SA 4.0 license. The adaptation, </w:t>
+      </w:r>
+      <w:r>
+        <w:rPr>
+          <w:lang w:val="zh_TW" w:bidi="zh_TW"/>
+        </w:rPr>
+        <w:t>Aquifer Open Study Notes</w:t>
+      </w:r>
+      <w:r>
+        <w:rPr>
+          <w:lang w:val="zh_TW" w:bidi="zh_TW"/>
+        </w:rPr>
+        <w:t>, was created by Mission Mutual and is also licensed under CC BY-SA 4.0.</w:t>
       </w:r>
     </w:p>
     <w:p>
@@ -134,7 +91,7 @@
         <w:rPr>
           <w:lang w:val="zh_TW" w:bidi="zh_TW"/>
         </w:rPr>
-        <w:t>This PDF version is provided under the same license.</w:t>
+        <w:t>This resource has been adapted into multiple languages, including English, Tok Pisin, Arabic (عربي), French (Français), Hindi (हिंदी), Indonesian (Bahasa Indonesia), Portuguese (Português), Russian (Русский), Spanish (Español), Swahili (Kiswahili), and Simplified Chinese (简体中文).</w:t>
       </w:r>
       <w:r>
         <w:rPr>
@@ -315,6 +272,96 @@
         </w:rPr>
         <w:t>；和合本譯為：默示）這個詞表明這卷書是神藉著祂的先知所啟示的話（參</w:t>
       </w:r>
+      <w:hyperlink r:id="rId13">
+        <w:r>
+          <w:rPr>
+            <w:lang w:val="zh_TW" w:bidi="zh_TW"/>
+          </w:rPr>
+          <w:rPr>
+            <w:color w:val="0000EE"/>
+            <w:u w:val="single"/>
+          </w:rPr>
+          <w:t>鴻1:1</w:t>
+        </w:r>
+      </w:hyperlink>
+      <w:r>
+        <w:rPr>
+          <w:lang w:val="zh_TW" w:bidi="zh_TW"/>
+        </w:rPr>
+        <w:t>；</w:t>
+      </w:r>
+      <w:hyperlink r:id="rId14">
+        <w:r>
+          <w:rPr>
+            <w:lang w:val="zh_TW" w:bidi="zh_TW"/>
+          </w:rPr>
+          <w:rPr>
+            <w:color w:val="0000EE"/>
+            <w:u w:val="single"/>
+          </w:rPr>
+          <w:t>瑪1:1</w:t>
+        </w:r>
+      </w:hyperlink>
+      <w:r>
+        <w:rPr>
+          <w:lang w:val="zh_TW" w:bidi="zh_TW"/>
+        </w:rPr>
+        <w:t>）。</w:t>
+      </w:r>
+      <w:r>
+        <w:rPr>
+          <w:lang w:val="zh_TW" w:bidi="zh_TW"/>
+        </w:rPr>
+      </w:r>
+      <w:r>
+        <w:rPr>
+          <w:lang w:val="zh_TW" w:bidi="zh_TW"/>
+        </w:rPr>
+      </w:r>
+    </w:p>
+    <w:p>
+      <w:pPr/>
+      <w:r>
+        <w:rPr>
+          <w:lang w:val="zh_TW" w:bidi="zh_TW"/>
+        </w:rPr>
+      </w:r>
+    </w:p>
+    <w:p>
+      <w:pPr>
+        <w:pStyle w:val="Heading2"/>
+      </w:pPr>
+      <w:r>
+        <w:rPr>
+          <w:lang w:val="zh_TW" w:bidi="zh_TW"/>
+        </w:rPr>
+        <w:t>哈巴谷書 1:2</w:t>
+      </w:r>
+      <w:r>
+        <w:rPr>
+          <w:lang w:val="zh_TW" w:bidi="zh_TW"/>
+        </w:rPr>
+      </w:r>
+    </w:p>
+    <w:p>
+      <w:pPr/>
+      <w:r>
+        <w:rPr>
+          <w:lang w:val="zh_TW" w:bidi="zh_TW"/>
+        </w:rPr>
+      </w:r>
+      <w:r>
+        <w:rPr>
+          <w:lang w:val="zh_TW" w:bidi="zh_TW"/>
+        </w:rPr>
+        <w:t>呼求......不應允</w:t>
+      </w:r>
+      <w:r>
+        <w:rPr>
+          <w:lang w:val="zh_TW" w:bidi="zh_TW"/>
+        </w:rPr>
+        <w:t>.....？聖經中呼求或應允的主題，通常表明了說話者信靠神作為避難所和引導者（見</w:t>
+      </w:r>
       <w:hyperlink r:id="rId15">
         <w:r>
           <w:rPr>
@@ -324,7 +371,25 @@
             <w:color w:val="0000EE"/>
             <w:u w:val="single"/>
           </w:rPr>
-          <w:t>鴻1:1</w:t>
+          <w:t>詩102:1–2</w:t>
+        </w:r>
+      </w:hyperlink>
+      <w:r>
+        <w:rPr>
+          <w:lang w:val="zh_TW" w:bidi="zh_TW"/>
+        </w:rPr>
+        <w:t>），並顯示信徒與神之間親密的相交（</w:t>
+      </w:r>
+      <w:hyperlink r:id="rId16">
+        <w:r>
+          <w:rPr>
+            <w:lang w:val="zh_TW" w:bidi="zh_TW"/>
+          </w:rPr>
+          <w:rPr>
+            <w:color w:val="0000EE"/>
+            <w:u w:val="single"/>
+          </w:rPr>
+          <w:t>詩145:18</w:t>
         </w:r>
       </w:hyperlink>
       <w:r>
@@ -333,16 +398,16 @@
         </w:rPr>
         <w:t>；</w:t>
       </w:r>
-      <w:hyperlink r:id="rId16">
-        <w:r>
-          <w:rPr>
-            <w:lang w:val="zh_TW" w:bidi="zh_TW"/>
-          </w:rPr>
-          <w:rPr>
-            <w:color w:val="0000EE"/>
-            <w:u w:val="single"/>
-          </w:rPr>
-          <w:t>瑪1:1</w:t>
+      <w:hyperlink r:id="rId17">
+        <w:r>
+          <w:rPr>
+            <w:lang w:val="zh_TW" w:bidi="zh_TW"/>
+          </w:rPr>
+          <w:rPr>
+            <w:color w:val="0000EE"/>
+            <w:u w:val="single"/>
+          </w:rPr>
+          <w:t>賽65:24</w:t>
         </w:r>
       </w:hyperlink>
       <w:r>
@@ -378,7 +443,7 @@
         <w:rPr>
           <w:lang w:val="zh_TW" w:bidi="zh_TW"/>
         </w:rPr>
-        <w:t>哈巴谷書 1:2</w:t>
+        <w:t>哈巴谷書 1:2–4</w:t>
       </w:r>
       <w:r>
         <w:rPr>
@@ -397,31 +462,7 @@
         <w:rPr>
           <w:lang w:val="zh_TW" w:bidi="zh_TW"/>
         </w:rPr>
-        <w:t>呼求......不應允</w:t>
-      </w:r>
-      <w:r>
-        <w:rPr>
-          <w:lang w:val="zh_TW" w:bidi="zh_TW"/>
-        </w:rPr>
-        <w:t>.....？聖經中呼求或應允的主題，通常表明了說話者信靠神作為避難所和引導者（見</w:t>
-      </w:r>
-      <w:hyperlink r:id="rId17">
-        <w:r>
-          <w:rPr>
-            <w:lang w:val="zh_TW" w:bidi="zh_TW"/>
-          </w:rPr>
-          <w:rPr>
-            <w:color w:val="0000EE"/>
-            <w:u w:val="single"/>
-          </w:rPr>
-          <w:t>詩102:1–2</w:t>
-        </w:r>
-      </w:hyperlink>
-      <w:r>
-        <w:rPr>
-          <w:lang w:val="zh_TW" w:bidi="zh_TW"/>
-        </w:rPr>
-        <w:t>），並顯示信徒與神之間親密的相交（</w:t>
+        <w:t>在哈巴谷看來，神似乎對猶大境內充斥的罪惡無動於衷（</w:t>
       </w:r>
       <w:hyperlink r:id="rId18">
         <w:r>
@@ -432,7 +473,719 @@
             <w:color w:val="0000EE"/>
             <w:u w:val="single"/>
           </w:rPr>
-          <w:t>詩145:18</w:t>
+          <w:t>1:3–4</w:t>
+        </w:r>
+      </w:hyperlink>
+      <w:r>
+        <w:rPr>
+          <w:lang w:val="zh_TW" w:bidi="zh_TW"/>
+        </w:rPr>
+        <w:t>），亦對他為此所發的訴求也毫無回應（</w:t>
+      </w:r>
+      <w:hyperlink r:id="rId19">
+        <w:r>
+          <w:rPr>
+            <w:lang w:val="zh_TW" w:bidi="zh_TW"/>
+          </w:rPr>
+          <w:rPr>
+            <w:color w:val="0000EE"/>
+            <w:u w:val="single"/>
+          </w:rPr>
+          <w:t>1:2</w:t>
+        </w:r>
+      </w:hyperlink>
+      <w:r>
+        <w:rPr>
+          <w:lang w:val="zh_TW" w:bidi="zh_TW"/>
+        </w:rPr>
+        <w:t>）。</w:t>
+      </w:r>
+      <w:r>
+        <w:rPr>
+          <w:lang w:val="zh_TW" w:bidi="zh_TW"/>
+        </w:rPr>
+      </w:r>
+      <w:r>
+        <w:rPr>
+          <w:lang w:val="zh_TW" w:bidi="zh_TW"/>
+        </w:rPr>
+      </w:r>
+    </w:p>
+    <w:p>
+      <w:pPr/>
+      <w:r>
+        <w:rPr>
+          <w:lang w:val="zh_TW" w:bidi="zh_TW"/>
+        </w:rPr>
+      </w:r>
+    </w:p>
+    <w:p>
+      <w:pPr>
+        <w:pStyle w:val="Heading2"/>
+      </w:pPr>
+      <w:r>
+        <w:rPr>
+          <w:lang w:val="zh_TW" w:bidi="zh_TW"/>
+        </w:rPr>
+        <w:t>哈巴谷書 1:3</w:t>
+      </w:r>
+      <w:r>
+        <w:rPr>
+          <w:lang w:val="zh_TW" w:bidi="zh_TW"/>
+        </w:rPr>
+      </w:r>
+    </w:p>
+    <w:p>
+      <w:pPr/>
+      <w:r>
+        <w:rPr>
+          <w:lang w:val="zh_TW" w:bidi="zh_TW"/>
+        </w:rPr>
+      </w:r>
+      <w:r>
+        <w:rPr>
+          <w:lang w:val="zh_TW" w:bidi="zh_TW"/>
+        </w:rPr>
+        <w:t>在哈巴谷的時代，毀滅和強暴充斥著猶大的社會（見</w:t>
+      </w:r>
+      <w:r>
+        <w:rPr>
+          <w:lang w:val="zh_TW" w:bidi="zh_TW"/>
+        </w:rPr>
+        <w:t>哈巴谷書簡介</w:t>
+      </w:r>
+      <w:r>
+        <w:rPr>
+          <w:lang w:val="zh_TW" w:bidi="zh_TW"/>
+        </w:rPr>
+        <w:t>，「背景」）。</w:t>
+      </w:r>
+      <w:r>
+        <w:rPr>
+          <w:lang w:val="zh_TW" w:bidi="zh_TW"/>
+        </w:rPr>
+      </w:r>
+      <w:r>
+        <w:rPr>
+          <w:lang w:val="zh_TW" w:bidi="zh_TW"/>
+        </w:rPr>
+      </w:r>
+    </w:p>
+    <w:p>
+      <w:pPr/>
+      <w:r>
+        <w:rPr>
+          <w:lang w:val="zh_TW" w:bidi="zh_TW"/>
+        </w:rPr>
+      </w:r>
+    </w:p>
+    <w:p>
+      <w:pPr>
+        <w:pStyle w:val="Heading2"/>
+      </w:pPr>
+      <w:r>
+        <w:rPr>
+          <w:lang w:val="zh_TW" w:bidi="zh_TW"/>
+        </w:rPr>
+        <w:t>哈巴谷書 1:4</w:t>
+      </w:r>
+      <w:r>
+        <w:rPr>
+          <w:lang w:val="zh_TW" w:bidi="zh_TW"/>
+        </w:rPr>
+      </w:r>
+    </w:p>
+    <w:p>
+      <w:pPr/>
+      <w:r>
+        <w:rPr>
+          <w:lang w:val="zh_TW" w:bidi="zh_TW"/>
+        </w:rPr>
+      </w:r>
+      <w:r>
+        <w:rPr>
+          <w:lang w:val="zh_TW" w:bidi="zh_TW"/>
+        </w:rPr>
+        <w:t>哈巴谷對周遭充斥的不公與不義深感憂慮（見</w:t>
+      </w:r>
+      <w:hyperlink r:id="rId20">
+        <w:r>
+          <w:rPr>
+            <w:lang w:val="zh_TW" w:bidi="zh_TW"/>
+          </w:rPr>
+          <w:rPr>
+            <w:color w:val="0000EE"/>
+            <w:u w:val="single"/>
+          </w:rPr>
+          <w:t>1:12–13</w:t>
+        </w:r>
+      </w:hyperlink>
+      <w:r>
+        <w:rPr>
+          <w:lang w:val="zh_TW" w:bidi="zh_TW"/>
+        </w:rPr>
+        <w:t>，</w:t>
+      </w:r>
+      <w:hyperlink r:id="rId21">
+        <w:r>
+          <w:rPr>
+            <w:lang w:val="zh_TW" w:bidi="zh_TW"/>
+          </w:rPr>
+          <w:rPr>
+            <w:color w:val="0000EE"/>
+            <w:u w:val="single"/>
+          </w:rPr>
+          <w:t>2:4</w:t>
+        </w:r>
+      </w:hyperlink>
+      <w:r>
+        <w:rPr>
+          <w:lang w:val="zh_TW" w:bidi="zh_TW"/>
+        </w:rPr>
+        <w:t>、</w:t>
+      </w:r>
+      <w:hyperlink r:id="rId22">
+        <w:r>
+          <w:rPr>
+            <w:lang w:val="zh_TW" w:bidi="zh_TW"/>
+          </w:rPr>
+          <w:rPr>
+            <w:color w:val="0000EE"/>
+            <w:u w:val="single"/>
+          </w:rPr>
+          <w:t>9</w:t>
+        </w:r>
+      </w:hyperlink>
+      <w:r>
+        <w:rPr>
+          <w:lang w:val="zh_TW" w:bidi="zh_TW"/>
+        </w:rPr>
+        <w:t>），即使在法庭之中，律法也已失去維持公義的效力。</w:t>
+      </w:r>
+      <w:r>
+        <w:rPr>
+          <w:lang w:val="zh_TW" w:bidi="zh_TW"/>
+        </w:rPr>
+      </w:r>
+      <w:r>
+        <w:rPr>
+          <w:lang w:val="zh_TW" w:bidi="zh_TW"/>
+        </w:rPr>
+      </w:r>
+    </w:p>
+    <w:p>
+      <w:pPr/>
+      <w:r>
+        <w:rPr>
+          <w:lang w:val="zh_TW" w:bidi="zh_TW"/>
+        </w:rPr>
+      </w:r>
+    </w:p>
+    <w:p>
+      <w:pPr>
+        <w:pStyle w:val="Heading2"/>
+      </w:pPr>
+      <w:r>
+        <w:rPr>
+          <w:lang w:val="zh_TW" w:bidi="zh_TW"/>
+        </w:rPr>
+        <w:t>哈巴谷書 1:5</w:t>
+      </w:r>
+      <w:r>
+        <w:rPr>
+          <w:lang w:val="zh_TW" w:bidi="zh_TW"/>
+        </w:rPr>
+      </w:r>
+    </w:p>
+    <w:p>
+      <w:pPr/>
+      <w:r>
+        <w:rPr>
+          <w:lang w:val="zh_TW" w:bidi="zh_TW"/>
+        </w:rPr>
+      </w:r>
+      <w:r>
+        <w:rPr>
+          <w:lang w:val="zh_TW" w:bidi="zh_TW"/>
+        </w:rPr>
+        <w:t>看......看（和合本譯為：</w:t>
+      </w:r>
+      <w:r>
+        <w:rPr>
+          <w:lang w:val="zh_TW" w:bidi="zh_TW"/>
+        </w:rPr>
+        <w:t>觀看</w:t>
+      </w:r>
+      <w:r>
+        <w:rPr>
+          <w:lang w:val="zh_TW" w:bidi="zh_TW"/>
+        </w:rPr>
+        <w:t>）：這裡的兩個希伯來文動詞都譯為</w:t>
+      </w:r>
+      <w:r>
+        <w:rPr>
+          <w:i/>
+          <w:lang w:val="zh_TW" w:bidi="zh_TW"/>
+        </w:rPr>
+        <w:t>看</w:t>
+      </w:r>
+      <w:r>
+        <w:rPr>
+          <w:lang w:val="zh_TW" w:bidi="zh_TW"/>
+        </w:rPr>
+        <w:t>（</w:t>
+      </w:r>
+      <w:r>
+        <w:rPr>
+          <w:i/>
+          <w:lang w:val="zh_TW" w:bidi="zh_TW"/>
+        </w:rPr>
+        <w:t>look</w:t>
+      </w:r>
+      <w:r>
+        <w:rPr>
+          <w:lang w:val="zh_TW" w:bidi="zh_TW"/>
+        </w:rPr>
+        <w:t>），在</w:t>
+      </w:r>
+      <w:hyperlink r:id="rId23">
+        <w:r>
+          <w:rPr>
+            <w:lang w:val="zh_TW" w:bidi="zh_TW"/>
+          </w:rPr>
+          <w:rPr>
+            <w:color w:val="0000EE"/>
+            <w:u w:val="single"/>
+          </w:rPr>
+          <w:t>一章3節</w:t>
+        </w:r>
+      </w:hyperlink>
+      <w:r>
+        <w:rPr>
+          <w:lang w:val="zh_TW" w:bidi="zh_TW"/>
+        </w:rPr>
+        <w:t>中則分別譯為</w:t>
+      </w:r>
+      <w:r>
+        <w:rPr>
+          <w:lang w:val="zh_TW" w:bidi="zh_TW"/>
+        </w:rPr>
+        <w:t>看見</w:t>
+      </w:r>
+      <w:r>
+        <w:rPr>
+          <w:lang w:val="zh_TW" w:bidi="zh_TW"/>
+        </w:rPr>
+        <w:t>（see）和</w:t>
+      </w:r>
+      <w:r>
+        <w:rPr>
+          <w:i/>
+          <w:lang w:val="zh_TW" w:bidi="zh_TW"/>
+        </w:rPr>
+        <w:t>看着</w:t>
+      </w:r>
+      <w:r>
+        <w:rPr>
+          <w:lang w:val="zh_TW" w:bidi="zh_TW"/>
+        </w:rPr>
+        <w:t>（</w:t>
+      </w:r>
+      <w:r>
+        <w:rPr>
+          <w:i/>
+          <w:lang w:val="zh_TW" w:bidi="zh_TW"/>
+        </w:rPr>
+        <w:t>watch</w:t>
+      </w:r>
+      <w:r>
+        <w:rPr>
+          <w:lang w:val="zh_TW" w:bidi="zh_TW"/>
+        </w:rPr>
+        <w:t>）。這形成了一個文學上的呼應，將哈巴谷在</w:t>
+      </w:r>
+      <w:hyperlink r:id="rId23">
+        <w:r>
+          <w:rPr>
+            <w:lang w:val="zh_TW" w:bidi="zh_TW"/>
+          </w:rPr>
+          <w:rPr>
+            <w:color w:val="0000EE"/>
+            <w:u w:val="single"/>
+          </w:rPr>
+          <w:t>一章3節</w:t>
+        </w:r>
+      </w:hyperlink>
+      <w:r>
+        <w:rPr>
+          <w:lang w:val="zh_TW" w:bidi="zh_TW"/>
+        </w:rPr>
+        <w:t>的提問與神在</w:t>
+      </w:r>
+      <w:hyperlink r:id="rId24">
+        <w:r>
+          <w:rPr>
+            <w:lang w:val="zh_TW" w:bidi="zh_TW"/>
+          </w:rPr>
+          <w:rPr>
+            <w:color w:val="0000EE"/>
+            <w:u w:val="single"/>
+          </w:rPr>
+          <w:t>一章5至11節</w:t>
+        </w:r>
+      </w:hyperlink>
+      <w:r>
+        <w:rPr>
+          <w:lang w:val="zh_TW" w:bidi="zh_TW"/>
+        </w:rPr>
+        <w:t>的回應連結起來。</w:t>
+      </w:r>
+      <w:r>
+        <w:rPr>
+          <w:lang w:val="zh_TW" w:bidi="zh_TW"/>
+        </w:rPr>
+      </w:r>
+      <w:r>
+        <w:rPr>
+          <w:lang w:val="zh_TW" w:bidi="zh_TW"/>
+        </w:rPr>
+      </w:r>
+    </w:p>
+    <w:p>
+      <w:pPr/>
+      <w:r>
+        <w:rPr>
+          <w:lang w:val="zh_TW" w:bidi="zh_TW"/>
+        </w:rPr>
+      </w:r>
+    </w:p>
+    <w:p>
+      <w:pPr>
+        <w:pStyle w:val="Heading2"/>
+      </w:pPr>
+      <w:r>
+        <w:rPr>
+          <w:lang w:val="zh_TW" w:bidi="zh_TW"/>
+        </w:rPr>
+        <w:t>哈巴谷書 1:5–11</w:t>
+      </w:r>
+      <w:r>
+        <w:rPr>
+          <w:lang w:val="zh_TW" w:bidi="zh_TW"/>
+        </w:rPr>
+      </w:r>
+    </w:p>
+    <w:p>
+      <w:pPr/>
+      <w:r>
+        <w:rPr>
+          <w:lang w:val="zh_TW" w:bidi="zh_TW"/>
+        </w:rPr>
+      </w:r>
+      <w:r>
+        <w:rPr>
+          <w:lang w:val="zh_TW" w:bidi="zh_TW"/>
+        </w:rPr>
+        <w:t>神對哈巴谷的問題的回應出人意料。祂要差遣一個殘暴的民族——巴比倫人——來對付猶大的強暴。這支巴比倫軍隊訓練有素、久經沙場，是勢不可擋的力量。</w:t>
+      </w:r>
+      <w:r>
+        <w:rPr>
+          <w:lang w:val="zh_TW" w:bidi="zh_TW"/>
+        </w:rPr>
+      </w:r>
+      <w:r>
+        <w:rPr>
+          <w:lang w:val="zh_TW" w:bidi="zh_TW"/>
+        </w:rPr>
+      </w:r>
+    </w:p>
+    <w:p>
+      <w:pPr/>
+      <w:r>
+        <w:rPr>
+          <w:lang w:val="zh_TW" w:bidi="zh_TW"/>
+        </w:rPr>
+      </w:r>
+    </w:p>
+    <w:p>
+      <w:pPr>
+        <w:pStyle w:val="Heading2"/>
+      </w:pPr>
+      <w:r>
+        <w:rPr>
+          <w:lang w:val="zh_TW" w:bidi="zh_TW"/>
+        </w:rPr>
+        <w:t>哈巴谷書 1:7</w:t>
+      </w:r>
+      <w:r>
+        <w:rPr>
+          <w:lang w:val="zh_TW" w:bidi="zh_TW"/>
+        </w:rPr>
+      </w:r>
+    </w:p>
+    <w:p>
+      <w:pPr/>
+      <w:r>
+        <w:rPr>
+          <w:lang w:val="zh_TW" w:bidi="zh_TW"/>
+        </w:rPr>
+      </w:r>
+      <w:r>
+        <w:rPr>
+          <w:lang w:val="zh_TW" w:bidi="zh_TW"/>
+        </w:rPr>
+        <w:t>任意而行（和合本譯為：</w:t>
+      </w:r>
+      <w:r>
+        <w:rPr>
+          <w:lang w:val="zh_TW" w:bidi="zh_TW"/>
+        </w:rPr>
+        <w:t>都任意發出</w:t>
+      </w:r>
+      <w:r>
+        <w:rPr>
+          <w:lang w:val="zh_TW" w:bidi="zh_TW"/>
+        </w:rPr>
+        <w:t>）：巴比倫人不會帶來任何公義的伸張。他們自立法則，而這更讓先知困惑，神為何用他們來懲治猶大的決定。</w:t>
+      </w:r>
+      <w:r>
+        <w:rPr>
+          <w:lang w:val="zh_TW" w:bidi="zh_TW"/>
+        </w:rPr>
+      </w:r>
+      <w:r>
+        <w:rPr>
+          <w:lang w:val="zh_TW" w:bidi="zh_TW"/>
+        </w:rPr>
+      </w:r>
+    </w:p>
+    <w:p>
+      <w:pPr/>
+      <w:r>
+        <w:rPr>
+          <w:lang w:val="zh_TW" w:bidi="zh_TW"/>
+        </w:rPr>
+      </w:r>
+    </w:p>
+    <w:p>
+      <w:pPr>
+        <w:pStyle w:val="Heading2"/>
+      </w:pPr>
+      <w:r>
+        <w:rPr>
+          <w:lang w:val="zh_TW" w:bidi="zh_TW"/>
+        </w:rPr>
+        <w:t>哈巴谷書 1:8</w:t>
+      </w:r>
+      <w:r>
+        <w:rPr>
+          <w:lang w:val="zh_TW" w:bidi="zh_TW"/>
+        </w:rPr>
+      </w:r>
+    </w:p>
+    <w:p>
+      <w:pPr/>
+      <w:r>
+        <w:rPr>
+          <w:lang w:val="zh_TW" w:bidi="zh_TW"/>
+        </w:rPr>
+      </w:r>
+      <w:r>
+        <w:rPr>
+          <w:lang w:val="zh_TW" w:bidi="zh_TW"/>
+        </w:rPr>
+        <w:t>豹、</w:t>
+      </w:r>
+      <w:r>
+        <w:rPr>
+          <w:lang w:val="zh_TW" w:bidi="zh_TW"/>
+        </w:rPr>
+        <w:t>豺狼</w:t>
+      </w:r>
+      <w:r>
+        <w:rPr>
+          <w:lang w:val="zh_TW" w:bidi="zh_TW"/>
+        </w:rPr>
+        <w:t>和鷹的鮮明形象，刻畫出巴比倫人攻擊猶大時的速度、兇猛和掠食的本性（見</w:t>
+      </w:r>
+      <w:hyperlink r:id="rId25">
+        <w:r>
+          <w:rPr>
+            <w:lang w:val="zh_TW" w:bidi="zh_TW"/>
+          </w:rPr>
+          <w:rPr>
+            <w:color w:val="0000EE"/>
+            <w:u w:val="single"/>
+          </w:rPr>
+          <w:t>耶4:13</w:t>
+        </w:r>
+      </w:hyperlink>
+      <w:r>
+        <w:rPr>
+          <w:lang w:val="zh_TW" w:bidi="zh_TW"/>
+        </w:rPr>
+        <w:t>，</w:t>
+      </w:r>
+      <w:hyperlink r:id="rId26">
+        <w:r>
+          <w:rPr>
+            <w:lang w:val="zh_TW" w:bidi="zh_TW"/>
+          </w:rPr>
+          <w:rPr>
+            <w:color w:val="0000EE"/>
+            <w:u w:val="single"/>
+          </w:rPr>
+          <w:t>48:40</w:t>
+        </w:r>
+      </w:hyperlink>
+      <w:r>
+        <w:rPr>
+          <w:lang w:val="zh_TW" w:bidi="zh_TW"/>
+        </w:rPr>
+        <w:t>，</w:t>
+      </w:r>
+      <w:hyperlink r:id="rId27">
+        <w:r>
+          <w:rPr>
+            <w:lang w:val="zh_TW" w:bidi="zh_TW"/>
+          </w:rPr>
+          <w:rPr>
+            <w:color w:val="0000EE"/>
+            <w:u w:val="single"/>
+          </w:rPr>
+          <w:t>49:22</w:t>
+        </w:r>
+      </w:hyperlink>
+      <w:r>
+        <w:rPr>
+          <w:lang w:val="zh_TW" w:bidi="zh_TW"/>
+        </w:rPr>
+        <w:t>）。</w:t>
+      </w:r>
+      <w:r>
+        <w:rPr>
+          <w:lang w:val="zh_TW" w:bidi="zh_TW"/>
+        </w:rPr>
+      </w:r>
+      <w:r>
+        <w:rPr>
+          <w:lang w:val="zh_TW" w:bidi="zh_TW"/>
+        </w:rPr>
+      </w:r>
+    </w:p>
+    <w:p>
+      <w:pPr/>
+      <w:r>
+        <w:rPr>
+          <w:lang w:val="zh_TW" w:bidi="zh_TW"/>
+        </w:rPr>
+      </w:r>
+    </w:p>
+    <w:p>
+      <w:pPr>
+        <w:pStyle w:val="Heading2"/>
+      </w:pPr>
+      <w:r>
+        <w:rPr>
+          <w:lang w:val="zh_TW" w:bidi="zh_TW"/>
+        </w:rPr>
+        <w:t>哈巴谷書 1:9</w:t>
+      </w:r>
+      <w:r>
+        <w:rPr>
+          <w:lang w:val="zh_TW" w:bidi="zh_TW"/>
+        </w:rPr>
+      </w:r>
+    </w:p>
+    <w:p>
+      <w:pPr/>
+      <w:r>
+        <w:rPr>
+          <w:lang w:val="zh_TW" w:bidi="zh_TW"/>
+        </w:rPr>
+      </w:r>
+      <w:r>
+        <w:rPr>
+          <w:lang w:val="zh_TW" w:bidi="zh_TW"/>
+        </w:rPr>
+        <w:t>巴比倫人確實在公元前605年至586年間，將許多猶大人擄到異地（見</w:t>
+      </w:r>
+      <w:hyperlink r:id="rId28">
+        <w:r>
+          <w:rPr>
+            <w:lang w:val="zh_TW" w:bidi="zh_TW"/>
+          </w:rPr>
+          <w:rPr>
+            <w:color w:val="0000EE"/>
+            <w:u w:val="single"/>
+          </w:rPr>
+          <w:t>但1:1–3</w:t>
+        </w:r>
+      </w:hyperlink>
+      <w:r>
+        <w:rPr>
+          <w:lang w:val="zh_TW" w:bidi="zh_TW"/>
+        </w:rPr>
+        <w:t>）。</w:t>
+      </w:r>
+      <w:r>
+        <w:rPr>
+          <w:lang w:val="zh_TW" w:bidi="zh_TW"/>
+        </w:rPr>
+      </w:r>
+      <w:r>
+        <w:rPr>
+          <w:lang w:val="zh_TW" w:bidi="zh_TW"/>
+        </w:rPr>
+      </w:r>
+    </w:p>
+    <w:p>
+      <w:pPr/>
+      <w:r>
+        <w:rPr>
+          <w:lang w:val="zh_TW" w:bidi="zh_TW"/>
+        </w:rPr>
+      </w:r>
+    </w:p>
+    <w:p>
+      <w:pPr>
+        <w:pStyle w:val="Heading2"/>
+      </w:pPr>
+      <w:r>
+        <w:rPr>
+          <w:lang w:val="zh_TW" w:bidi="zh_TW"/>
+        </w:rPr>
+        <w:t>哈巴谷書 1:10</w:t>
+      </w:r>
+      <w:r>
+        <w:rPr>
+          <w:lang w:val="zh_TW" w:bidi="zh_TW"/>
+        </w:rPr>
+      </w:r>
+    </w:p>
+    <w:p>
+      <w:pPr/>
+      <w:r>
+        <w:rPr>
+          <w:lang w:val="zh_TW" w:bidi="zh_TW"/>
+        </w:rPr>
+      </w:r>
+      <w:r>
+        <w:rPr>
+          <w:lang w:val="zh_TW" w:bidi="zh_TW"/>
+        </w:rPr>
+        <w:t>在古代近東地區，攻城時用土築成斜坡以攻向受圍城市的城牆，這種戰術有被廣泛地記載（例，</w:t>
+      </w:r>
+      <w:hyperlink r:id="rId29">
+        <w:r>
+          <w:rPr>
+            <w:lang w:val="zh_TW" w:bidi="zh_TW"/>
+          </w:rPr>
+          <w:rPr>
+            <w:color w:val="0000EE"/>
+            <w:u w:val="single"/>
+          </w:rPr>
+          <w:t>王下19:32</w:t>
         </w:r>
       </w:hyperlink>
       <w:r>
@@ -441,803 +1194,7 @@
         </w:rPr>
         <w:t>；</w:t>
       </w:r>
-      <w:hyperlink r:id="rId19">
-        <w:r>
-          <w:rPr>
-            <w:lang w:val="zh_TW" w:bidi="zh_TW"/>
-          </w:rPr>
-          <w:rPr>
-            <w:color w:val="0000EE"/>
-            <w:u w:val="single"/>
-          </w:rPr>
-          <w:t>賽65:24</w:t>
-        </w:r>
-      </w:hyperlink>
-      <w:r>
-        <w:rPr>
-          <w:lang w:val="zh_TW" w:bidi="zh_TW"/>
-        </w:rPr>
-        <w:t>）。</w:t>
-      </w:r>
-      <w:r>
-        <w:rPr>
-          <w:lang w:val="zh_TW" w:bidi="zh_TW"/>
-        </w:rPr>
-      </w:r>
-      <w:r>
-        <w:rPr>
-          <w:lang w:val="zh_TW" w:bidi="zh_TW"/>
-        </w:rPr>
-      </w:r>
-    </w:p>
-    <w:p>
-      <w:pPr/>
-      <w:r>
-        <w:rPr>
-          <w:lang w:val="zh_TW" w:bidi="zh_TW"/>
-        </w:rPr>
-      </w:r>
-    </w:p>
-    <w:p>
-      <w:pPr>
-        <w:pStyle w:val="Heading2"/>
-      </w:pPr>
-      <w:r>
-        <w:rPr>
-          <w:lang w:val="zh_TW" w:bidi="zh_TW"/>
-        </w:rPr>
-        <w:t>哈巴谷書 1:2–4</w:t>
-      </w:r>
-      <w:r>
-        <w:rPr>
-          <w:lang w:val="zh_TW" w:bidi="zh_TW"/>
-        </w:rPr>
-      </w:r>
-    </w:p>
-    <w:p>
-      <w:pPr/>
-      <w:r>
-        <w:rPr>
-          <w:lang w:val="zh_TW" w:bidi="zh_TW"/>
-        </w:rPr>
-      </w:r>
-      <w:r>
-        <w:rPr>
-          <w:lang w:val="zh_TW" w:bidi="zh_TW"/>
-        </w:rPr>
-        <w:t>在哈巴谷看來，神似乎對猶大境內充斥的罪惡無動於衷（</w:t>
-      </w:r>
-      <w:hyperlink r:id="rId20">
-        <w:r>
-          <w:rPr>
-            <w:lang w:val="zh_TW" w:bidi="zh_TW"/>
-          </w:rPr>
-          <w:rPr>
-            <w:color w:val="0000EE"/>
-            <w:u w:val="single"/>
-          </w:rPr>
-          <w:t>1:3–4</w:t>
-        </w:r>
-      </w:hyperlink>
-      <w:r>
-        <w:rPr>
-          <w:lang w:val="zh_TW" w:bidi="zh_TW"/>
-        </w:rPr>
-        <w:t>），亦對他為此所發的訴求也毫無回應（</w:t>
-      </w:r>
-      <w:hyperlink r:id="rId21">
-        <w:r>
-          <w:rPr>
-            <w:lang w:val="zh_TW" w:bidi="zh_TW"/>
-          </w:rPr>
-          <w:rPr>
-            <w:color w:val="0000EE"/>
-            <w:u w:val="single"/>
-          </w:rPr>
-          <w:t>1:2</w:t>
-        </w:r>
-      </w:hyperlink>
-      <w:r>
-        <w:rPr>
-          <w:lang w:val="zh_TW" w:bidi="zh_TW"/>
-        </w:rPr>
-        <w:t>）。</w:t>
-      </w:r>
-      <w:r>
-        <w:rPr>
-          <w:lang w:val="zh_TW" w:bidi="zh_TW"/>
-        </w:rPr>
-      </w:r>
-      <w:r>
-        <w:rPr>
-          <w:lang w:val="zh_TW" w:bidi="zh_TW"/>
-        </w:rPr>
-      </w:r>
-    </w:p>
-    <w:p>
-      <w:pPr/>
-      <w:r>
-        <w:rPr>
-          <w:lang w:val="zh_TW" w:bidi="zh_TW"/>
-        </w:rPr>
-      </w:r>
-    </w:p>
-    <w:p>
-      <w:pPr>
-        <w:pStyle w:val="Heading2"/>
-      </w:pPr>
-      <w:r>
-        <w:rPr>
-          <w:lang w:val="zh_TW" w:bidi="zh_TW"/>
-        </w:rPr>
-        <w:t>哈巴谷書 1:3</w:t>
-      </w:r>
-      <w:r>
-        <w:rPr>
-          <w:lang w:val="zh_TW" w:bidi="zh_TW"/>
-        </w:rPr>
-      </w:r>
-    </w:p>
-    <w:p>
-      <w:pPr/>
-      <w:r>
-        <w:rPr>
-          <w:lang w:val="zh_TW" w:bidi="zh_TW"/>
-        </w:rPr>
-      </w:r>
-      <w:r>
-        <w:rPr>
-          <w:lang w:val="zh_TW" w:bidi="zh_TW"/>
-        </w:rPr>
-        <w:t>在哈巴谷的時代，毀滅和強暴充斥著猶大的社會（見</w:t>
-      </w:r>
-      <w:r>
-        <w:rPr>
-          <w:lang w:val="zh_TW" w:bidi="zh_TW"/>
-        </w:rPr>
-        <w:t>哈巴谷書簡介</w:t>
-      </w:r>
-      <w:r>
-        <w:rPr>
-          <w:lang w:val="zh_TW" w:bidi="zh_TW"/>
-        </w:rPr>
-        <w:t>，「背景」）。</w:t>
-      </w:r>
-      <w:r>
-        <w:rPr>
-          <w:lang w:val="zh_TW" w:bidi="zh_TW"/>
-        </w:rPr>
-      </w:r>
-      <w:r>
-        <w:rPr>
-          <w:lang w:val="zh_TW" w:bidi="zh_TW"/>
-        </w:rPr>
-      </w:r>
-    </w:p>
-    <w:p>
-      <w:pPr/>
-      <w:r>
-        <w:rPr>
-          <w:lang w:val="zh_TW" w:bidi="zh_TW"/>
-        </w:rPr>
-      </w:r>
-    </w:p>
-    <w:p>
-      <w:pPr>
-        <w:pStyle w:val="Heading2"/>
-      </w:pPr>
-      <w:r>
-        <w:rPr>
-          <w:lang w:val="zh_TW" w:bidi="zh_TW"/>
-        </w:rPr>
-        <w:t>哈巴谷書 1:4</w:t>
-      </w:r>
-      <w:r>
-        <w:rPr>
-          <w:lang w:val="zh_TW" w:bidi="zh_TW"/>
-        </w:rPr>
-      </w:r>
-    </w:p>
-    <w:p>
-      <w:pPr/>
-      <w:r>
-        <w:rPr>
-          <w:lang w:val="zh_TW" w:bidi="zh_TW"/>
-        </w:rPr>
-      </w:r>
-      <w:r>
-        <w:rPr>
-          <w:lang w:val="zh_TW" w:bidi="zh_TW"/>
-        </w:rPr>
-        <w:t>哈巴谷對周遭充斥的不公與不義深感憂慮（見</w:t>
-      </w:r>
-      <w:hyperlink r:id="rId22">
-        <w:r>
-          <w:rPr>
-            <w:lang w:val="zh_TW" w:bidi="zh_TW"/>
-          </w:rPr>
-          <w:rPr>
-            <w:color w:val="0000EE"/>
-            <w:u w:val="single"/>
-          </w:rPr>
-          <w:t>1:12–13</w:t>
-        </w:r>
-      </w:hyperlink>
-      <w:r>
-        <w:rPr>
-          <w:lang w:val="zh_TW" w:bidi="zh_TW"/>
-        </w:rPr>
-        <w:t>，</w:t>
-      </w:r>
-      <w:hyperlink r:id="rId23">
-        <w:r>
-          <w:rPr>
-            <w:lang w:val="zh_TW" w:bidi="zh_TW"/>
-          </w:rPr>
-          <w:rPr>
-            <w:color w:val="0000EE"/>
-            <w:u w:val="single"/>
-          </w:rPr>
-          <w:t>2:4</w:t>
-        </w:r>
-      </w:hyperlink>
-      <w:r>
-        <w:rPr>
-          <w:lang w:val="zh_TW" w:bidi="zh_TW"/>
-        </w:rPr>
-        <w:t>、</w:t>
-      </w:r>
-      <w:hyperlink r:id="rId24">
-        <w:r>
-          <w:rPr>
-            <w:lang w:val="zh_TW" w:bidi="zh_TW"/>
-          </w:rPr>
-          <w:rPr>
-            <w:color w:val="0000EE"/>
-            <w:u w:val="single"/>
-          </w:rPr>
-          <w:t>9</w:t>
-        </w:r>
-      </w:hyperlink>
-      <w:r>
-        <w:rPr>
-          <w:lang w:val="zh_TW" w:bidi="zh_TW"/>
-        </w:rPr>
-        <w:t>），即使在法庭之中，律法也已失去維持公義的效力。</w:t>
-      </w:r>
-      <w:r>
-        <w:rPr>
-          <w:lang w:val="zh_TW" w:bidi="zh_TW"/>
-        </w:rPr>
-      </w:r>
-      <w:r>
-        <w:rPr>
-          <w:lang w:val="zh_TW" w:bidi="zh_TW"/>
-        </w:rPr>
-      </w:r>
-    </w:p>
-    <w:p>
-      <w:pPr/>
-      <w:r>
-        <w:rPr>
-          <w:lang w:val="zh_TW" w:bidi="zh_TW"/>
-        </w:rPr>
-      </w:r>
-    </w:p>
-    <w:p>
-      <w:pPr>
-        <w:pStyle w:val="Heading2"/>
-      </w:pPr>
-      <w:r>
-        <w:rPr>
-          <w:lang w:val="zh_TW" w:bidi="zh_TW"/>
-        </w:rPr>
-        <w:t>哈巴谷書 1:5</w:t>
-      </w:r>
-      <w:r>
-        <w:rPr>
-          <w:lang w:val="zh_TW" w:bidi="zh_TW"/>
-        </w:rPr>
-      </w:r>
-    </w:p>
-    <w:p>
-      <w:pPr/>
-      <w:r>
-        <w:rPr>
-          <w:lang w:val="zh_TW" w:bidi="zh_TW"/>
-        </w:rPr>
-      </w:r>
-      <w:r>
-        <w:rPr>
-          <w:lang w:val="zh_TW" w:bidi="zh_TW"/>
-        </w:rPr>
-        <w:t>看......看（和合本譯為：</w:t>
-      </w:r>
-      <w:r>
-        <w:rPr>
-          <w:lang w:val="zh_TW" w:bidi="zh_TW"/>
-        </w:rPr>
-        <w:t>觀看</w:t>
-      </w:r>
-      <w:r>
-        <w:rPr>
-          <w:lang w:val="zh_TW" w:bidi="zh_TW"/>
-        </w:rPr>
-        <w:t>）：這裡的兩個希伯來文動詞都譯為</w:t>
-      </w:r>
-      <w:r>
-        <w:rPr>
-          <w:i/>
-          <w:lang w:val="zh_TW" w:bidi="zh_TW"/>
-        </w:rPr>
-        <w:t>看</w:t>
-      </w:r>
-      <w:r>
-        <w:rPr>
-          <w:lang w:val="zh_TW" w:bidi="zh_TW"/>
-        </w:rPr>
-        <w:t>（</w:t>
-      </w:r>
-      <w:r>
-        <w:rPr>
-          <w:i/>
-          <w:lang w:val="zh_TW" w:bidi="zh_TW"/>
-        </w:rPr>
-        <w:t>look</w:t>
-      </w:r>
-      <w:r>
-        <w:rPr>
-          <w:lang w:val="zh_TW" w:bidi="zh_TW"/>
-        </w:rPr>
-        <w:t>），在</w:t>
-      </w:r>
-      <w:hyperlink r:id="rId25">
-        <w:r>
-          <w:rPr>
-            <w:lang w:val="zh_TW" w:bidi="zh_TW"/>
-          </w:rPr>
-          <w:rPr>
-            <w:color w:val="0000EE"/>
-            <w:u w:val="single"/>
-          </w:rPr>
-          <w:t>一章3節</w:t>
-        </w:r>
-      </w:hyperlink>
-      <w:r>
-        <w:rPr>
-          <w:lang w:val="zh_TW" w:bidi="zh_TW"/>
-        </w:rPr>
-        <w:t>中則分別譯為</w:t>
-      </w:r>
-      <w:r>
-        <w:rPr>
-          <w:lang w:val="zh_TW" w:bidi="zh_TW"/>
-        </w:rPr>
-        <w:t>看見</w:t>
-      </w:r>
-      <w:r>
-        <w:rPr>
-          <w:lang w:val="zh_TW" w:bidi="zh_TW"/>
-        </w:rPr>
-        <w:t>（see）和</w:t>
-      </w:r>
-      <w:r>
-        <w:rPr>
-          <w:i/>
-          <w:lang w:val="zh_TW" w:bidi="zh_TW"/>
-        </w:rPr>
-        <w:t>看着</w:t>
-      </w:r>
-      <w:r>
-        <w:rPr>
-          <w:lang w:val="zh_TW" w:bidi="zh_TW"/>
-        </w:rPr>
-        <w:t>（</w:t>
-      </w:r>
-      <w:r>
-        <w:rPr>
-          <w:i/>
-          <w:lang w:val="zh_TW" w:bidi="zh_TW"/>
-        </w:rPr>
-        <w:t>watch</w:t>
-      </w:r>
-      <w:r>
-        <w:rPr>
-          <w:lang w:val="zh_TW" w:bidi="zh_TW"/>
-        </w:rPr>
-        <w:t>）。這形成了一個文學上的呼應，將哈巴谷在</w:t>
-      </w:r>
-      <w:hyperlink r:id="rId25">
-        <w:r>
-          <w:rPr>
-            <w:lang w:val="zh_TW" w:bidi="zh_TW"/>
-          </w:rPr>
-          <w:rPr>
-            <w:color w:val="0000EE"/>
-            <w:u w:val="single"/>
-          </w:rPr>
-          <w:t>一章3節</w:t>
-        </w:r>
-      </w:hyperlink>
-      <w:r>
-        <w:rPr>
-          <w:lang w:val="zh_TW" w:bidi="zh_TW"/>
-        </w:rPr>
-        <w:t>的提問與神在</w:t>
-      </w:r>
-      <w:hyperlink r:id="rId26">
-        <w:r>
-          <w:rPr>
-            <w:lang w:val="zh_TW" w:bidi="zh_TW"/>
-          </w:rPr>
-          <w:rPr>
-            <w:color w:val="0000EE"/>
-            <w:u w:val="single"/>
-          </w:rPr>
-          <w:t>一章5至11節</w:t>
-        </w:r>
-      </w:hyperlink>
-      <w:r>
-        <w:rPr>
-          <w:lang w:val="zh_TW" w:bidi="zh_TW"/>
-        </w:rPr>
-        <w:t>的回應連結起來。</w:t>
-      </w:r>
-      <w:r>
-        <w:rPr>
-          <w:lang w:val="zh_TW" w:bidi="zh_TW"/>
-        </w:rPr>
-      </w:r>
-      <w:r>
-        <w:rPr>
-          <w:lang w:val="zh_TW" w:bidi="zh_TW"/>
-        </w:rPr>
-      </w:r>
-    </w:p>
-    <w:p>
-      <w:pPr/>
-      <w:r>
-        <w:rPr>
-          <w:lang w:val="zh_TW" w:bidi="zh_TW"/>
-        </w:rPr>
-      </w:r>
-    </w:p>
-    <w:p>
-      <w:pPr>
-        <w:pStyle w:val="Heading2"/>
-      </w:pPr>
-      <w:r>
-        <w:rPr>
-          <w:lang w:val="zh_TW" w:bidi="zh_TW"/>
-        </w:rPr>
-        <w:t>哈巴谷書 1:5–11</w:t>
-      </w:r>
-      <w:r>
-        <w:rPr>
-          <w:lang w:val="zh_TW" w:bidi="zh_TW"/>
-        </w:rPr>
-      </w:r>
-    </w:p>
-    <w:p>
-      <w:pPr/>
-      <w:r>
-        <w:rPr>
-          <w:lang w:val="zh_TW" w:bidi="zh_TW"/>
-        </w:rPr>
-      </w:r>
-      <w:r>
-        <w:rPr>
-          <w:lang w:val="zh_TW" w:bidi="zh_TW"/>
-        </w:rPr>
-        <w:t>神對哈巴谷的問題的回應出人意料。祂要差遣一個殘暴的民族——巴比倫人——來對付猶大的強暴。這支巴比倫軍隊訓練有素、久經沙場，是勢不可擋的力量。</w:t>
-      </w:r>
-      <w:r>
-        <w:rPr>
-          <w:lang w:val="zh_TW" w:bidi="zh_TW"/>
-        </w:rPr>
-      </w:r>
-      <w:r>
-        <w:rPr>
-          <w:lang w:val="zh_TW" w:bidi="zh_TW"/>
-        </w:rPr>
-      </w:r>
-    </w:p>
-    <w:p>
-      <w:pPr/>
-      <w:r>
-        <w:rPr>
-          <w:lang w:val="zh_TW" w:bidi="zh_TW"/>
-        </w:rPr>
-      </w:r>
-    </w:p>
-    <w:p>
-      <w:pPr>
-        <w:pStyle w:val="Heading2"/>
-      </w:pPr>
-      <w:r>
-        <w:rPr>
-          <w:lang w:val="zh_TW" w:bidi="zh_TW"/>
-        </w:rPr>
-        <w:t>哈巴谷書 1:7</w:t>
-      </w:r>
-      <w:r>
-        <w:rPr>
-          <w:lang w:val="zh_TW" w:bidi="zh_TW"/>
-        </w:rPr>
-      </w:r>
-    </w:p>
-    <w:p>
-      <w:pPr/>
-      <w:r>
-        <w:rPr>
-          <w:lang w:val="zh_TW" w:bidi="zh_TW"/>
-        </w:rPr>
-      </w:r>
-      <w:r>
-        <w:rPr>
-          <w:lang w:val="zh_TW" w:bidi="zh_TW"/>
-        </w:rPr>
-        <w:t>任意而行（和合本譯為：</w:t>
-      </w:r>
-      <w:r>
-        <w:rPr>
-          <w:lang w:val="zh_TW" w:bidi="zh_TW"/>
-        </w:rPr>
-        <w:t>都任意發出</w:t>
-      </w:r>
-      <w:r>
-        <w:rPr>
-          <w:lang w:val="zh_TW" w:bidi="zh_TW"/>
-        </w:rPr>
-        <w:t>）：巴比倫人不會帶來任何公義的伸張。他們自立法則，而這更讓先知困惑，神為何用他們來懲治猶大的決定。</w:t>
-      </w:r>
-      <w:r>
-        <w:rPr>
-          <w:lang w:val="zh_TW" w:bidi="zh_TW"/>
-        </w:rPr>
-      </w:r>
-      <w:r>
-        <w:rPr>
-          <w:lang w:val="zh_TW" w:bidi="zh_TW"/>
-        </w:rPr>
-      </w:r>
-    </w:p>
-    <w:p>
-      <w:pPr/>
-      <w:r>
-        <w:rPr>
-          <w:lang w:val="zh_TW" w:bidi="zh_TW"/>
-        </w:rPr>
-      </w:r>
-    </w:p>
-    <w:p>
-      <w:pPr>
-        <w:pStyle w:val="Heading2"/>
-      </w:pPr>
-      <w:r>
-        <w:rPr>
-          <w:lang w:val="zh_TW" w:bidi="zh_TW"/>
-        </w:rPr>
-        <w:t>哈巴谷書 1:8</w:t>
-      </w:r>
-      <w:r>
-        <w:rPr>
-          <w:lang w:val="zh_TW" w:bidi="zh_TW"/>
-        </w:rPr>
-      </w:r>
-    </w:p>
-    <w:p>
-      <w:pPr/>
-      <w:r>
-        <w:rPr>
-          <w:lang w:val="zh_TW" w:bidi="zh_TW"/>
-        </w:rPr>
-      </w:r>
-      <w:r>
-        <w:rPr>
-          <w:lang w:val="zh_TW" w:bidi="zh_TW"/>
-        </w:rPr>
-        <w:t>豹、</w:t>
-      </w:r>
-      <w:r>
-        <w:rPr>
-          <w:lang w:val="zh_TW" w:bidi="zh_TW"/>
-        </w:rPr>
-        <w:t>豺狼</w:t>
-      </w:r>
-      <w:r>
-        <w:rPr>
-          <w:lang w:val="zh_TW" w:bidi="zh_TW"/>
-        </w:rPr>
-        <w:t>和鷹的鮮明形象，刻畫出巴比倫人攻擊猶大時的速度、兇猛和掠食的本性（見</w:t>
-      </w:r>
-      <w:hyperlink r:id="rId27">
-        <w:r>
-          <w:rPr>
-            <w:lang w:val="zh_TW" w:bidi="zh_TW"/>
-          </w:rPr>
-          <w:rPr>
-            <w:color w:val="0000EE"/>
-            <w:u w:val="single"/>
-          </w:rPr>
-          <w:t>耶4:13</w:t>
-        </w:r>
-      </w:hyperlink>
-      <w:r>
-        <w:rPr>
-          <w:lang w:val="zh_TW" w:bidi="zh_TW"/>
-        </w:rPr>
-        <w:t>，</w:t>
-      </w:r>
-      <w:hyperlink r:id="rId28">
-        <w:r>
-          <w:rPr>
-            <w:lang w:val="zh_TW" w:bidi="zh_TW"/>
-          </w:rPr>
-          <w:rPr>
-            <w:color w:val="0000EE"/>
-            <w:u w:val="single"/>
-          </w:rPr>
-          <w:t>48:40</w:t>
-        </w:r>
-      </w:hyperlink>
-      <w:r>
-        <w:rPr>
-          <w:lang w:val="zh_TW" w:bidi="zh_TW"/>
-        </w:rPr>
-        <w:t>，</w:t>
-      </w:r>
-      <w:hyperlink r:id="rId29">
-        <w:r>
-          <w:rPr>
-            <w:lang w:val="zh_TW" w:bidi="zh_TW"/>
-          </w:rPr>
-          <w:rPr>
-            <w:color w:val="0000EE"/>
-            <w:u w:val="single"/>
-          </w:rPr>
-          <w:t>49:22</w:t>
-        </w:r>
-      </w:hyperlink>
-      <w:r>
-        <w:rPr>
-          <w:lang w:val="zh_TW" w:bidi="zh_TW"/>
-        </w:rPr>
-        <w:t>）。</w:t>
-      </w:r>
-      <w:r>
-        <w:rPr>
-          <w:lang w:val="zh_TW" w:bidi="zh_TW"/>
-        </w:rPr>
-      </w:r>
-      <w:r>
-        <w:rPr>
-          <w:lang w:val="zh_TW" w:bidi="zh_TW"/>
-        </w:rPr>
-      </w:r>
-    </w:p>
-    <w:p>
-      <w:pPr/>
-      <w:r>
-        <w:rPr>
-          <w:lang w:val="zh_TW" w:bidi="zh_TW"/>
-        </w:rPr>
-      </w:r>
-    </w:p>
-    <w:p>
-      <w:pPr>
-        <w:pStyle w:val="Heading2"/>
-      </w:pPr>
-      <w:r>
-        <w:rPr>
-          <w:lang w:val="zh_TW" w:bidi="zh_TW"/>
-        </w:rPr>
-        <w:t>哈巴谷書 1:9</w:t>
-      </w:r>
-      <w:r>
-        <w:rPr>
-          <w:lang w:val="zh_TW" w:bidi="zh_TW"/>
-        </w:rPr>
-      </w:r>
-    </w:p>
-    <w:p>
-      <w:pPr/>
-      <w:r>
-        <w:rPr>
-          <w:lang w:val="zh_TW" w:bidi="zh_TW"/>
-        </w:rPr>
-      </w:r>
-      <w:r>
-        <w:rPr>
-          <w:lang w:val="zh_TW" w:bidi="zh_TW"/>
-        </w:rPr>
-        <w:t>巴比倫人確實在公元前605年至586年間，將許多猶大人擄到異地（見</w:t>
-      </w:r>
       <w:hyperlink r:id="rId30">
-        <w:r>
-          <w:rPr>
-            <w:lang w:val="zh_TW" w:bidi="zh_TW"/>
-          </w:rPr>
-          <w:rPr>
-            <w:color w:val="0000EE"/>
-            <w:u w:val="single"/>
-          </w:rPr>
-          <w:t>但1:1–3</w:t>
-        </w:r>
-      </w:hyperlink>
-      <w:r>
-        <w:rPr>
-          <w:lang w:val="zh_TW" w:bidi="zh_TW"/>
-        </w:rPr>
-        <w:t>）。</w:t>
-      </w:r>
-      <w:r>
-        <w:rPr>
-          <w:lang w:val="zh_TW" w:bidi="zh_TW"/>
-        </w:rPr>
-      </w:r>
-      <w:r>
-        <w:rPr>
-          <w:lang w:val="zh_TW" w:bidi="zh_TW"/>
-        </w:rPr>
-      </w:r>
-    </w:p>
-    <w:p>
-      <w:pPr/>
-      <w:r>
-        <w:rPr>
-          <w:lang w:val="zh_TW" w:bidi="zh_TW"/>
-        </w:rPr>
-      </w:r>
-    </w:p>
-    <w:p>
-      <w:pPr>
-        <w:pStyle w:val="Heading2"/>
-      </w:pPr>
-      <w:r>
-        <w:rPr>
-          <w:lang w:val="zh_TW" w:bidi="zh_TW"/>
-        </w:rPr>
-        <w:t>哈巴谷書 1:10</w:t>
-      </w:r>
-      <w:r>
-        <w:rPr>
-          <w:lang w:val="zh_TW" w:bidi="zh_TW"/>
-        </w:rPr>
-      </w:r>
-    </w:p>
-    <w:p>
-      <w:pPr/>
-      <w:r>
-        <w:rPr>
-          <w:lang w:val="zh_TW" w:bidi="zh_TW"/>
-        </w:rPr>
-      </w:r>
-      <w:r>
-        <w:rPr>
-          <w:lang w:val="zh_TW" w:bidi="zh_TW"/>
-        </w:rPr>
-        <w:t>在古代近東地區，攻城時用土築成斜坡以攻向受圍城市的城牆，這種戰術有被廣泛地記載（例，</w:t>
-      </w:r>
-      <w:hyperlink r:id="rId31">
-        <w:r>
-          <w:rPr>
-            <w:lang w:val="zh_TW" w:bidi="zh_TW"/>
-          </w:rPr>
-          <w:rPr>
-            <w:color w:val="0000EE"/>
-            <w:u w:val="single"/>
-          </w:rPr>
-          <w:t>王下19:32</w:t>
-        </w:r>
-      </w:hyperlink>
-      <w:r>
-        <w:rPr>
-          <w:lang w:val="zh_TW" w:bidi="zh_TW"/>
-        </w:rPr>
-        <w:t>；</w:t>
-      </w:r>
-      <w:hyperlink r:id="rId32">
         <w:r>
           <w:rPr>
             <w:lang w:val="zh_TW" w:bidi="zh_TW"/>
@@ -1409,7 +1366,7 @@
         </w:rPr>
         <w:t>）：參</w:t>
       </w:r>
-      <w:hyperlink r:id="rId33">
+      <w:hyperlink r:id="rId31">
         <w:r>
           <w:rPr>
             <w:lang w:val="zh_TW" w:bidi="zh_TW"/>
@@ -1457,6 +1414,42 @@
         </w:rPr>
         <w:t>）：這是常用來形容神信實與能力的形象（見</w:t>
       </w:r>
+      <w:hyperlink r:id="rId32">
+        <w:r>
+          <w:rPr>
+            <w:lang w:val="zh_TW" w:bidi="zh_TW"/>
+          </w:rPr>
+          <w:rPr>
+            <w:color w:val="0000EE"/>
+            <w:u w:val="single"/>
+          </w:rPr>
+          <w:t>申32:15</w:t>
+        </w:r>
+      </w:hyperlink>
+      <w:r>
+        <w:rPr>
+          <w:lang w:val="zh_TW" w:bidi="zh_TW"/>
+        </w:rPr>
+        <w:t>；</w:t>
+      </w:r>
+      <w:hyperlink r:id="rId33">
+        <w:r>
+          <w:rPr>
+            <w:lang w:val="zh_TW" w:bidi="zh_TW"/>
+          </w:rPr>
+          <w:rPr>
+            <w:color w:val="0000EE"/>
+            <w:u w:val="single"/>
+          </w:rPr>
+          <w:t>撒上2:2</w:t>
+        </w:r>
+      </w:hyperlink>
+      <w:r>
+        <w:rPr>
+          <w:lang w:val="zh_TW" w:bidi="zh_TW"/>
+        </w:rPr>
+        <w:t>；</w:t>
+      </w:r>
       <w:hyperlink r:id="rId34">
         <w:r>
           <w:rPr>
@@ -1466,7 +1459,7 @@
             <w:color w:val="0000EE"/>
             <w:u w:val="single"/>
           </w:rPr>
-          <w:t>申32:15</w:t>
+          <w:t>詩18:2</w:t>
         </w:r>
       </w:hyperlink>
       <w:r>
@@ -1484,7 +1477,7 @@
             <w:color w:val="0000EE"/>
             <w:u w:val="single"/>
           </w:rPr>
-          <w:t>撒上2:2</w:t>
+          <w:t>林前10:4</w:t>
         </w:r>
       </w:hyperlink>
       <w:r>
@@ -1502,7 +1495,295 @@
             <w:color w:val="0000EE"/>
             <w:u w:val="single"/>
           </w:rPr>
-          <w:t>詩18:2</w:t>
+          <w:t>彼前2:6–8</w:t>
+        </w:r>
+      </w:hyperlink>
+      <w:r>
+        <w:rPr>
+          <w:lang w:val="zh_TW" w:bidi="zh_TW"/>
+        </w:rPr>
+        <w:t>）。</w:t>
+      </w:r>
+      <w:r>
+        <w:rPr>
+          <w:lang w:val="zh_TW" w:bidi="zh_TW"/>
+        </w:rPr>
+      </w:r>
+      <w:r>
+        <w:rPr>
+          <w:lang w:val="zh_TW" w:bidi="zh_TW"/>
+        </w:rPr>
+      </w:r>
+    </w:p>
+    <w:p>
+      <w:pPr/>
+      <w:r>
+        <w:rPr>
+          <w:lang w:val="zh_TW" w:bidi="zh_TW"/>
+        </w:rPr>
+      </w:r>
+    </w:p>
+    <w:p>
+      <w:pPr>
+        <w:pStyle w:val="Heading2"/>
+      </w:pPr>
+      <w:r>
+        <w:rPr>
+          <w:lang w:val="zh_TW" w:bidi="zh_TW"/>
+        </w:rPr>
+        <w:t>哈巴谷書 1:12–2:1</w:t>
+      </w:r>
+      <w:r>
+        <w:rPr>
+          <w:lang w:val="zh_TW" w:bidi="zh_TW"/>
+        </w:rPr>
+      </w:r>
+    </w:p>
+    <w:p>
+      <w:pPr/>
+      <w:r>
+        <w:rPr>
+          <w:lang w:val="zh_TW" w:bidi="zh_TW"/>
+        </w:rPr>
+      </w:r>
+      <w:r>
+        <w:rPr>
+          <w:lang w:val="zh_TW" w:bidi="zh_TW"/>
+        </w:rPr>
+        <w:t>哈巴谷很難將神的回應（</w:t>
+      </w:r>
+      <w:hyperlink r:id="rId24">
+        <w:r>
+          <w:rPr>
+            <w:lang w:val="zh_TW" w:bidi="zh_TW"/>
+          </w:rPr>
+          <w:rPr>
+            <w:color w:val="0000EE"/>
+            <w:u w:val="single"/>
+          </w:rPr>
+          <w:t>1:5–11</w:t>
+        </w:r>
+      </w:hyperlink>
+      <w:r>
+        <w:rPr>
+          <w:lang w:val="zh_TW" w:bidi="zh_TW"/>
+        </w:rPr>
+        <w:t>）與他對神屬性的認識調和起來。聖潔公義的神怎能用比猶大更不義的民族來管教猶大呢？</w:t>
+      </w:r>
+      <w:r>
+        <w:rPr>
+          <w:lang w:val="zh_TW" w:bidi="zh_TW"/>
+        </w:rPr>
+      </w:r>
+      <w:r>
+        <w:rPr>
+          <w:lang w:val="zh_TW" w:bidi="zh_TW"/>
+        </w:rPr>
+      </w:r>
+    </w:p>
+    <w:p>
+      <w:pPr/>
+      <w:r>
+        <w:rPr>
+          <w:lang w:val="zh_TW" w:bidi="zh_TW"/>
+        </w:rPr>
+      </w:r>
+    </w:p>
+    <w:p>
+      <w:pPr>
+        <w:pStyle w:val="Heading2"/>
+      </w:pPr>
+      <w:r>
+        <w:rPr>
+          <w:lang w:val="zh_TW" w:bidi="zh_TW"/>
+        </w:rPr>
+        <w:t>哈巴谷書 1:14–15</w:t>
+      </w:r>
+      <w:r>
+        <w:rPr>
+          <w:lang w:val="zh_TW" w:bidi="zh_TW"/>
+        </w:rPr>
+      </w:r>
+    </w:p>
+    <w:p>
+      <w:pPr/>
+      <w:r>
+        <w:rPr>
+          <w:lang w:val="zh_TW" w:bidi="zh_TW"/>
+        </w:rPr>
+      </w:r>
+      <w:r>
+        <w:rPr>
+          <w:lang w:val="zh_TW" w:bidi="zh_TW"/>
+        </w:rPr>
+        <w:t>魚……</w:t>
+      </w:r>
+      <w:r>
+        <w:rPr>
+          <w:lang w:val="zh_TW" w:bidi="zh_TW"/>
+        </w:rPr>
+        <w:t>鈎</w:t>
+      </w:r>
+      <w:r>
+        <w:rPr>
+          <w:lang w:val="zh_TW" w:bidi="zh_TW"/>
+        </w:rPr>
+        <w:t>……網：哈巴谷將巴比倫人比喻為漁夫，將被征服的民族像魚一樣捕捉上來。</w:t>
+      </w:r>
+      <w:r>
+        <w:rPr>
+          <w:lang w:val="zh_TW" w:bidi="zh_TW"/>
+        </w:rPr>
+      </w:r>
+      <w:r>
+        <w:rPr>
+          <w:lang w:val="zh_TW" w:bidi="zh_TW"/>
+        </w:rPr>
+      </w:r>
+    </w:p>
+    <w:p>
+      <w:pPr/>
+      <w:r>
+        <w:rPr>
+          <w:lang w:val="zh_TW" w:bidi="zh_TW"/>
+        </w:rPr>
+      </w:r>
+    </w:p>
+    <w:p>
+      <w:pPr>
+        <w:pStyle w:val="Heading2"/>
+      </w:pPr>
+      <w:r>
+        <w:rPr>
+          <w:lang w:val="zh_TW" w:bidi="zh_TW"/>
+        </w:rPr>
+        <w:t>哈巴谷書 1:16</w:t>
+      </w:r>
+      <w:r>
+        <w:rPr>
+          <w:lang w:val="zh_TW" w:bidi="zh_TW"/>
+        </w:rPr>
+      </w:r>
+    </w:p>
+    <w:p>
+      <w:pPr/>
+      <w:r>
+        <w:rPr>
+          <w:lang w:val="zh_TW" w:bidi="zh_TW"/>
+        </w:rPr>
+      </w:r>
+      <w:r>
+        <w:rPr>
+          <w:lang w:val="zh_TW" w:bidi="zh_TW"/>
+        </w:rPr>
+        <w:t>見</w:t>
+      </w:r>
+      <w:r>
+        <w:rPr>
+          <w:lang w:val="zh_TW" w:bidi="zh_TW"/>
+        </w:rPr>
+        <w:t>一章11節的研讀註釋</w:t>
+      </w:r>
+      <w:r>
+        <w:rPr>
+          <w:lang w:val="zh_TW" w:bidi="zh_TW"/>
+        </w:rPr>
+        <w:t>；參</w:t>
+      </w:r>
+      <w:hyperlink r:id="rId37">
+        <w:r>
+          <w:rPr>
+            <w:lang w:val="zh_TW" w:bidi="zh_TW"/>
+          </w:rPr>
+          <w:rPr>
+            <w:color w:val="0000EE"/>
+            <w:u w:val="single"/>
+          </w:rPr>
+          <w:t>約翰</w:t>
+        </w:r>
+      </w:hyperlink>
+      <w:hyperlink r:id="rId37">
+        <w:r>
+          <w:rPr>
+            <w:lang w:val="zh_TW" w:bidi="zh_TW"/>
+          </w:rPr>
+          <w:rPr>
+            <w:color w:val="0000EE"/>
+            <w:u w:val="single"/>
+          </w:rPr>
+          <w:t>一書五章</w:t>
+        </w:r>
+      </w:hyperlink>
+      <w:r>
+        <w:rPr>
+          <w:lang w:val="zh_TW" w:bidi="zh_TW"/>
+        </w:rPr>
+        <w:t>21節。</w:t>
+      </w:r>
+      <w:r>
+        <w:rPr>
+          <w:lang w:val="zh_TW" w:bidi="zh_TW"/>
+        </w:rPr>
+      </w:r>
+      <w:r>
+        <w:rPr>
+          <w:lang w:val="zh_TW" w:bidi="zh_TW"/>
+        </w:rPr>
+      </w:r>
+    </w:p>
+    <w:p>
+      <w:pPr/>
+      <w:r>
+        <w:rPr>
+          <w:lang w:val="zh_TW" w:bidi="zh_TW"/>
+        </w:rPr>
+      </w:r>
+    </w:p>
+    <w:p>
+      <w:pPr>
+        <w:pStyle w:val="Heading2"/>
+      </w:pPr>
+      <w:r>
+        <w:rPr>
+          <w:lang w:val="zh_TW" w:bidi="zh_TW"/>
+        </w:rPr>
+        <w:t>哈巴谷書 2:1</w:t>
+      </w:r>
+      <w:r>
+        <w:rPr>
+          <w:lang w:val="zh_TW" w:bidi="zh_TW"/>
+        </w:rPr>
+      </w:r>
+    </w:p>
+    <w:p>
+      <w:pPr/>
+      <w:r>
+        <w:rPr>
+          <w:lang w:val="zh_TW" w:bidi="zh_TW"/>
+        </w:rPr>
+      </w:r>
+      <w:r>
+        <w:rPr>
+          <w:lang w:val="zh_TW" w:bidi="zh_TW"/>
+        </w:rPr>
+        <w:t>我......立在望樓上</w:t>
+      </w:r>
+      <w:r>
+        <w:rPr>
+          <w:lang w:val="zh_TW" w:bidi="zh_TW"/>
+        </w:rPr>
+        <w:t>：哈巴谷像一名在望樓上的守望者一樣（另見</w:t>
+      </w:r>
+      <w:hyperlink r:id="rId38">
+        <w:r>
+          <w:rPr>
+            <w:lang w:val="zh_TW" w:bidi="zh_TW"/>
+          </w:rPr>
+          <w:rPr>
+            <w:color w:val="0000EE"/>
+            <w:u w:val="single"/>
+          </w:rPr>
+          <w:t>撒下18:24–28</w:t>
         </w:r>
       </w:hyperlink>
       <w:r>
@@ -1511,16 +1792,16 @@
         </w:rPr>
         <w:t>；</w:t>
       </w:r>
-      <w:hyperlink r:id="rId37">
-        <w:r>
-          <w:rPr>
-            <w:lang w:val="zh_TW" w:bidi="zh_TW"/>
-          </w:rPr>
-          <w:rPr>
-            <w:color w:val="0000EE"/>
-            <w:u w:val="single"/>
-          </w:rPr>
-          <w:t>林前10:4</w:t>
+      <w:hyperlink r:id="rId39">
+        <w:r>
+          <w:rPr>
+            <w:lang w:val="zh_TW" w:bidi="zh_TW"/>
+          </w:rPr>
+          <w:rPr>
+            <w:color w:val="0000EE"/>
+            <w:u w:val="single"/>
+          </w:rPr>
+          <w:t>王下9:17–20</w:t>
         </w:r>
       </w:hyperlink>
       <w:r>
@@ -1529,23 +1810,23 @@
         </w:rPr>
         <w:t>；</w:t>
       </w:r>
-      <w:hyperlink r:id="rId38">
-        <w:r>
-          <w:rPr>
-            <w:lang w:val="zh_TW" w:bidi="zh_TW"/>
-          </w:rPr>
-          <w:rPr>
-            <w:color w:val="0000EE"/>
-            <w:u w:val="single"/>
-          </w:rPr>
-          <w:t>彼前2:6–8</w:t>
-        </w:r>
-      </w:hyperlink>
-      <w:r>
-        <w:rPr>
-          <w:lang w:val="zh_TW" w:bidi="zh_TW"/>
-        </w:rPr>
-        <w:t>）。</w:t>
+      <w:hyperlink r:id="rId40">
+        <w:r>
+          <w:rPr>
+            <w:lang w:val="zh_TW" w:bidi="zh_TW"/>
+          </w:rPr>
+          <w:rPr>
+            <w:color w:val="0000EE"/>
+            <w:u w:val="single"/>
+          </w:rPr>
+          <w:t>結33:2–6</w:t>
+        </w:r>
+      </w:hyperlink>
+      <w:r>
+        <w:rPr>
+          <w:lang w:val="zh_TW" w:bidi="zh_TW"/>
+        </w:rPr>
+        <w:t>）耐心等候，盼望看見神如何回應他的申訴，即使這意味著要接受耶和華的責備。</w:t>
       </w:r>
       <w:r>
         <w:rPr>
@@ -1574,7 +1855,7 @@
         <w:rPr>
           <w:lang w:val="zh_TW" w:bidi="zh_TW"/>
         </w:rPr>
-        <w:t>哈巴谷書 1:12–2:1</w:t>
+        <w:t>哈巴谷書 2:2</w:t>
       </w:r>
       <w:r>
         <w:rPr>
@@ -1593,25 +1874,32 @@
         <w:rPr>
           <w:lang w:val="zh_TW" w:bidi="zh_TW"/>
         </w:rPr>
-        <w:t>哈巴谷很難將神的回應（</w:t>
-      </w:r>
-      <w:hyperlink r:id="rId26">
-        <w:r>
-          <w:rPr>
-            <w:lang w:val="zh_TW" w:bidi="zh_TW"/>
-          </w:rPr>
-          <w:rPr>
-            <w:color w:val="0000EE"/>
-            <w:u w:val="single"/>
-          </w:rPr>
-          <w:t>1:5–11</w:t>
-        </w:r>
-      </w:hyperlink>
-      <w:r>
-        <w:rPr>
-          <w:lang w:val="zh_TW" w:bidi="zh_TW"/>
-        </w:rPr>
-        <w:t>）與他對神屬性的認識調和起來。聖潔公義的神怎能用比猶大更不義的民族來管教猶大呢？</w:t>
+        <w:t>神吩咐先知把這信息（字面意思是</w:t>
+      </w:r>
+      <w:r>
+        <w:rPr>
+          <w:i/>
+          <w:lang w:val="zh_TW" w:bidi="zh_TW"/>
+        </w:rPr>
+        <w:t>異象</w:t>
+      </w:r>
+      <w:r>
+        <w:rPr>
+          <w:lang w:val="zh_TW" w:bidi="zh_TW"/>
+        </w:rPr>
+        <w:t>；和合本譯為：</w:t>
+      </w:r>
+      <w:r>
+        <w:rPr>
+          <w:lang w:val="zh_TW" w:bidi="zh_TW"/>
+        </w:rPr>
+        <w:t>默示</w:t>
+      </w:r>
+      <w:r>
+        <w:rPr>
+          <w:lang w:val="zh_TW" w:bidi="zh_TW"/>
+        </w:rPr>
+        <w:t>）清楚地寫下來，好使人能明白、保存，並傳給別人。</w:t>
       </w:r>
       <w:r>
         <w:rPr>
@@ -1640,7 +1928,7 @@
         <w:rPr>
           <w:lang w:val="zh_TW" w:bidi="zh_TW"/>
         </w:rPr>
-        <w:t>哈巴谷書 1:14–15</w:t>
+        <w:t>哈巴谷書 2:2–5</w:t>
       </w:r>
       <w:r>
         <w:rPr>
@@ -1659,19 +1947,7 @@
         <w:rPr>
           <w:lang w:val="zh_TW" w:bidi="zh_TW"/>
         </w:rPr>
-        <w:t>魚……</w:t>
-      </w:r>
-      <w:r>
-        <w:rPr>
-          <w:lang w:val="zh_TW" w:bidi="zh_TW"/>
-        </w:rPr>
-        <w:t>鈎</w:t>
-      </w:r>
-      <w:r>
-        <w:rPr>
-          <w:lang w:val="zh_TW" w:bidi="zh_TW"/>
-        </w:rPr>
-        <w:t>……網：哈巴谷將巴比倫人比喻為漁夫，將被征服的民族像魚一樣捕捉上來。</w:t>
+        <w:t>哈巴谷的使命是要清楚地告訴百姓，即使神的公義看似延遲，祂的審判終必臨到。</w:t>
       </w:r>
       <w:r>
         <w:rPr>
@@ -1700,7 +1976,7 @@
         <w:rPr>
           <w:lang w:val="zh_TW" w:bidi="zh_TW"/>
         </w:rPr>
-        <w:t>哈巴谷書 1:16</w:t>
+        <w:t>哈巴谷書 2:2–20</w:t>
       </w:r>
       <w:r>
         <w:rPr>
@@ -1719,49 +1995,25 @@
         <w:rPr>
           <w:lang w:val="zh_TW" w:bidi="zh_TW"/>
         </w:rPr>
-        <w:t>見</w:t>
-      </w:r>
-      <w:r>
-        <w:rPr>
-          <w:lang w:val="zh_TW" w:bidi="zh_TW"/>
-        </w:rPr>
-        <w:t>一章11節的研讀註釋</w:t>
-      </w:r>
-      <w:r>
-        <w:rPr>
-          <w:lang w:val="zh_TW" w:bidi="zh_TW"/>
-        </w:rPr>
-        <w:t>；參</w:t>
-      </w:r>
-      <w:hyperlink r:id="rId39">
-        <w:r>
-          <w:rPr>
-            <w:lang w:val="zh_TW" w:bidi="zh_TW"/>
-          </w:rPr>
-          <w:rPr>
-            <w:color w:val="0000EE"/>
-            <w:u w:val="single"/>
-          </w:rPr>
-          <w:t>約翰</w:t>
-        </w:r>
-      </w:hyperlink>
-      <w:hyperlink r:id="rId39">
-        <w:r>
-          <w:rPr>
-            <w:lang w:val="zh_TW" w:bidi="zh_TW"/>
-          </w:rPr>
-          <w:rPr>
-            <w:color w:val="0000EE"/>
-            <w:u w:val="single"/>
-          </w:rPr>
-          <w:t>一書五章</w:t>
-        </w:r>
-      </w:hyperlink>
-      <w:r>
-        <w:rPr>
-          <w:lang w:val="zh_TW" w:bidi="zh_TW"/>
-        </w:rPr>
-        <w:t>21節。</w:t>
+        <w:t>神回應了哈巴谷的第二個申訴（</w:t>
+      </w:r>
+      <w:hyperlink r:id="rId41">
+        <w:r>
+          <w:rPr>
+            <w:lang w:val="zh_TW" w:bidi="zh_TW"/>
+          </w:rPr>
+          <w:rPr>
+            <w:color w:val="0000EE"/>
+            <w:u w:val="single"/>
+          </w:rPr>
+          <w:t>1:12–2:1</w:t>
+        </w:r>
+      </w:hyperlink>
+      <w:r>
+        <w:rPr>
+          <w:lang w:val="zh_TW" w:bidi="zh_TW"/>
+        </w:rPr>
+        <w:t>），但並沒有解釋祂為何揀選巴比倫人。相反，祂保證一切強暴和不義都必受懲罰。</w:t>
       </w:r>
       <w:r>
         <w:rPr>
@@ -1790,7 +2042,7 @@
         <w:rPr>
           <w:lang w:val="zh_TW" w:bidi="zh_TW"/>
         </w:rPr>
-        <w:t>哈巴谷書 2:1</w:t>
+        <w:t>哈巴谷書 2:3</w:t>
       </w:r>
       <w:r>
         <w:rPr>
@@ -1809,310 +2061,15 @@
         <w:rPr>
           <w:lang w:val="zh_TW" w:bidi="zh_TW"/>
         </w:rPr>
-        <w:t>我......立在望樓上</w:t>
-      </w:r>
-      <w:r>
-        <w:rPr>
-          <w:lang w:val="zh_TW" w:bidi="zh_TW"/>
-        </w:rPr>
-        <w:t>：哈巴谷像一名在望樓上的守望者一樣（另見</w:t>
-      </w:r>
-      <w:hyperlink r:id="rId40">
-        <w:r>
-          <w:rPr>
-            <w:lang w:val="zh_TW" w:bidi="zh_TW"/>
-          </w:rPr>
-          <w:rPr>
-            <w:color w:val="0000EE"/>
-            <w:u w:val="single"/>
-          </w:rPr>
-          <w:t>撒下18:24–28</w:t>
-        </w:r>
-      </w:hyperlink>
-      <w:r>
-        <w:rPr>
-          <w:lang w:val="zh_TW" w:bidi="zh_TW"/>
-        </w:rPr>
-        <w:t>；</w:t>
-      </w:r>
-      <w:hyperlink r:id="rId41">
-        <w:r>
-          <w:rPr>
-            <w:lang w:val="zh_TW" w:bidi="zh_TW"/>
-          </w:rPr>
-          <w:rPr>
-            <w:color w:val="0000EE"/>
-            <w:u w:val="single"/>
-          </w:rPr>
-          <w:t>王下9:17–20</w:t>
-        </w:r>
-      </w:hyperlink>
-      <w:r>
-        <w:rPr>
-          <w:lang w:val="zh_TW" w:bidi="zh_TW"/>
-        </w:rPr>
-        <w:t>；</w:t>
+        <w:t>必然臨到</w:t>
+      </w:r>
+      <w:r>
+        <w:rPr>
+          <w:lang w:val="zh_TW" w:bidi="zh_TW"/>
+        </w:rPr>
+        <w:t>：在唯有耶和華知道的特定日期，祂要介入人類歷史，使其按著祂的計畫走向適當的終局，為義人伸冤，並審判惡人。神的子民必須耐心等候，因為神的計畫正如期進行（見</w:t>
       </w:r>
       <w:hyperlink r:id="rId42">
-        <w:r>
-          <w:rPr>
-            <w:lang w:val="zh_TW" w:bidi="zh_TW"/>
-          </w:rPr>
-          <w:rPr>
-            <w:color w:val="0000EE"/>
-            <w:u w:val="single"/>
-          </w:rPr>
-          <w:t>結33:2–6</w:t>
-        </w:r>
-      </w:hyperlink>
-      <w:r>
-        <w:rPr>
-          <w:lang w:val="zh_TW" w:bidi="zh_TW"/>
-        </w:rPr>
-        <w:t>）耐心等候，盼望看見神如何回應他的申訴，即使這意味著要接受耶和華的責備。</w:t>
-      </w:r>
-      <w:r>
-        <w:rPr>
-          <w:lang w:val="zh_TW" w:bidi="zh_TW"/>
-        </w:rPr>
-      </w:r>
-      <w:r>
-        <w:rPr>
-          <w:lang w:val="zh_TW" w:bidi="zh_TW"/>
-        </w:rPr>
-      </w:r>
-    </w:p>
-    <w:p>
-      <w:pPr/>
-      <w:r>
-        <w:rPr>
-          <w:lang w:val="zh_TW" w:bidi="zh_TW"/>
-        </w:rPr>
-      </w:r>
-    </w:p>
-    <w:p>
-      <w:pPr>
-        <w:pStyle w:val="Heading2"/>
-      </w:pPr>
-      <w:r>
-        <w:rPr>
-          <w:lang w:val="zh_TW" w:bidi="zh_TW"/>
-        </w:rPr>
-        <w:t>哈巴谷書 2:2</w:t>
-      </w:r>
-      <w:r>
-        <w:rPr>
-          <w:lang w:val="zh_TW" w:bidi="zh_TW"/>
-        </w:rPr>
-      </w:r>
-    </w:p>
-    <w:p>
-      <w:pPr/>
-      <w:r>
-        <w:rPr>
-          <w:lang w:val="zh_TW" w:bidi="zh_TW"/>
-        </w:rPr>
-      </w:r>
-      <w:r>
-        <w:rPr>
-          <w:lang w:val="zh_TW" w:bidi="zh_TW"/>
-        </w:rPr>
-        <w:t>神吩咐先知把這信息（字面意思是</w:t>
-      </w:r>
-      <w:r>
-        <w:rPr>
-          <w:i/>
-          <w:lang w:val="zh_TW" w:bidi="zh_TW"/>
-        </w:rPr>
-        <w:t>異象</w:t>
-      </w:r>
-      <w:r>
-        <w:rPr>
-          <w:lang w:val="zh_TW" w:bidi="zh_TW"/>
-        </w:rPr>
-        <w:t>；和合本譯為：</w:t>
-      </w:r>
-      <w:r>
-        <w:rPr>
-          <w:lang w:val="zh_TW" w:bidi="zh_TW"/>
-        </w:rPr>
-        <w:t>默示</w:t>
-      </w:r>
-      <w:r>
-        <w:rPr>
-          <w:lang w:val="zh_TW" w:bidi="zh_TW"/>
-        </w:rPr>
-        <w:t>）清楚地寫下來，好使人能明白、保存，並傳給別人。</w:t>
-      </w:r>
-      <w:r>
-        <w:rPr>
-          <w:lang w:val="zh_TW" w:bidi="zh_TW"/>
-        </w:rPr>
-      </w:r>
-      <w:r>
-        <w:rPr>
-          <w:lang w:val="zh_TW" w:bidi="zh_TW"/>
-        </w:rPr>
-      </w:r>
-    </w:p>
-    <w:p>
-      <w:pPr/>
-      <w:r>
-        <w:rPr>
-          <w:lang w:val="zh_TW" w:bidi="zh_TW"/>
-        </w:rPr>
-      </w:r>
-    </w:p>
-    <w:p>
-      <w:pPr>
-        <w:pStyle w:val="Heading2"/>
-      </w:pPr>
-      <w:r>
-        <w:rPr>
-          <w:lang w:val="zh_TW" w:bidi="zh_TW"/>
-        </w:rPr>
-        <w:t>哈巴谷書 2:2–5</w:t>
-      </w:r>
-      <w:r>
-        <w:rPr>
-          <w:lang w:val="zh_TW" w:bidi="zh_TW"/>
-        </w:rPr>
-      </w:r>
-    </w:p>
-    <w:p>
-      <w:pPr/>
-      <w:r>
-        <w:rPr>
-          <w:lang w:val="zh_TW" w:bidi="zh_TW"/>
-        </w:rPr>
-      </w:r>
-      <w:r>
-        <w:rPr>
-          <w:lang w:val="zh_TW" w:bidi="zh_TW"/>
-        </w:rPr>
-        <w:t>哈巴谷的使命是要清楚地告訴百姓，即使神的公義看似延遲，祂的審判終必臨到。</w:t>
-      </w:r>
-      <w:r>
-        <w:rPr>
-          <w:lang w:val="zh_TW" w:bidi="zh_TW"/>
-        </w:rPr>
-      </w:r>
-      <w:r>
-        <w:rPr>
-          <w:lang w:val="zh_TW" w:bidi="zh_TW"/>
-        </w:rPr>
-      </w:r>
-    </w:p>
-    <w:p>
-      <w:pPr/>
-      <w:r>
-        <w:rPr>
-          <w:lang w:val="zh_TW" w:bidi="zh_TW"/>
-        </w:rPr>
-      </w:r>
-    </w:p>
-    <w:p>
-      <w:pPr>
-        <w:pStyle w:val="Heading2"/>
-      </w:pPr>
-      <w:r>
-        <w:rPr>
-          <w:lang w:val="zh_TW" w:bidi="zh_TW"/>
-        </w:rPr>
-        <w:t>哈巴谷書 2:2–20</w:t>
-      </w:r>
-      <w:r>
-        <w:rPr>
-          <w:lang w:val="zh_TW" w:bidi="zh_TW"/>
-        </w:rPr>
-      </w:r>
-    </w:p>
-    <w:p>
-      <w:pPr/>
-      <w:r>
-        <w:rPr>
-          <w:lang w:val="zh_TW" w:bidi="zh_TW"/>
-        </w:rPr>
-      </w:r>
-      <w:r>
-        <w:rPr>
-          <w:lang w:val="zh_TW" w:bidi="zh_TW"/>
-        </w:rPr>
-        <w:t>神回應了哈巴谷的第二個申訴（</w:t>
-      </w:r>
-      <w:hyperlink r:id="rId43">
-        <w:r>
-          <w:rPr>
-            <w:lang w:val="zh_TW" w:bidi="zh_TW"/>
-          </w:rPr>
-          <w:rPr>
-            <w:color w:val="0000EE"/>
-            <w:u w:val="single"/>
-          </w:rPr>
-          <w:t>1:12–2:1</w:t>
-        </w:r>
-      </w:hyperlink>
-      <w:r>
-        <w:rPr>
-          <w:lang w:val="zh_TW" w:bidi="zh_TW"/>
-        </w:rPr>
-        <w:t>），但並沒有解釋祂為何揀選巴比倫人。相反，祂保證一切強暴和不義都必受懲罰。</w:t>
-      </w:r>
-      <w:r>
-        <w:rPr>
-          <w:lang w:val="zh_TW" w:bidi="zh_TW"/>
-        </w:rPr>
-      </w:r>
-      <w:r>
-        <w:rPr>
-          <w:lang w:val="zh_TW" w:bidi="zh_TW"/>
-        </w:rPr>
-      </w:r>
-    </w:p>
-    <w:p>
-      <w:pPr/>
-      <w:r>
-        <w:rPr>
-          <w:lang w:val="zh_TW" w:bidi="zh_TW"/>
-        </w:rPr>
-      </w:r>
-    </w:p>
-    <w:p>
-      <w:pPr>
-        <w:pStyle w:val="Heading2"/>
-      </w:pPr>
-      <w:r>
-        <w:rPr>
-          <w:lang w:val="zh_TW" w:bidi="zh_TW"/>
-        </w:rPr>
-        <w:t>哈巴谷書 2:3</w:t>
-      </w:r>
-      <w:r>
-        <w:rPr>
-          <w:lang w:val="zh_TW" w:bidi="zh_TW"/>
-        </w:rPr>
-      </w:r>
-    </w:p>
-    <w:p>
-      <w:pPr/>
-      <w:r>
-        <w:rPr>
-          <w:lang w:val="zh_TW" w:bidi="zh_TW"/>
-        </w:rPr>
-      </w:r>
-      <w:r>
-        <w:rPr>
-          <w:lang w:val="zh_TW" w:bidi="zh_TW"/>
-        </w:rPr>
-        <w:t>必然臨到</w:t>
-      </w:r>
-      <w:r>
-        <w:rPr>
-          <w:lang w:val="zh_TW" w:bidi="zh_TW"/>
-        </w:rPr>
-        <w:t>：在唯有耶和華知道的特定日期，祂要介入人類歷史，使其按著祂的計畫走向適當的終局，為義人伸冤，並審判惡人。神的子民必須耐心等候，因為神的計畫正如期進行（見</w:t>
-      </w:r>
-      <w:hyperlink r:id="rId44">
         <w:r>
           <w:rPr>
             <w:lang w:val="zh_TW" w:bidi="zh_TW"/>
@@ -2182,6 +2139,42 @@
         </w:rPr>
         <w:t>神知道驕傲之人以自我為中心，他們彎曲的行為顯明自己的不義；他們拒絕神的教訓，滿足自己的私慾（</w:t>
       </w:r>
+      <w:hyperlink r:id="rId43">
+        <w:r>
+          <w:rPr>
+            <w:lang w:val="zh_TW" w:bidi="zh_TW"/>
+          </w:rPr>
+          <w:rPr>
+            <w:color w:val="0000EE"/>
+            <w:u w:val="single"/>
+          </w:rPr>
+          <w:t>箴12:15</w:t>
+        </w:r>
+      </w:hyperlink>
+      <w:r>
+        <w:rPr>
+          <w:lang w:val="zh_TW" w:bidi="zh_TW"/>
+        </w:rPr>
+        <w:t>，</w:t>
+      </w:r>
+      <w:hyperlink r:id="rId44">
+        <w:r>
+          <w:rPr>
+            <w:lang w:val="zh_TW" w:bidi="zh_TW"/>
+          </w:rPr>
+          <w:rPr>
+            <w:color w:val="0000EE"/>
+            <w:u w:val="single"/>
+          </w:rPr>
+          <w:t>21:8</w:t>
+        </w:r>
+      </w:hyperlink>
+      <w:r>
+        <w:rPr>
+          <w:lang w:val="zh_TW" w:bidi="zh_TW"/>
+        </w:rPr>
+        <w:t>、</w:t>
+      </w:r>
       <w:hyperlink r:id="rId45">
         <w:r>
           <w:rPr>
@@ -2191,7 +2184,7 @@
             <w:color w:val="0000EE"/>
             <w:u w:val="single"/>
           </w:rPr>
-          <w:t>箴12:15</w:t>
+          <w:t>29</w:t>
         </w:r>
       </w:hyperlink>
       <w:r>
@@ -2201,42 +2194,6 @@
         <w:t>，</w:t>
       </w:r>
       <w:hyperlink r:id="rId46">
-        <w:r>
-          <w:rPr>
-            <w:lang w:val="zh_TW" w:bidi="zh_TW"/>
-          </w:rPr>
-          <w:rPr>
-            <w:color w:val="0000EE"/>
-            <w:u w:val="single"/>
-          </w:rPr>
-          <w:t>21:8</w:t>
-        </w:r>
-      </w:hyperlink>
-      <w:r>
-        <w:rPr>
-          <w:lang w:val="zh_TW" w:bidi="zh_TW"/>
-        </w:rPr>
-        <w:t>、</w:t>
-      </w:r>
-      <w:hyperlink r:id="rId47">
-        <w:r>
-          <w:rPr>
-            <w:lang w:val="zh_TW" w:bidi="zh_TW"/>
-          </w:rPr>
-          <w:rPr>
-            <w:color w:val="0000EE"/>
-            <w:u w:val="single"/>
-          </w:rPr>
-          <w:t>29</w:t>
-        </w:r>
-      </w:hyperlink>
-      <w:r>
-        <w:rPr>
-          <w:lang w:val="zh_TW" w:bidi="zh_TW"/>
-        </w:rPr>
-        <w:t>，</w:t>
-      </w:r>
-      <w:hyperlink r:id="rId48">
         <w:r>
           <w:rPr>
             <w:lang w:val="zh_TW" w:bidi="zh_TW"/>
@@ -2290,6 +2247,42 @@
         </w:rPr>
         <w:t>：希伯來文為 ’emunah。在創世記中，這個詞的詞根（’mn）是用來形容亞伯蘭信靠神（</w:t>
       </w:r>
+      <w:hyperlink r:id="rId47">
+        <w:r>
+          <w:rPr>
+            <w:lang w:val="zh_TW" w:bidi="zh_TW"/>
+          </w:rPr>
+          <w:rPr>
+            <w:color w:val="0000EE"/>
+            <w:u w:val="single"/>
+          </w:rPr>
+          <w:t>創15:6</w:t>
+        </w:r>
+      </w:hyperlink>
+      <w:r>
+        <w:rPr>
+          <w:lang w:val="zh_TW" w:bidi="zh_TW"/>
+        </w:rPr>
+        <w:t>）。神改變那些信靠祂之人的心，使他們能忠心遵行神的聖潔標準。另見</w:t>
+      </w:r>
+      <w:hyperlink r:id="rId48">
+        <w:r>
+          <w:rPr>
+            <w:lang w:val="zh_TW" w:bidi="zh_TW"/>
+          </w:rPr>
+          <w:rPr>
+            <w:color w:val="0000EE"/>
+            <w:u w:val="single"/>
+          </w:rPr>
+          <w:t>羅馬書一章16至17節</w:t>
+        </w:r>
+      </w:hyperlink>
+      <w:r>
+        <w:rPr>
+          <w:lang w:val="zh_TW" w:bidi="zh_TW"/>
+        </w:rPr>
+        <w:t>；</w:t>
+      </w:r>
       <w:hyperlink r:id="rId49">
         <w:r>
           <w:rPr>
@@ -2299,52 +2292,16 @@
             <w:color w:val="0000EE"/>
             <w:u w:val="single"/>
           </w:rPr>
-          <w:t>創15:6</w:t>
-        </w:r>
-      </w:hyperlink>
-      <w:r>
-        <w:rPr>
-          <w:lang w:val="zh_TW" w:bidi="zh_TW"/>
-        </w:rPr>
-        <w:t>）。神改變那些信靠祂之人的心，使他們能忠心遵行神的聖潔標準。另見</w:t>
+          <w:t>加拉太書三章11節</w:t>
+        </w:r>
+      </w:hyperlink>
+      <w:r>
+        <w:rPr>
+          <w:lang w:val="zh_TW" w:bidi="zh_TW"/>
+        </w:rPr>
+        <w:t>；</w:t>
       </w:r>
       <w:hyperlink r:id="rId50">
-        <w:r>
-          <w:rPr>
-            <w:lang w:val="zh_TW" w:bidi="zh_TW"/>
-          </w:rPr>
-          <w:rPr>
-            <w:color w:val="0000EE"/>
-            <w:u w:val="single"/>
-          </w:rPr>
-          <w:t>羅馬書一章16至17節</w:t>
-        </w:r>
-      </w:hyperlink>
-      <w:r>
-        <w:rPr>
-          <w:lang w:val="zh_TW" w:bidi="zh_TW"/>
-        </w:rPr>
-        <w:t>；</w:t>
-      </w:r>
-      <w:hyperlink r:id="rId51">
-        <w:r>
-          <w:rPr>
-            <w:lang w:val="zh_TW" w:bidi="zh_TW"/>
-          </w:rPr>
-          <w:rPr>
-            <w:color w:val="0000EE"/>
-            <w:u w:val="single"/>
-          </w:rPr>
-          <w:t>加拉太書三章11節</w:t>
-        </w:r>
-      </w:hyperlink>
-      <w:r>
-        <w:rPr>
-          <w:lang w:val="zh_TW" w:bidi="zh_TW"/>
-        </w:rPr>
-        <w:t>；</w:t>
-      </w:r>
-      <w:hyperlink r:id="rId52">
         <w:r>
           <w:rPr>
             <w:lang w:val="zh_TW" w:bidi="zh_TW"/>
@@ -2456,6 +2413,90 @@
         </w:rPr>
         <w:t>）：這個意象將巴比倫人比喻為債主，他們以壓迫性的手段使債務人起來反抗他們。貪婪很容易玷污個人或一個民族的屬靈品格（</w:t>
       </w:r>
+      <w:hyperlink r:id="rId51">
+        <w:r>
+          <w:rPr>
+            <w:lang w:val="zh_TW" w:bidi="zh_TW"/>
+          </w:rPr>
+          <w:rPr>
+            <w:color w:val="0000EE"/>
+            <w:u w:val="single"/>
+          </w:rPr>
+          <w:t>路12:15</w:t>
+        </w:r>
+      </w:hyperlink>
+      <w:r>
+        <w:rPr>
+          <w:lang w:val="zh_TW" w:bidi="zh_TW"/>
+        </w:rPr>
+        <w:t>；</w:t>
+      </w:r>
+      <w:hyperlink r:id="rId52">
+        <w:r>
+          <w:rPr>
+            <w:lang w:val="zh_TW" w:bidi="zh_TW"/>
+          </w:rPr>
+          <w:rPr>
+            <w:color w:val="0000EE"/>
+            <w:u w:val="single"/>
+          </w:rPr>
+          <w:t>弗5:3</w:t>
+        </w:r>
+      </w:hyperlink>
+      <w:r>
+        <w:rPr>
+          <w:lang w:val="zh_TW" w:bidi="zh_TW"/>
+        </w:rPr>
+        <w:t>）。</w:t>
+      </w:r>
+      <w:r>
+        <w:rPr>
+          <w:lang w:val="zh_TW" w:bidi="zh_TW"/>
+        </w:rPr>
+      </w:r>
+      <w:r>
+        <w:rPr>
+          <w:lang w:val="zh_TW" w:bidi="zh_TW"/>
+        </w:rPr>
+      </w:r>
+    </w:p>
+    <w:p>
+      <w:pPr/>
+      <w:r>
+        <w:rPr>
+          <w:lang w:val="zh_TW" w:bidi="zh_TW"/>
+        </w:rPr>
+      </w:r>
+    </w:p>
+    <w:p>
+      <w:pPr>
+        <w:pStyle w:val="Heading2"/>
+      </w:pPr>
+      <w:r>
+        <w:rPr>
+          <w:lang w:val="zh_TW" w:bidi="zh_TW"/>
+        </w:rPr>
+        <w:t>哈巴谷書 2:6–20</w:t>
+      </w:r>
+      <w:r>
+        <w:rPr>
+          <w:lang w:val="zh_TW" w:bidi="zh_TW"/>
+        </w:rPr>
+      </w:r>
+    </w:p>
+    <w:p>
+      <w:pPr/>
+      <w:r>
+        <w:rPr>
+          <w:lang w:val="zh_TW" w:bidi="zh_TW"/>
+        </w:rPr>
+      </w:r>
+      <w:r>
+        <w:rPr>
+          <w:lang w:val="zh_TW" w:bidi="zh_TW"/>
+        </w:rPr>
+        <w:t>五首諷刺詩（</w:t>
+      </w:r>
       <w:hyperlink r:id="rId53">
         <w:r>
           <w:rPr>
@@ -2465,14 +2506,14 @@
             <w:color w:val="0000EE"/>
             <w:u w:val="single"/>
           </w:rPr>
-          <w:t>路12:15</w:t>
-        </w:r>
-      </w:hyperlink>
-      <w:r>
-        <w:rPr>
-          <w:lang w:val="zh_TW" w:bidi="zh_TW"/>
-        </w:rPr>
-        <w:t>；</w:t>
+          <w:t>2:6–8</w:t>
+        </w:r>
+      </w:hyperlink>
+      <w:r>
+        <w:rPr>
+          <w:lang w:val="zh_TW" w:bidi="zh_TW"/>
+        </w:rPr>
+        <w:t>、</w:t>
       </w:r>
       <w:hyperlink r:id="rId54">
         <w:r>
@@ -2483,62 +2524,14 @@
             <w:color w:val="0000EE"/>
             <w:u w:val="single"/>
           </w:rPr>
-          <w:t>弗5:3</w:t>
-        </w:r>
-      </w:hyperlink>
-      <w:r>
-        <w:rPr>
-          <w:lang w:val="zh_TW" w:bidi="zh_TW"/>
-        </w:rPr>
-        <w:t>）。</w:t>
-      </w:r>
-      <w:r>
-        <w:rPr>
-          <w:lang w:val="zh_TW" w:bidi="zh_TW"/>
-        </w:rPr>
-      </w:r>
-      <w:r>
-        <w:rPr>
-          <w:lang w:val="zh_TW" w:bidi="zh_TW"/>
-        </w:rPr>
-      </w:r>
-    </w:p>
-    <w:p>
-      <w:pPr/>
-      <w:r>
-        <w:rPr>
-          <w:lang w:val="zh_TW" w:bidi="zh_TW"/>
-        </w:rPr>
-      </w:r>
-    </w:p>
-    <w:p>
-      <w:pPr>
-        <w:pStyle w:val="Heading2"/>
-      </w:pPr>
-      <w:r>
-        <w:rPr>
-          <w:lang w:val="zh_TW" w:bidi="zh_TW"/>
-        </w:rPr>
-        <w:t>哈巴谷書 2:6–20</w:t>
-      </w:r>
-      <w:r>
-        <w:rPr>
-          <w:lang w:val="zh_TW" w:bidi="zh_TW"/>
-        </w:rPr>
-      </w:r>
-    </w:p>
-    <w:p>
-      <w:pPr/>
-      <w:r>
-        <w:rPr>
-          <w:lang w:val="zh_TW" w:bidi="zh_TW"/>
-        </w:rPr>
-      </w:r>
-      <w:r>
-        <w:rPr>
-          <w:lang w:val="zh_TW" w:bidi="zh_TW"/>
-        </w:rPr>
-        <w:t>五首諷刺詩（</w:t>
+          <w:t>9–11</w:t>
+        </w:r>
+      </w:hyperlink>
+      <w:r>
+        <w:rPr>
+          <w:lang w:val="zh_TW" w:bidi="zh_TW"/>
+        </w:rPr>
+        <w:t>、</w:t>
       </w:r>
       <w:hyperlink r:id="rId55">
         <w:r>
@@ -2549,7 +2542,7 @@
             <w:color w:val="0000EE"/>
             <w:u w:val="single"/>
           </w:rPr>
-          <w:t>2:6–8</w:t>
+          <w:t>12–14</w:t>
         </w:r>
       </w:hyperlink>
       <w:r>
@@ -2567,7 +2560,7 @@
             <w:color w:val="0000EE"/>
             <w:u w:val="single"/>
           </w:rPr>
-          <w:t>9–11</w:t>
+          <w:t>15–17</w:t>
         </w:r>
       </w:hyperlink>
       <w:r>
@@ -2585,52 +2578,16 @@
             <w:color w:val="0000EE"/>
             <w:u w:val="single"/>
           </w:rPr>
-          <w:t>12–14</w:t>
-        </w:r>
-      </w:hyperlink>
-      <w:r>
-        <w:rPr>
-          <w:lang w:val="zh_TW" w:bidi="zh_TW"/>
-        </w:rPr>
-        <w:t>、</w:t>
+          <w:t>18–20</w:t>
+        </w:r>
+      </w:hyperlink>
+      <w:r>
+        <w:rPr>
+          <w:lang w:val="zh_TW" w:bidi="zh_TW"/>
+        </w:rPr>
+        <w:t>）是在描繪神將來對巴比倫人（以及一切像巴比倫人一樣沉溺於強暴和不義之人）的審判。神任憑他們自取滅亡。當惡人受審判時，那些曾受苦的人將能重複這些諷刺的話（見</w:t>
       </w:r>
       <w:hyperlink r:id="rId58">
-        <w:r>
-          <w:rPr>
-            <w:lang w:val="zh_TW" w:bidi="zh_TW"/>
-          </w:rPr>
-          <w:rPr>
-            <w:color w:val="0000EE"/>
-            <w:u w:val="single"/>
-          </w:rPr>
-          <w:t>15–17</w:t>
-        </w:r>
-      </w:hyperlink>
-      <w:r>
-        <w:rPr>
-          <w:lang w:val="zh_TW" w:bidi="zh_TW"/>
-        </w:rPr>
-        <w:t>、</w:t>
-      </w:r>
-      <w:hyperlink r:id="rId59">
-        <w:r>
-          <w:rPr>
-            <w:lang w:val="zh_TW" w:bidi="zh_TW"/>
-          </w:rPr>
-          <w:rPr>
-            <w:color w:val="0000EE"/>
-            <w:u w:val="single"/>
-          </w:rPr>
-          <w:t>18–20</w:t>
-        </w:r>
-      </w:hyperlink>
-      <w:r>
-        <w:rPr>
-          <w:lang w:val="zh_TW" w:bidi="zh_TW"/>
-        </w:rPr>
-        <w:t>）是在描繪神將來對巴比倫人（以及一切像巴比倫人一樣沉溺於強暴和不義之人）的審判。神任憑他們自取滅亡。當惡人受審判時，那些曾受苦的人將能重複這些諷刺的話（見</w:t>
-      </w:r>
-      <w:hyperlink r:id="rId60">
         <w:r>
           <w:rPr>
             <w:lang w:val="zh_TW" w:bidi="zh_TW"/>
@@ -2808,6 +2765,90 @@
         </w:rPr>
         <w:t>一樣普及（</w:t>
       </w:r>
+      <w:hyperlink r:id="rId59">
+        <w:r>
+          <w:rPr>
+            <w:lang w:val="zh_TW" w:bidi="zh_TW"/>
+          </w:rPr>
+          <w:rPr>
+            <w:color w:val="0000EE"/>
+            <w:u w:val="single"/>
+          </w:rPr>
+          <w:t>賽11:9</w:t>
+        </w:r>
+      </w:hyperlink>
+      <w:r>
+        <w:rPr>
+          <w:lang w:val="zh_TW" w:bidi="zh_TW"/>
+        </w:rPr>
+        <w:t>）。</w:t>
+      </w:r>
+      <w:r>
+        <w:rPr>
+          <w:lang w:val="zh_TW" w:bidi="zh_TW"/>
+        </w:rPr>
+      </w:r>
+      <w:r>
+        <w:rPr>
+          <w:lang w:val="zh_TW" w:bidi="zh_TW"/>
+        </w:rPr>
+      </w:r>
+    </w:p>
+    <w:p>
+      <w:pPr/>
+      <w:r>
+        <w:rPr>
+          <w:lang w:val="zh_TW" w:bidi="zh_TW"/>
+        </w:rPr>
+      </w:r>
+    </w:p>
+    <w:p>
+      <w:pPr>
+        <w:pStyle w:val="Heading2"/>
+      </w:pPr>
+      <w:r>
+        <w:rPr>
+          <w:lang w:val="zh_TW" w:bidi="zh_TW"/>
+        </w:rPr>
+        <w:t>哈巴谷書 2:15–17</w:t>
+      </w:r>
+      <w:r>
+        <w:rPr>
+          <w:lang w:val="zh_TW" w:bidi="zh_TW"/>
+        </w:rPr>
+      </w:r>
+    </w:p>
+    <w:p>
+      <w:pPr/>
+      <w:r>
+        <w:rPr>
+          <w:lang w:val="zh_TW" w:bidi="zh_TW"/>
+        </w:rPr>
+      </w:r>
+      <w:r>
+        <w:rPr>
+          <w:lang w:val="zh_TW" w:bidi="zh_TW"/>
+        </w:rPr>
+        <w:t>在第四首諷刺詩中，巴比倫人因他們加諸於人、動物與環境的可恥行徑而受譴責。他們就像一個看似好客的人，卻在使鄰舍喝醉之後，剝奪他們的一切。然而，巴比倫人將在喝下耶和華審判之杯後蒙羞（見</w:t>
+      </w:r>
+      <w:hyperlink r:id="rId60">
+        <w:r>
+          <w:rPr>
+            <w:lang w:val="zh_TW" w:bidi="zh_TW"/>
+          </w:rPr>
+          <w:rPr>
+            <w:color w:val="0000EE"/>
+            <w:u w:val="single"/>
+          </w:rPr>
+          <w:t>耶25:15–17</w:t>
+        </w:r>
+      </w:hyperlink>
+      <w:r>
+        <w:rPr>
+          <w:lang w:val="zh_TW" w:bidi="zh_TW"/>
+        </w:rPr>
+        <w:t>；參</w:t>
+      </w:r>
       <w:hyperlink r:id="rId61">
         <w:r>
           <w:rPr>
@@ -2817,7 +2858,7 @@
             <w:color w:val="0000EE"/>
             <w:u w:val="single"/>
           </w:rPr>
-          <w:t>賽11:9</w:t>
+          <w:t>約18:11</w:t>
         </w:r>
       </w:hyperlink>
       <w:r>
@@ -2853,7 +2894,7 @@
         <w:rPr>
           <w:lang w:val="zh_TW" w:bidi="zh_TW"/>
         </w:rPr>
-        <w:t>哈巴谷書 2:15–17</w:t>
+        <w:t>哈巴谷書 2:18–20</w:t>
       </w:r>
       <w:r>
         <w:rPr>
@@ -2872,7 +2913,7 @@
         <w:rPr>
           <w:lang w:val="zh_TW" w:bidi="zh_TW"/>
         </w:rPr>
-        <w:t>在第四首諷刺詩中，巴比倫人因他們加諸於人、動物與環境的可恥行徑而受譴責。他們就像一個看似好客的人，卻在使鄰舍喝醉之後，剝奪他們的一切。然而，巴比倫人將在喝下耶和華審判之杯後蒙羞（見</w:t>
+        <w:t>在第五首諷刺詩中，巴比倫人因他們對偶像的虔誠而受譴責。無論偶像是人手雕刻的還是鑄造的，都不能拯救人，也不能教導敬拜它們的人（</w:t>
       </w:r>
       <w:hyperlink r:id="rId62">
         <w:r>
@@ -2883,7 +2924,43 @@
             <w:color w:val="0000EE"/>
             <w:u w:val="single"/>
           </w:rPr>
-          <w:t>耶25:15–17</w:t>
+          <w:t>賽42:17</w:t>
+        </w:r>
+      </w:hyperlink>
+      <w:r>
+        <w:rPr>
+          <w:lang w:val="zh_TW" w:bidi="zh_TW"/>
+        </w:rPr>
+        <w:t>）。唯有耶和華配得我們的敬拜（</w:t>
+      </w:r>
+      <w:hyperlink r:id="rId63">
+        <w:r>
+          <w:rPr>
+            <w:lang w:val="zh_TW" w:bidi="zh_TW"/>
+          </w:rPr>
+          <w:rPr>
+            <w:color w:val="0000EE"/>
+            <w:u w:val="single"/>
+          </w:rPr>
+          <w:t>哈2:20</w:t>
+        </w:r>
+      </w:hyperlink>
+      <w:r>
+        <w:rPr>
+          <w:lang w:val="zh_TW" w:bidi="zh_TW"/>
+        </w:rPr>
+        <w:t>；</w:t>
+      </w:r>
+      <w:hyperlink r:id="rId64">
+        <w:r>
+          <w:rPr>
+            <w:lang w:val="zh_TW" w:bidi="zh_TW"/>
+          </w:rPr>
+          <w:rPr>
+            <w:color w:val="0000EE"/>
+            <w:u w:val="single"/>
+          </w:rPr>
+          <w:t>出20:2–6</w:t>
         </w:r>
       </w:hyperlink>
       <w:r>
@@ -2892,16 +2969,16 @@
         </w:rPr>
         <w:t>；參</w:t>
       </w:r>
-      <w:hyperlink r:id="rId63">
-        <w:r>
-          <w:rPr>
-            <w:lang w:val="zh_TW" w:bidi="zh_TW"/>
-          </w:rPr>
-          <w:rPr>
-            <w:color w:val="0000EE"/>
-            <w:u w:val="single"/>
-          </w:rPr>
-          <w:t>約18:11</w:t>
+      <w:hyperlink r:id="rId65">
+        <w:r>
+          <w:rPr>
+            <w:lang w:val="zh_TW" w:bidi="zh_TW"/>
+          </w:rPr>
+          <w:rPr>
+            <w:color w:val="0000EE"/>
+            <w:u w:val="single"/>
+          </w:rPr>
+          <w:t>傳5:1–2</w:t>
         </w:r>
       </w:hyperlink>
       <w:r>
@@ -2937,7 +3014,7 @@
         <w:rPr>
           <w:lang w:val="zh_TW" w:bidi="zh_TW"/>
         </w:rPr>
-        <w:t>哈巴谷書 2:18–20</w:t>
+        <w:t>哈巴谷書 2:20</w:t>
       </w:r>
       <w:r>
         <w:rPr>
@@ -2956,36 +3033,72 @@
         <w:rPr>
           <w:lang w:val="zh_TW" w:bidi="zh_TW"/>
         </w:rPr>
-        <w:t>在第五首諷刺詩中，巴比倫人因他們對偶像的虔誠而受譴責。無論偶像是人手雕刻的還是鑄造的，都不能拯救人，也不能教導敬拜它們的人（</w:t>
-      </w:r>
-      <w:hyperlink r:id="rId64">
-        <w:r>
-          <w:rPr>
-            <w:lang w:val="zh_TW" w:bidi="zh_TW"/>
-          </w:rPr>
-          <w:rPr>
-            <w:color w:val="0000EE"/>
-            <w:u w:val="single"/>
-          </w:rPr>
-          <w:t>賽42:17</w:t>
-        </w:r>
-      </w:hyperlink>
-      <w:r>
-        <w:rPr>
-          <w:lang w:val="zh_TW" w:bidi="zh_TW"/>
-        </w:rPr>
-        <w:t>）。唯有耶和華配得我們的敬拜（</w:t>
-      </w:r>
-      <w:hyperlink r:id="rId65">
-        <w:r>
-          <w:rPr>
-            <w:lang w:val="zh_TW" w:bidi="zh_TW"/>
-          </w:rPr>
-          <w:rPr>
-            <w:color w:val="0000EE"/>
-            <w:u w:val="single"/>
-          </w:rPr>
-          <w:t>哈2:20</w:t>
+        <w:t>這一系列諷刺詩以一個宣告作結：掌管萬國的，並不是巴比倫的偶像（</w:t>
+      </w:r>
+      <w:hyperlink r:id="rId57">
+        <w:r>
+          <w:rPr>
+            <w:lang w:val="zh_TW" w:bidi="zh_TW"/>
+          </w:rPr>
+          <w:rPr>
+            <w:color w:val="0000EE"/>
+            <w:u w:val="single"/>
+          </w:rPr>
+          <w:t>2:18–20</w:t>
+        </w:r>
+      </w:hyperlink>
+      <w:r>
+        <w:rPr>
+          <w:lang w:val="zh_TW" w:bidi="zh_TW"/>
+        </w:rPr>
+        <w:t>），而是那位聖潔的神。與毫無生命的巴比倫偶像不同，又真又活的神住在祂的聖殿中。祂的同在充滿了天上的聖所（</w:t>
+      </w:r>
+      <w:hyperlink r:id="rId66">
+        <w:r>
+          <w:rPr>
+            <w:lang w:val="zh_TW" w:bidi="zh_TW"/>
+          </w:rPr>
+          <w:rPr>
+            <w:color w:val="0000EE"/>
+            <w:u w:val="single"/>
+          </w:rPr>
+          <w:t>賽6:1–5</w:t>
+        </w:r>
+      </w:hyperlink>
+      <w:r>
+        <w:rPr>
+          <w:lang w:val="zh_TW" w:bidi="zh_TW"/>
+        </w:rPr>
+        <w:t>）——在哈巴谷的時代，也充滿了耶路撒冷的聖殿（</w:t>
+      </w:r>
+      <w:hyperlink r:id="rId67">
+        <w:r>
+          <w:rPr>
+            <w:lang w:val="zh_TW" w:bidi="zh_TW"/>
+          </w:rPr>
+          <w:rPr>
+            <w:color w:val="0000EE"/>
+            <w:u w:val="single"/>
+          </w:rPr>
+          <w:t>王上8:10–11</w:t>
+        </w:r>
+      </w:hyperlink>
+      <w:r>
+        <w:rPr>
+          <w:lang w:val="zh_TW" w:bidi="zh_TW"/>
+        </w:rPr>
+        <w:t>）。神掌管全地，並期望世人以謙卑順服的心敬拜祂（</w:t>
+      </w:r>
+      <w:hyperlink r:id="rId68">
+        <w:r>
+          <w:rPr>
+            <w:lang w:val="zh_TW" w:bidi="zh_TW"/>
+          </w:rPr>
+          <w:rPr>
+            <w:color w:val="0000EE"/>
+            <w:u w:val="single"/>
+          </w:rPr>
+          <w:t>詩63:1–4</w:t>
         </w:r>
       </w:hyperlink>
       <w:r>
@@ -2994,126 +3107,6 @@
         </w:rPr>
         <w:t>；</w:t>
       </w:r>
-      <w:hyperlink r:id="rId66">
-        <w:r>
-          <w:rPr>
-            <w:lang w:val="zh_TW" w:bidi="zh_TW"/>
-          </w:rPr>
-          <w:rPr>
-            <w:color w:val="0000EE"/>
-            <w:u w:val="single"/>
-          </w:rPr>
-          <w:t>出20:2–6</w:t>
-        </w:r>
-      </w:hyperlink>
-      <w:r>
-        <w:rPr>
-          <w:lang w:val="zh_TW" w:bidi="zh_TW"/>
-        </w:rPr>
-        <w:t>；參</w:t>
-      </w:r>
-      <w:hyperlink r:id="rId67">
-        <w:r>
-          <w:rPr>
-            <w:lang w:val="zh_TW" w:bidi="zh_TW"/>
-          </w:rPr>
-          <w:rPr>
-            <w:color w:val="0000EE"/>
-            <w:u w:val="single"/>
-          </w:rPr>
-          <w:t>傳5:1–2</w:t>
-        </w:r>
-      </w:hyperlink>
-      <w:r>
-        <w:rPr>
-          <w:lang w:val="zh_TW" w:bidi="zh_TW"/>
-        </w:rPr>
-        <w:t>）。</w:t>
-      </w:r>
-      <w:r>
-        <w:rPr>
-          <w:lang w:val="zh_TW" w:bidi="zh_TW"/>
-        </w:rPr>
-      </w:r>
-      <w:r>
-        <w:rPr>
-          <w:lang w:val="zh_TW" w:bidi="zh_TW"/>
-        </w:rPr>
-      </w:r>
-    </w:p>
-    <w:p>
-      <w:pPr/>
-      <w:r>
-        <w:rPr>
-          <w:lang w:val="zh_TW" w:bidi="zh_TW"/>
-        </w:rPr>
-      </w:r>
-    </w:p>
-    <w:p>
-      <w:pPr>
-        <w:pStyle w:val="Heading2"/>
-      </w:pPr>
-      <w:r>
-        <w:rPr>
-          <w:lang w:val="zh_TW" w:bidi="zh_TW"/>
-        </w:rPr>
-        <w:t>哈巴谷書 2:20</w:t>
-      </w:r>
-      <w:r>
-        <w:rPr>
-          <w:lang w:val="zh_TW" w:bidi="zh_TW"/>
-        </w:rPr>
-      </w:r>
-    </w:p>
-    <w:p>
-      <w:pPr/>
-      <w:r>
-        <w:rPr>
-          <w:lang w:val="zh_TW" w:bidi="zh_TW"/>
-        </w:rPr>
-      </w:r>
-      <w:r>
-        <w:rPr>
-          <w:lang w:val="zh_TW" w:bidi="zh_TW"/>
-        </w:rPr>
-        <w:t>這一系列諷刺詩以一個宣告作結：掌管萬國的，並不是巴比倫的偶像（</w:t>
-      </w:r>
-      <w:hyperlink r:id="rId59">
-        <w:r>
-          <w:rPr>
-            <w:lang w:val="zh_TW" w:bidi="zh_TW"/>
-          </w:rPr>
-          <w:rPr>
-            <w:color w:val="0000EE"/>
-            <w:u w:val="single"/>
-          </w:rPr>
-          <w:t>2:18–20</w:t>
-        </w:r>
-      </w:hyperlink>
-      <w:r>
-        <w:rPr>
-          <w:lang w:val="zh_TW" w:bidi="zh_TW"/>
-        </w:rPr>
-        <w:t>），而是那位聖潔的神。與毫無生命的巴比倫偶像不同，又真又活的神住在祂的聖殿中。祂的同在充滿了天上的聖所（</w:t>
-      </w:r>
-      <w:hyperlink r:id="rId68">
-        <w:r>
-          <w:rPr>
-            <w:lang w:val="zh_TW" w:bidi="zh_TW"/>
-          </w:rPr>
-          <w:rPr>
-            <w:color w:val="0000EE"/>
-            <w:u w:val="single"/>
-          </w:rPr>
-          <w:t>賽6:1–5</w:t>
-        </w:r>
-      </w:hyperlink>
-      <w:r>
-        <w:rPr>
-          <w:lang w:val="zh_TW" w:bidi="zh_TW"/>
-        </w:rPr>
-        <w:t>）——在哈巴谷的時代，也充滿了耶路撒冷的聖殿（</w:t>
-      </w:r>
       <w:hyperlink r:id="rId69">
         <w:r>
           <w:rPr>
@@ -3123,14 +3116,14 @@
             <w:color w:val="0000EE"/>
             <w:u w:val="single"/>
           </w:rPr>
-          <w:t>王上8:10–11</w:t>
-        </w:r>
-      </w:hyperlink>
-      <w:r>
-        <w:rPr>
-          <w:lang w:val="zh_TW" w:bidi="zh_TW"/>
-        </w:rPr>
-        <w:t>）。神掌管全地，並期望世人以謙卑順服的心敬拜祂（</w:t>
+          <w:t>耶10:1–10</w:t>
+        </w:r>
+      </w:hyperlink>
+      <w:r>
+        <w:rPr>
+          <w:lang w:val="zh_TW" w:bidi="zh_TW"/>
+        </w:rPr>
+        <w:t>；</w:t>
       </w:r>
       <w:hyperlink r:id="rId70">
         <w:r>
@@ -3141,7 +3134,7 @@
             <w:color w:val="0000EE"/>
             <w:u w:val="single"/>
           </w:rPr>
-          <w:t>詩63:1–4</w:t>
+          <w:t>彌7:16</w:t>
         </w:r>
       </w:hyperlink>
       <w:r>
@@ -3151,42 +3144,6 @@
         <w:t>；</w:t>
       </w:r>
       <w:hyperlink r:id="rId71">
-        <w:r>
-          <w:rPr>
-            <w:lang w:val="zh_TW" w:bidi="zh_TW"/>
-          </w:rPr>
-          <w:rPr>
-            <w:color w:val="0000EE"/>
-            <w:u w:val="single"/>
-          </w:rPr>
-          <w:t>耶10:1–10</w:t>
-        </w:r>
-      </w:hyperlink>
-      <w:r>
-        <w:rPr>
-          <w:lang w:val="zh_TW" w:bidi="zh_TW"/>
-        </w:rPr>
-        <w:t>；</w:t>
-      </w:r>
-      <w:hyperlink r:id="rId72">
-        <w:r>
-          <w:rPr>
-            <w:lang w:val="zh_TW" w:bidi="zh_TW"/>
-          </w:rPr>
-          <w:rPr>
-            <w:color w:val="0000EE"/>
-            <w:u w:val="single"/>
-          </w:rPr>
-          <w:t>彌7:16</w:t>
-        </w:r>
-      </w:hyperlink>
-      <w:r>
-        <w:rPr>
-          <w:lang w:val="zh_TW" w:bidi="zh_TW"/>
-        </w:rPr>
-        <w:t>；</w:t>
-      </w:r>
-      <w:hyperlink r:id="rId73">
         <w:r>
           <w:rPr>
             <w:lang w:val="zh_TW" w:bidi="zh_TW"/>
@@ -3304,7 +3261,7 @@
         </w:rPr>
         <w:t>哈巴谷在那位坐在聖殿中為王的至聖者面前心存敬畏（</w:t>
       </w:r>
-      <w:hyperlink r:id="rId65">
+      <w:hyperlink r:id="rId63">
         <w:r>
           <w:rPr>
             <w:lang w:val="zh_TW" w:bidi="zh_TW"/>
@@ -3340,7 +3297,7 @@
         </w:rPr>
         <w:t>面對神傳達猶大將受管教的信息，哈巴谷祈求那位過去曾為以色列施行奇妙拯救的神，再次顯明祂救贖的作為（另見</w:t>
       </w:r>
-      <w:hyperlink r:id="rId74">
+      <w:hyperlink r:id="rId72">
         <w:r>
           <w:rPr>
             <w:lang w:val="zh_TW" w:bidi="zh_TW"/>
@@ -3444,43 +3401,43 @@
         </w:rPr>
         <w:t>；和合本譯為：提幔）：提幔是以東的重要城邑之一（另見</w:t>
       </w:r>
+      <w:hyperlink r:id="rId73">
+        <w:r>
+          <w:rPr>
+            <w:lang w:val="zh_TW" w:bidi="zh_TW"/>
+          </w:rPr>
+          <w:rPr>
+            <w:color w:val="0000EE"/>
+            <w:u w:val="single"/>
+          </w:rPr>
+          <w:t>伯2:11</w:t>
+        </w:r>
+      </w:hyperlink>
+      <w:r>
+        <w:rPr>
+          <w:lang w:val="zh_TW" w:bidi="zh_TW"/>
+        </w:rPr>
+        <w:t>；</w:t>
+      </w:r>
+      <w:hyperlink r:id="rId74">
+        <w:r>
+          <w:rPr>
+            <w:lang w:val="zh_TW" w:bidi="zh_TW"/>
+          </w:rPr>
+          <w:rPr>
+            <w:color w:val="0000EE"/>
+            <w:u w:val="single"/>
+          </w:rPr>
+          <w:t>耶49:7</w:t>
+        </w:r>
+      </w:hyperlink>
+      <w:r>
+        <w:rPr>
+          <w:lang w:val="zh_TW" w:bidi="zh_TW"/>
+        </w:rPr>
+        <w:t>）；此名稱也可指整個提幔所在的以東地區（參</w:t>
+      </w:r>
       <w:hyperlink r:id="rId75">
-        <w:r>
-          <w:rPr>
-            <w:lang w:val="zh_TW" w:bidi="zh_TW"/>
-          </w:rPr>
-          <w:rPr>
-            <w:color w:val="0000EE"/>
-            <w:u w:val="single"/>
-          </w:rPr>
-          <w:t>伯2:11</w:t>
-        </w:r>
-      </w:hyperlink>
-      <w:r>
-        <w:rPr>
-          <w:lang w:val="zh_TW" w:bidi="zh_TW"/>
-        </w:rPr>
-        <w:t>；</w:t>
-      </w:r>
-      <w:hyperlink r:id="rId76">
-        <w:r>
-          <w:rPr>
-            <w:lang w:val="zh_TW" w:bidi="zh_TW"/>
-          </w:rPr>
-          <w:rPr>
-            <w:color w:val="0000EE"/>
-            <w:u w:val="single"/>
-          </w:rPr>
-          <w:t>耶49:7</w:t>
-        </w:r>
-      </w:hyperlink>
-      <w:r>
-        <w:rPr>
-          <w:lang w:val="zh_TW" w:bidi="zh_TW"/>
-        </w:rPr>
-        <w:t>）；此名稱也可指整個提幔所在的以東地區（參</w:t>
-      </w:r>
-      <w:hyperlink r:id="rId77">
         <w:r>
           <w:rPr>
             <w:lang w:val="zh_TW" w:bidi="zh_TW"/>
@@ -3522,6 +3479,42 @@
         </w:rPr>
         <w:t>是神的重要稱號之一，因為聖潔是祂的屬性特徵（</w:t>
       </w:r>
+      <w:hyperlink r:id="rId76">
+        <w:r>
+          <w:rPr>
+            <w:lang w:val="zh_TW" w:bidi="zh_TW"/>
+          </w:rPr>
+          <w:rPr>
+            <w:color w:val="0000EE"/>
+            <w:u w:val="single"/>
+          </w:rPr>
+          <w:t>哈1:12</w:t>
+        </w:r>
+      </w:hyperlink>
+      <w:r>
+        <w:rPr>
+          <w:lang w:val="zh_TW" w:bidi="zh_TW"/>
+        </w:rPr>
+        <w:t>；另見</w:t>
+      </w:r>
+      <w:hyperlink r:id="rId77">
+        <w:r>
+          <w:rPr>
+            <w:lang w:val="zh_TW" w:bidi="zh_TW"/>
+          </w:rPr>
+          <w:rPr>
+            <w:color w:val="0000EE"/>
+            <w:u w:val="single"/>
+          </w:rPr>
+          <w:t>出15:11</w:t>
+        </w:r>
+      </w:hyperlink>
+      <w:r>
+        <w:rPr>
+          <w:lang w:val="zh_TW" w:bidi="zh_TW"/>
+        </w:rPr>
+        <w:t>；</w:t>
+      </w:r>
       <w:hyperlink r:id="rId78">
         <w:r>
           <w:rPr>
@@ -3531,14 +3524,14 @@
             <w:color w:val="0000EE"/>
             <w:u w:val="single"/>
           </w:rPr>
-          <w:t>哈1:12</w:t>
-        </w:r>
-      </w:hyperlink>
-      <w:r>
-        <w:rPr>
-          <w:lang w:val="zh_TW" w:bidi="zh_TW"/>
-        </w:rPr>
-        <w:t>；另見</w:t>
+          <w:t>王下19:22</w:t>
+        </w:r>
+      </w:hyperlink>
+      <w:r>
+        <w:rPr>
+          <w:lang w:val="zh_TW" w:bidi="zh_TW"/>
+        </w:rPr>
+        <w:t>；</w:t>
       </w:r>
       <w:hyperlink r:id="rId79">
         <w:r>
@@ -3549,7 +3542,7 @@
             <w:color w:val="0000EE"/>
             <w:u w:val="single"/>
           </w:rPr>
-          <w:t>出15:11</w:t>
+          <w:t>詩77:13</w:t>
         </w:r>
       </w:hyperlink>
       <w:r>
@@ -3559,42 +3552,6 @@
         <w:t>；</w:t>
       </w:r>
       <w:hyperlink r:id="rId80">
-        <w:r>
-          <w:rPr>
-            <w:lang w:val="zh_TW" w:bidi="zh_TW"/>
-          </w:rPr>
-          <w:rPr>
-            <w:color w:val="0000EE"/>
-            <w:u w:val="single"/>
-          </w:rPr>
-          <w:t>王下19:22</w:t>
-        </w:r>
-      </w:hyperlink>
-      <w:r>
-        <w:rPr>
-          <w:lang w:val="zh_TW" w:bidi="zh_TW"/>
-        </w:rPr>
-        <w:t>；</w:t>
-      </w:r>
-      <w:hyperlink r:id="rId81">
-        <w:r>
-          <w:rPr>
-            <w:lang w:val="zh_TW" w:bidi="zh_TW"/>
-          </w:rPr>
-          <w:rPr>
-            <w:color w:val="0000EE"/>
-            <w:u w:val="single"/>
-          </w:rPr>
-          <w:t>詩77:13</w:t>
-        </w:r>
-      </w:hyperlink>
-      <w:r>
-        <w:rPr>
-          <w:lang w:val="zh_TW" w:bidi="zh_TW"/>
-        </w:rPr>
-        <w:t>；</w:t>
-      </w:r>
-      <w:hyperlink r:id="rId82">
         <w:r>
           <w:rPr>
             <w:lang w:val="zh_TW" w:bidi="zh_TW"/>
@@ -3678,6 +3635,42 @@
         </w:rPr>
         <w:t>先知讚美神拯救的大能。這兩段讚美的段落（</w:t>
       </w:r>
+      <w:hyperlink r:id="rId81">
+        <w:r>
+          <w:rPr>
+            <w:lang w:val="zh_TW" w:bidi="zh_TW"/>
+          </w:rPr>
+          <w:rPr>
+            <w:color w:val="0000EE"/>
+            <w:u w:val="single"/>
+          </w:rPr>
+          <w:t>3:3–7</w:t>
+        </w:r>
+      </w:hyperlink>
+      <w:r>
+        <w:rPr>
+          <w:lang w:val="zh_TW" w:bidi="zh_TW"/>
+        </w:rPr>
+        <w:t>和</w:t>
+      </w:r>
+      <w:hyperlink r:id="rId82">
+        <w:r>
+          <w:rPr>
+            <w:lang w:val="zh_TW" w:bidi="zh_TW"/>
+          </w:rPr>
+          <w:rPr>
+            <w:color w:val="0000EE"/>
+            <w:u w:val="single"/>
+          </w:rPr>
+          <w:t>3:8–15</w:t>
+        </w:r>
+      </w:hyperlink>
+      <w:r>
+        <w:rPr>
+          <w:lang w:val="zh_TW" w:bidi="zh_TW"/>
+        </w:rPr>
+        <w:t>）是對以色列出埃及的經歷詩意的回顧。雖然哈巴谷的焦點在於神對祂子民的救贖，但他所用的意象有時反映了古代近東神話故事中的元素（例如，</w:t>
+      </w:r>
       <w:hyperlink r:id="rId83">
         <w:r>
           <w:rPr>
@@ -3687,16 +3680,328 @@
             <w:color w:val="0000EE"/>
             <w:u w:val="single"/>
           </w:rPr>
-          <w:t>3:3–7</w:t>
-        </w:r>
-      </w:hyperlink>
+          <w:t>3:5</w:t>
+        </w:r>
+      </w:hyperlink>
+      <w:r>
+        <w:rPr>
+          <w:lang w:val="zh_TW" w:bidi="zh_TW"/>
+        </w:rPr>
+        <w:t>中的瘟疫和</w:t>
+      </w:r>
+      <w:r>
+        <w:rPr>
+          <w:lang w:val="zh_TW" w:bidi="zh_TW"/>
+        </w:rPr>
+        <w:t>熱症</w:t>
+      </w:r>
+      <w:r>
+        <w:rPr>
+          <w:lang w:val="zh_TW" w:bidi="zh_TW"/>
+        </w:rPr>
+        <w:t>；</w:t>
+      </w:r>
+      <w:hyperlink r:id="rId84">
+        <w:r>
+          <w:rPr>
+            <w:lang w:val="zh_TW" w:bidi="zh_TW"/>
+          </w:rPr>
+          <w:rPr>
+            <w:color w:val="0000EE"/>
+            <w:u w:val="single"/>
+          </w:rPr>
+          <w:t>3:8</w:t>
+        </w:r>
+      </w:hyperlink>
+      <w:r>
+        <w:rPr>
+          <w:lang w:val="zh_TW" w:bidi="zh_TW"/>
+        </w:rPr>
+        <w:t>中的</w:t>
+      </w:r>
+      <w:r>
+        <w:rPr>
+          <w:lang w:val="zh_TW" w:bidi="zh_TW"/>
+        </w:rPr>
+        <w:t>江河</w:t>
+      </w:r>
       <w:r>
         <w:rPr>
           <w:lang w:val="zh_TW" w:bidi="zh_TW"/>
         </w:rPr>
         <w:t>和</w:t>
       </w:r>
-      <w:hyperlink r:id="rId84">
+      <w:r>
+        <w:rPr>
+          <w:lang w:val="zh_TW" w:bidi="zh_TW"/>
+        </w:rPr>
+        <w:t>洋海</w:t>
+      </w:r>
+      <w:r>
+        <w:rPr>
+          <w:lang w:val="zh_TW" w:bidi="zh_TW"/>
+        </w:rPr>
+        <w:t>；</w:t>
+      </w:r>
+      <w:hyperlink r:id="rId85">
+        <w:r>
+          <w:rPr>
+            <w:lang w:val="zh_TW" w:bidi="zh_TW"/>
+          </w:rPr>
+          <w:rPr>
+            <w:color w:val="0000EE"/>
+            <w:u w:val="single"/>
+          </w:rPr>
+          <w:t>3:11</w:t>
+        </w:r>
+      </w:hyperlink>
+      <w:r>
+        <w:rPr>
+          <w:lang w:val="zh_TW" w:bidi="zh_TW"/>
+        </w:rPr>
+        <w:t>中的</w:t>
+      </w:r>
+      <w:r>
+        <w:rPr>
+          <w:lang w:val="zh_TW" w:bidi="zh_TW"/>
+        </w:rPr>
+        <w:t>日月</w:t>
+      </w:r>
+      <w:r>
+        <w:rPr>
+          <w:lang w:val="zh_TW" w:bidi="zh_TW"/>
+        </w:rPr>
+        <w:t>）。這些意象提醒哈巴谷最初的讀者，唯有耶和華是那位真神，祂掌管這一切。</w:t>
+      </w:r>
+      <w:r>
+        <w:rPr>
+          <w:lang w:val="zh_TW" w:bidi="zh_TW"/>
+        </w:rPr>
+      </w:r>
+      <w:r>
+        <w:rPr>
+          <w:lang w:val="zh_TW" w:bidi="zh_TW"/>
+        </w:rPr>
+      </w:r>
+    </w:p>
+    <w:p>
+      <w:pPr/>
+      <w:r>
+        <w:rPr>
+          <w:lang w:val="zh_TW" w:bidi="zh_TW"/>
+        </w:rPr>
+      </w:r>
+    </w:p>
+    <w:p>
+      <w:pPr>
+        <w:pStyle w:val="Heading2"/>
+      </w:pPr>
+      <w:r>
+        <w:rPr>
+          <w:lang w:val="zh_TW" w:bidi="zh_TW"/>
+        </w:rPr>
+        <w:t>哈巴谷書 3:4</w:t>
+      </w:r>
+      <w:r>
+        <w:rPr>
+          <w:lang w:val="zh_TW" w:bidi="zh_TW"/>
+        </w:rPr>
+      </w:r>
+    </w:p>
+    <w:p>
+      <w:pPr/>
+      <w:r>
+        <w:rPr>
+          <w:lang w:val="zh_TW" w:bidi="zh_TW"/>
+        </w:rPr>
+      </w:r>
+      <w:r>
+        <w:rPr>
+          <w:lang w:val="zh_TW" w:bidi="zh_TW"/>
+        </w:rPr>
+        <w:t>輝煌如同日光</w:t>
+      </w:r>
+      <w:r>
+        <w:rPr>
+          <w:lang w:val="zh_TW" w:bidi="zh_TW"/>
+        </w:rPr>
+        <w:t>：那曾在西奈山顯現、以榮耀充滿南方之地的耶和華，如今以祂的</w:t>
+      </w:r>
+      <w:r>
+        <w:rPr>
+          <w:lang w:val="zh_TW" w:bidi="zh_TW"/>
+        </w:rPr>
+        <w:t>輝煌</w:t>
+      </w:r>
+      <w:r>
+        <w:rPr>
+          <w:lang w:val="zh_TW" w:bidi="zh_TW"/>
+        </w:rPr>
+        <w:t>充滿諸天。</w:t>
+      </w:r>
+      <w:r>
+        <w:rPr>
+          <w:lang w:val="zh_TW" w:bidi="zh_TW"/>
+        </w:rPr>
+      </w:r>
+      <w:r>
+        <w:rPr>
+          <w:lang w:val="zh_TW" w:bidi="zh_TW"/>
+        </w:rPr>
+      </w:r>
+    </w:p>
+    <w:p>
+      <w:pPr/>
+      <w:r>
+        <w:rPr>
+          <w:lang w:val="zh_TW" w:bidi="zh_TW"/>
+        </w:rPr>
+      </w:r>
+    </w:p>
+    <w:p>
+      <w:pPr>
+        <w:pStyle w:val="Heading2"/>
+      </w:pPr>
+      <w:r>
+        <w:rPr>
+          <w:lang w:val="zh_TW" w:bidi="zh_TW"/>
+        </w:rPr>
+        <w:t>哈巴谷書 3:5</w:t>
+      </w:r>
+      <w:r>
+        <w:rPr>
+          <w:lang w:val="zh_TW" w:bidi="zh_TW"/>
+        </w:rPr>
+      </w:r>
+    </w:p>
+    <w:p>
+      <w:pPr/>
+      <w:r>
+        <w:rPr>
+          <w:lang w:val="zh_TW" w:bidi="zh_TW"/>
+        </w:rPr>
+      </w:r>
+      <w:r>
+        <w:rPr>
+          <w:lang w:val="zh_TW" w:bidi="zh_TW"/>
+        </w:rPr>
+        <w:t>哈巴谷將瘟疫（見</w:t>
+      </w:r>
+      <w:hyperlink r:id="rId86">
+        <w:r>
+          <w:rPr>
+            <w:lang w:val="zh_TW" w:bidi="zh_TW"/>
+          </w:rPr>
+          <w:rPr>
+            <w:color w:val="0000EE"/>
+            <w:u w:val="single"/>
+          </w:rPr>
+          <w:t>申32:24</w:t>
+        </w:r>
+      </w:hyperlink>
+      <w:r>
+        <w:rPr>
+          <w:lang w:val="zh_TW" w:bidi="zh_TW"/>
+        </w:rPr>
+        <w:t>）和</w:t>
+      </w:r>
+      <w:r>
+        <w:rPr>
+          <w:lang w:val="zh_TW" w:bidi="zh_TW"/>
+        </w:rPr>
+        <w:t>熱症</w:t>
+      </w:r>
+      <w:r>
+        <w:rPr>
+          <w:lang w:val="zh_TW" w:bidi="zh_TW"/>
+        </w:rPr>
+        <w:t>（見</w:t>
+      </w:r>
+      <w:hyperlink r:id="rId87">
+        <w:r>
+          <w:rPr>
+            <w:lang w:val="zh_TW" w:bidi="zh_TW"/>
+          </w:rPr>
+          <w:rPr>
+            <w:color w:val="0000EE"/>
+            <w:u w:val="single"/>
+          </w:rPr>
+          <w:t>出7–12章</w:t>
+        </w:r>
+      </w:hyperlink>
+      <w:r>
+        <w:rPr>
+          <w:lang w:val="zh_TW" w:bidi="zh_TW"/>
+        </w:rPr>
+        <w:t>；</w:t>
+      </w:r>
+      <w:hyperlink r:id="rId88">
+        <w:r>
+          <w:rPr>
+            <w:lang w:val="zh_TW" w:bidi="zh_TW"/>
+          </w:rPr>
+          <w:rPr>
+            <w:color w:val="0000EE"/>
+            <w:u w:val="single"/>
+          </w:rPr>
+          <w:t>摩4:10</w:t>
+        </w:r>
+      </w:hyperlink>
+      <w:r>
+        <w:rPr>
+          <w:lang w:val="zh_TW" w:bidi="zh_TW"/>
+        </w:rPr>
+        <w:t>）擬人化，描繪為神軍中的士兵，執行祂的旨意。</w:t>
+      </w:r>
+      <w:r>
+        <w:rPr>
+          <w:lang w:val="zh_TW" w:bidi="zh_TW"/>
+        </w:rPr>
+      </w:r>
+      <w:r>
+        <w:rPr>
+          <w:lang w:val="zh_TW" w:bidi="zh_TW"/>
+        </w:rPr>
+      </w:r>
+    </w:p>
+    <w:p>
+      <w:pPr/>
+      <w:r>
+        <w:rPr>
+          <w:lang w:val="zh_TW" w:bidi="zh_TW"/>
+        </w:rPr>
+      </w:r>
+    </w:p>
+    <w:p>
+      <w:pPr>
+        <w:pStyle w:val="Heading2"/>
+      </w:pPr>
+      <w:r>
+        <w:rPr>
+          <w:lang w:val="zh_TW" w:bidi="zh_TW"/>
+        </w:rPr>
+        <w:t>哈巴谷書 3:5–6</w:t>
+      </w:r>
+      <w:r>
+        <w:rPr>
+          <w:lang w:val="zh_TW" w:bidi="zh_TW"/>
+        </w:rPr>
+      </w:r>
+    </w:p>
+    <w:p>
+      <w:pPr/>
+      <w:r>
+        <w:rPr>
+          <w:lang w:val="zh_TW" w:bidi="zh_TW"/>
+        </w:rPr>
+      </w:r>
+      <w:r>
+        <w:rPr>
+          <w:lang w:val="zh_TW" w:bidi="zh_TW"/>
+        </w:rPr>
+        <w:t>神是為屬祂之民爭戰的神聖戰士（見</w:t>
+      </w:r>
+      <w:hyperlink r:id="rId82">
         <w:r>
           <w:rPr>
             <w:lang w:val="zh_TW" w:bidi="zh_TW"/>
@@ -3712,109 +4017,25 @@
         <w:rPr>
           <w:lang w:val="zh_TW" w:bidi="zh_TW"/>
         </w:rPr>
-        <w:t>）是對以色列出埃及的經歷詩意的回顧。雖然哈巴谷的焦點在於神對祂子民的救贖，但他所用的意象有時反映了古代近東神話故事中的元素（例如，</w:t>
-      </w:r>
-      <w:hyperlink r:id="rId85">
-        <w:r>
-          <w:rPr>
-            <w:lang w:val="zh_TW" w:bidi="zh_TW"/>
-          </w:rPr>
-          <w:rPr>
-            <w:color w:val="0000EE"/>
-            <w:u w:val="single"/>
-          </w:rPr>
-          <w:t>3:5</w:t>
-        </w:r>
-      </w:hyperlink>
-      <w:r>
-        <w:rPr>
-          <w:lang w:val="zh_TW" w:bidi="zh_TW"/>
-        </w:rPr>
-        <w:t>中的瘟疫和</w:t>
-      </w:r>
-      <w:r>
-        <w:rPr>
-          <w:lang w:val="zh_TW" w:bidi="zh_TW"/>
-        </w:rPr>
-        <w:t>熱症</w:t>
-      </w:r>
-      <w:r>
-        <w:rPr>
-          <w:lang w:val="zh_TW" w:bidi="zh_TW"/>
-        </w:rPr>
-        <w:t>；</w:t>
-      </w:r>
-      <w:hyperlink r:id="rId86">
-        <w:r>
-          <w:rPr>
-            <w:lang w:val="zh_TW" w:bidi="zh_TW"/>
-          </w:rPr>
-          <w:rPr>
-            <w:color w:val="0000EE"/>
-            <w:u w:val="single"/>
-          </w:rPr>
-          <w:t>3:8</w:t>
-        </w:r>
-      </w:hyperlink>
-      <w:r>
-        <w:rPr>
-          <w:lang w:val="zh_TW" w:bidi="zh_TW"/>
-        </w:rPr>
-        <w:t>中的</w:t>
-      </w:r>
-      <w:r>
-        <w:rPr>
-          <w:lang w:val="zh_TW" w:bidi="zh_TW"/>
-        </w:rPr>
-        <w:t>江河</w:t>
-      </w:r>
-      <w:r>
-        <w:rPr>
-          <w:lang w:val="zh_TW" w:bidi="zh_TW"/>
-        </w:rPr>
-        <w:t>和</w:t>
-      </w:r>
-      <w:r>
-        <w:rPr>
-          <w:lang w:val="zh_TW" w:bidi="zh_TW"/>
-        </w:rPr>
-        <w:t>洋海</w:t>
-      </w:r>
-      <w:r>
-        <w:rPr>
-          <w:lang w:val="zh_TW" w:bidi="zh_TW"/>
-        </w:rPr>
-        <w:t>；</w:t>
-      </w:r>
-      <w:hyperlink r:id="rId87">
-        <w:r>
-          <w:rPr>
-            <w:lang w:val="zh_TW" w:bidi="zh_TW"/>
-          </w:rPr>
-          <w:rPr>
-            <w:color w:val="0000EE"/>
-            <w:u w:val="single"/>
-          </w:rPr>
-          <w:t>3:11</w:t>
-        </w:r>
-      </w:hyperlink>
-      <w:r>
-        <w:rPr>
-          <w:lang w:val="zh_TW" w:bidi="zh_TW"/>
-        </w:rPr>
-        <w:t>中的</w:t>
-      </w:r>
-      <w:r>
-        <w:rPr>
-          <w:lang w:val="zh_TW" w:bidi="zh_TW"/>
-        </w:rPr>
-        <w:t>日月</w:t>
-      </w:r>
-      <w:r>
-        <w:rPr>
-          <w:lang w:val="zh_TW" w:bidi="zh_TW"/>
-        </w:rPr>
-        <w:t>）。這些意象提醒哈巴谷最初的讀者，唯有耶和華是那位真神，祂掌管這一切。</w:t>
+        <w:t>；另見</w:t>
+      </w:r>
+      <w:hyperlink r:id="rId89">
+        <w:r>
+          <w:rPr>
+            <w:lang w:val="zh_TW" w:bidi="zh_TW"/>
+          </w:rPr>
+          <w:rPr>
+            <w:color w:val="0000EE"/>
+            <w:u w:val="single"/>
+          </w:rPr>
+          <w:t>賽63:1–6</w:t>
+        </w:r>
+      </w:hyperlink>
+      <w:r>
+        <w:rPr>
+          <w:lang w:val="zh_TW" w:bidi="zh_TW"/>
+        </w:rPr>
+        <w:t>）。</w:t>
       </w:r>
       <w:r>
         <w:rPr>
@@ -3843,7 +4064,7 @@
         <w:rPr>
           <w:lang w:val="zh_TW" w:bidi="zh_TW"/>
         </w:rPr>
-        <w:t>哈巴谷書 3:4</w:t>
+        <w:t>哈巴谷書 3:7</w:t>
       </w:r>
       <w:r>
         <w:rPr>
@@ -3862,121 +4083,7 @@
         <w:rPr>
           <w:lang w:val="zh_TW" w:bidi="zh_TW"/>
         </w:rPr>
-        <w:t>輝煌如同日光</w:t>
-      </w:r>
-      <w:r>
-        <w:rPr>
-          <w:lang w:val="zh_TW" w:bidi="zh_TW"/>
-        </w:rPr>
-        <w:t>：那曾在西奈山顯現、以榮耀充滿南方之地的耶和華，如今以祂的</w:t>
-      </w:r>
-      <w:r>
-        <w:rPr>
-          <w:lang w:val="zh_TW" w:bidi="zh_TW"/>
-        </w:rPr>
-        <w:t>輝煌</w:t>
-      </w:r>
-      <w:r>
-        <w:rPr>
-          <w:lang w:val="zh_TW" w:bidi="zh_TW"/>
-        </w:rPr>
-        <w:t>充滿諸天。</w:t>
-      </w:r>
-      <w:r>
-        <w:rPr>
-          <w:lang w:val="zh_TW" w:bidi="zh_TW"/>
-        </w:rPr>
-      </w:r>
-      <w:r>
-        <w:rPr>
-          <w:lang w:val="zh_TW" w:bidi="zh_TW"/>
-        </w:rPr>
-      </w:r>
-    </w:p>
-    <w:p>
-      <w:pPr/>
-      <w:r>
-        <w:rPr>
-          <w:lang w:val="zh_TW" w:bidi="zh_TW"/>
-        </w:rPr>
-      </w:r>
-    </w:p>
-    <w:p>
-      <w:pPr>
-        <w:pStyle w:val="Heading2"/>
-      </w:pPr>
-      <w:r>
-        <w:rPr>
-          <w:lang w:val="zh_TW" w:bidi="zh_TW"/>
-        </w:rPr>
-        <w:t>哈巴谷書 3:5</w:t>
-      </w:r>
-      <w:r>
-        <w:rPr>
-          <w:lang w:val="zh_TW" w:bidi="zh_TW"/>
-        </w:rPr>
-      </w:r>
-    </w:p>
-    <w:p>
-      <w:pPr/>
-      <w:r>
-        <w:rPr>
-          <w:lang w:val="zh_TW" w:bidi="zh_TW"/>
-        </w:rPr>
-      </w:r>
-      <w:r>
-        <w:rPr>
-          <w:lang w:val="zh_TW" w:bidi="zh_TW"/>
-        </w:rPr>
-        <w:t>哈巴谷將瘟疫（見</w:t>
-      </w:r>
-      <w:hyperlink r:id="rId88">
-        <w:r>
-          <w:rPr>
-            <w:lang w:val="zh_TW" w:bidi="zh_TW"/>
-          </w:rPr>
-          <w:rPr>
-            <w:color w:val="0000EE"/>
-            <w:u w:val="single"/>
-          </w:rPr>
-          <w:t>申32:24</w:t>
-        </w:r>
-      </w:hyperlink>
-      <w:r>
-        <w:rPr>
-          <w:lang w:val="zh_TW" w:bidi="zh_TW"/>
-        </w:rPr>
-        <w:t>）和</w:t>
-      </w:r>
-      <w:r>
-        <w:rPr>
-          <w:lang w:val="zh_TW" w:bidi="zh_TW"/>
-        </w:rPr>
-        <w:t>熱症</w:t>
-      </w:r>
-      <w:r>
-        <w:rPr>
-          <w:lang w:val="zh_TW" w:bidi="zh_TW"/>
-        </w:rPr>
-        <w:t>（見</w:t>
-      </w:r>
-      <w:hyperlink r:id="rId89">
-        <w:r>
-          <w:rPr>
-            <w:lang w:val="zh_TW" w:bidi="zh_TW"/>
-          </w:rPr>
-          <w:rPr>
-            <w:color w:val="0000EE"/>
-            <w:u w:val="single"/>
-          </w:rPr>
-          <w:t>出7–12章</w:t>
-        </w:r>
-      </w:hyperlink>
-      <w:r>
-        <w:rPr>
-          <w:lang w:val="zh_TW" w:bidi="zh_TW"/>
-        </w:rPr>
-        <w:t>；</w:t>
+        <w:t>米甸位於約旦河以東地區的南部（見</w:t>
       </w:r>
       <w:hyperlink r:id="rId90">
         <w:r>
@@ -3987,166 +4094,16 @@
             <w:color w:val="0000EE"/>
             <w:u w:val="single"/>
           </w:rPr>
-          <w:t>摩4:10</w:t>
-        </w:r>
-      </w:hyperlink>
-      <w:r>
-        <w:rPr>
-          <w:lang w:val="zh_TW" w:bidi="zh_TW"/>
-        </w:rPr>
-        <w:t>）擬人化，描繪為神軍中的士兵，執行祂的旨意。</w:t>
-      </w:r>
-      <w:r>
-        <w:rPr>
-          <w:lang w:val="zh_TW" w:bidi="zh_TW"/>
-        </w:rPr>
-      </w:r>
-      <w:r>
-        <w:rPr>
-          <w:lang w:val="zh_TW" w:bidi="zh_TW"/>
-        </w:rPr>
-      </w:r>
-    </w:p>
-    <w:p>
-      <w:pPr/>
-      <w:r>
-        <w:rPr>
-          <w:lang w:val="zh_TW" w:bidi="zh_TW"/>
-        </w:rPr>
-      </w:r>
-    </w:p>
-    <w:p>
-      <w:pPr>
-        <w:pStyle w:val="Heading2"/>
-      </w:pPr>
-      <w:r>
-        <w:rPr>
-          <w:lang w:val="zh_TW" w:bidi="zh_TW"/>
-        </w:rPr>
-        <w:t>哈巴谷書 3:5–6</w:t>
-      </w:r>
-      <w:r>
-        <w:rPr>
-          <w:lang w:val="zh_TW" w:bidi="zh_TW"/>
-        </w:rPr>
-      </w:r>
-    </w:p>
-    <w:p>
-      <w:pPr/>
-      <w:r>
-        <w:rPr>
-          <w:lang w:val="zh_TW" w:bidi="zh_TW"/>
-        </w:rPr>
-      </w:r>
-      <w:r>
-        <w:rPr>
-          <w:lang w:val="zh_TW" w:bidi="zh_TW"/>
-        </w:rPr>
-        <w:t>神是為屬祂之民爭戰的神聖戰士（見</w:t>
-      </w:r>
-      <w:hyperlink r:id="rId84">
-        <w:r>
-          <w:rPr>
-            <w:lang w:val="zh_TW" w:bidi="zh_TW"/>
-          </w:rPr>
-          <w:rPr>
-            <w:color w:val="0000EE"/>
-            <w:u w:val="single"/>
-          </w:rPr>
-          <w:t>3:8–15</w:t>
-        </w:r>
-      </w:hyperlink>
-      <w:r>
-        <w:rPr>
-          <w:lang w:val="zh_TW" w:bidi="zh_TW"/>
-        </w:rPr>
-        <w:t>；另見</w:t>
+          <w:t>創36:35</w:t>
+        </w:r>
+      </w:hyperlink>
+      <w:r>
+        <w:rPr>
+          <w:lang w:val="zh_TW" w:bidi="zh_TW"/>
+        </w:rPr>
+        <w:t>）；當神的同在震動大地時，這個民族戰慄恐懼（</w:t>
       </w:r>
       <w:hyperlink r:id="rId91">
-        <w:r>
-          <w:rPr>
-            <w:lang w:val="zh_TW" w:bidi="zh_TW"/>
-          </w:rPr>
-          <w:rPr>
-            <w:color w:val="0000EE"/>
-            <w:u w:val="single"/>
-          </w:rPr>
-          <w:t>賽63:1–6</w:t>
-        </w:r>
-      </w:hyperlink>
-      <w:r>
-        <w:rPr>
-          <w:lang w:val="zh_TW" w:bidi="zh_TW"/>
-        </w:rPr>
-        <w:t>）。</w:t>
-      </w:r>
-      <w:r>
-        <w:rPr>
-          <w:lang w:val="zh_TW" w:bidi="zh_TW"/>
-        </w:rPr>
-      </w:r>
-      <w:r>
-        <w:rPr>
-          <w:lang w:val="zh_TW" w:bidi="zh_TW"/>
-        </w:rPr>
-      </w:r>
-    </w:p>
-    <w:p>
-      <w:pPr/>
-      <w:r>
-        <w:rPr>
-          <w:lang w:val="zh_TW" w:bidi="zh_TW"/>
-        </w:rPr>
-      </w:r>
-    </w:p>
-    <w:p>
-      <w:pPr>
-        <w:pStyle w:val="Heading2"/>
-      </w:pPr>
-      <w:r>
-        <w:rPr>
-          <w:lang w:val="zh_TW" w:bidi="zh_TW"/>
-        </w:rPr>
-        <w:t>哈巴谷書 3:7</w:t>
-      </w:r>
-      <w:r>
-        <w:rPr>
-          <w:lang w:val="zh_TW" w:bidi="zh_TW"/>
-        </w:rPr>
-      </w:r>
-    </w:p>
-    <w:p>
-      <w:pPr/>
-      <w:r>
-        <w:rPr>
-          <w:lang w:val="zh_TW" w:bidi="zh_TW"/>
-        </w:rPr>
-      </w:r>
-      <w:r>
-        <w:rPr>
-          <w:lang w:val="zh_TW" w:bidi="zh_TW"/>
-        </w:rPr>
-        <w:t>米甸位於約旦河以東地區的南部（見</w:t>
-      </w:r>
-      <w:hyperlink r:id="rId92">
-        <w:r>
-          <w:rPr>
-            <w:lang w:val="zh_TW" w:bidi="zh_TW"/>
-          </w:rPr>
-          <w:rPr>
-            <w:color w:val="0000EE"/>
-            <w:u w:val="single"/>
-          </w:rPr>
-          <w:t>創36:35</w:t>
-        </w:r>
-      </w:hyperlink>
-      <w:r>
-        <w:rPr>
-          <w:lang w:val="zh_TW" w:bidi="zh_TW"/>
-        </w:rPr>
-        <w:t>）；當神的同在震動大地時，這個民族戰慄恐懼（</w:t>
-      </w:r>
-      <w:hyperlink r:id="rId93">
         <w:r>
           <w:rPr>
             <w:lang w:val="zh_TW" w:bidi="zh_TW"/>
@@ -4228,7 +4185,7 @@
         </w:rPr>
         <w:t>）：見</w:t>
       </w:r>
-      <w:hyperlink r:id="rId94">
+      <w:hyperlink r:id="rId92">
         <w:r>
           <w:rPr>
             <w:lang w:val="zh_TW" w:bidi="zh_TW"/>
@@ -4246,7 +4203,7 @@
         </w:rPr>
         <w:t>，</w:t>
       </w:r>
-      <w:hyperlink r:id="rId95">
+      <w:hyperlink r:id="rId93">
         <w:r>
           <w:rPr>
             <w:lang w:val="zh_TW" w:bidi="zh_TW"/>
@@ -4294,6 +4251,90 @@
         </w:rPr>
         <w:t>）：這是對埃及戰車反諷的回聲——當神帶領以色列人經紅海逃脫時，埃及的戰車曾追趕他們（</w:t>
       </w:r>
+      <w:hyperlink r:id="rId94">
+        <w:r>
+          <w:rPr>
+            <w:lang w:val="zh_TW" w:bidi="zh_TW"/>
+          </w:rPr>
+          <w:rPr>
+            <w:color w:val="0000EE"/>
+            <w:u w:val="single"/>
+          </w:rPr>
+          <w:t>出14:9</w:t>
+        </w:r>
+      </w:hyperlink>
+      <w:r>
+        <w:rPr>
+          <w:lang w:val="zh_TW" w:bidi="zh_TW"/>
+        </w:rPr>
+        <w:t>）。</w:t>
+      </w:r>
+      <w:r>
+        <w:rPr>
+          <w:lang w:val="zh_TW" w:bidi="zh_TW"/>
+        </w:rPr>
+      </w:r>
+      <w:r>
+        <w:rPr>
+          <w:lang w:val="zh_TW" w:bidi="zh_TW"/>
+        </w:rPr>
+      </w:r>
+    </w:p>
+    <w:p>
+      <w:pPr/>
+      <w:r>
+        <w:rPr>
+          <w:lang w:val="zh_TW" w:bidi="zh_TW"/>
+        </w:rPr>
+      </w:r>
+    </w:p>
+    <w:p>
+      <w:pPr>
+        <w:pStyle w:val="Heading2"/>
+      </w:pPr>
+      <w:r>
+        <w:rPr>
+          <w:lang w:val="zh_TW" w:bidi="zh_TW"/>
+        </w:rPr>
+        <w:t>哈巴谷書 3:8–15</w:t>
+      </w:r>
+      <w:r>
+        <w:rPr>
+          <w:lang w:val="zh_TW" w:bidi="zh_TW"/>
+        </w:rPr>
+      </w:r>
+    </w:p>
+    <w:p>
+      <w:pPr/>
+      <w:r>
+        <w:rPr>
+          <w:lang w:val="zh_TW" w:bidi="zh_TW"/>
+        </w:rPr>
+      </w:r>
+      <w:r>
+        <w:rPr>
+          <w:lang w:val="zh_TW" w:bidi="zh_TW"/>
+        </w:rPr>
+        <w:t>耶和華是為祂子民爭戰的神聖戰士，為他們施行救贖的大能。神作為戰士的主題貫穿舊約聖經與新約聖經：在舊約聖經中，這可見於在以色列人出埃及、前往西奈山（</w:t>
+      </w:r>
+      <w:hyperlink r:id="rId95">
+        <w:r>
+          <w:rPr>
+            <w:lang w:val="zh_TW" w:bidi="zh_TW"/>
+          </w:rPr>
+          <w:rPr>
+            <w:color w:val="0000EE"/>
+            <w:u w:val="single"/>
+          </w:rPr>
+          <w:t>出15:1–18</w:t>
+        </w:r>
+      </w:hyperlink>
+      <w:r>
+        <w:rPr>
+          <w:lang w:val="zh_TW" w:bidi="zh_TW"/>
+        </w:rPr>
+        <w:t>）、自南地進入應許之地，以及早期征服時期的勝利（例，</w:t>
+      </w:r>
       <w:hyperlink r:id="rId96">
         <w:r>
           <w:rPr>
@@ -4303,7 +4344,61 @@
             <w:color w:val="0000EE"/>
             <w:u w:val="single"/>
           </w:rPr>
-          <w:t>出14:9</w:t>
+          <w:t>士5:4–5</w:t>
+        </w:r>
+      </w:hyperlink>
+      <w:r>
+        <w:rPr>
+          <w:lang w:val="zh_TW" w:bidi="zh_TW"/>
+        </w:rPr>
+        <w:t>；</w:t>
+      </w:r>
+      <w:hyperlink r:id="rId97">
+        <w:r>
+          <w:rPr>
+            <w:lang w:val="zh_TW" w:bidi="zh_TW"/>
+          </w:rPr>
+          <w:rPr>
+            <w:color w:val="0000EE"/>
+            <w:u w:val="single"/>
+          </w:rPr>
+          <w:t>詩18:8–16</w:t>
+        </w:r>
+      </w:hyperlink>
+      <w:r>
+        <w:rPr>
+          <w:lang w:val="zh_TW" w:bidi="zh_TW"/>
+        </w:rPr>
+        <w:t>，</w:t>
+      </w:r>
+      <w:hyperlink r:id="rId98">
+        <w:r>
+          <w:rPr>
+            <w:lang w:val="zh_TW" w:bidi="zh_TW"/>
+          </w:rPr>
+          <w:rPr>
+            <w:color w:val="0000EE"/>
+            <w:u w:val="single"/>
+          </w:rPr>
+          <w:t>77:16–20</w:t>
+        </w:r>
+      </w:hyperlink>
+      <w:r>
+        <w:rPr>
+          <w:lang w:val="zh_TW" w:bidi="zh_TW"/>
+        </w:rPr>
+        <w:t>；在新約聖經中重要的例子則在</w:t>
+      </w:r>
+      <w:hyperlink r:id="rId99">
+        <w:r>
+          <w:rPr>
+            <w:lang w:val="zh_TW" w:bidi="zh_TW"/>
+          </w:rPr>
+          <w:rPr>
+            <w:color w:val="0000EE"/>
+            <w:u w:val="single"/>
+          </w:rPr>
+          <w:t>啟19:11–21</w:t>
         </w:r>
       </w:hyperlink>
       <w:r>
@@ -4339,7 +4434,7 @@
         <w:rPr>
           <w:lang w:val="zh_TW" w:bidi="zh_TW"/>
         </w:rPr>
-        <w:t>哈巴谷書 3:8–15</w:t>
+        <w:t>哈巴谷書 3:9–11</w:t>
       </w:r>
       <w:r>
         <w:rPr>
@@ -4358,61 +4453,139 @@
         <w:rPr>
           <w:lang w:val="zh_TW" w:bidi="zh_TW"/>
         </w:rPr>
-        <w:t>耶和華是為祂子民爭戰的神聖戰士，為他們施行救贖的大能。神作為戰士的主題貫穿舊約聖經與新約聖經：在舊約聖經中，這可見於在以色列人出埃及、前往西奈山（</w:t>
-      </w:r>
-      <w:hyperlink r:id="rId97">
-        <w:r>
-          <w:rPr>
-            <w:lang w:val="zh_TW" w:bidi="zh_TW"/>
-          </w:rPr>
-          <w:rPr>
-            <w:color w:val="0000EE"/>
-            <w:u w:val="single"/>
-          </w:rPr>
-          <w:t>出15:1–18</w:t>
-        </w:r>
-      </w:hyperlink>
-      <w:r>
-        <w:rPr>
-          <w:lang w:val="zh_TW" w:bidi="zh_TW"/>
-        </w:rPr>
-        <w:t>）、自南地進入應許之地，以及早期征服時期的勝利（例，</w:t>
-      </w:r>
-      <w:hyperlink r:id="rId98">
-        <w:r>
-          <w:rPr>
-            <w:lang w:val="zh_TW" w:bidi="zh_TW"/>
-          </w:rPr>
-          <w:rPr>
-            <w:color w:val="0000EE"/>
-            <w:u w:val="single"/>
-          </w:rPr>
-          <w:t>士5:4–5</w:t>
-        </w:r>
-      </w:hyperlink>
-      <w:r>
-        <w:rPr>
-          <w:lang w:val="zh_TW" w:bidi="zh_TW"/>
-        </w:rPr>
-        <w:t>；</w:t>
-      </w:r>
-      <w:hyperlink r:id="rId99">
-        <w:r>
-          <w:rPr>
-            <w:lang w:val="zh_TW" w:bidi="zh_TW"/>
-          </w:rPr>
-          <w:rPr>
-            <w:color w:val="0000EE"/>
-            <w:u w:val="single"/>
-          </w:rPr>
-          <w:t>詩18:8–16</w:t>
-        </w:r>
-      </w:hyperlink>
-      <w:r>
-        <w:rPr>
-          <w:lang w:val="zh_TW" w:bidi="zh_TW"/>
-        </w:rPr>
-        <w:t>，</w:t>
+        <w:t>唯有神掌管自然界的諸般力量。</w:t>
+      </w:r>
+      <w:r>
+        <w:rPr>
+          <w:lang w:val="zh_TW" w:bidi="zh_TW"/>
+        </w:rPr>
+      </w:r>
+      <w:r>
+        <w:rPr>
+          <w:lang w:val="zh_TW" w:bidi="zh_TW"/>
+        </w:rPr>
+      </w:r>
+    </w:p>
+    <w:p>
+      <w:pPr/>
+      <w:r>
+        <w:rPr>
+          <w:lang w:val="zh_TW" w:bidi="zh_TW"/>
+        </w:rPr>
+      </w:r>
+    </w:p>
+    <w:p>
+      <w:pPr>
+        <w:pStyle w:val="Heading2"/>
+      </w:pPr>
+      <w:r>
+        <w:rPr>
+          <w:lang w:val="zh_TW" w:bidi="zh_TW"/>
+        </w:rPr>
+        <w:t>哈巴谷書 3:10</w:t>
+      </w:r>
+      <w:r>
+        <w:rPr>
+          <w:lang w:val="zh_TW" w:bidi="zh_TW"/>
+        </w:rPr>
+      </w:r>
+    </w:p>
+    <w:p>
+      <w:pPr/>
+      <w:r>
+        <w:rPr>
+          <w:lang w:val="zh_TW" w:bidi="zh_TW"/>
+        </w:rPr>
+      </w:r>
+      <w:r>
+        <w:rPr>
+          <w:lang w:val="zh_TW" w:bidi="zh_TW"/>
+        </w:rPr>
+        <w:t>大水</w:t>
+      </w:r>
+      <w:r>
+        <w:rPr>
+          <w:lang w:val="zh_TW" w:bidi="zh_TW"/>
+        </w:rPr>
+        <w:t>：見</w:t>
+      </w:r>
+      <w:r>
+        <w:rPr>
+          <w:lang w:val="zh_TW" w:bidi="zh_TW"/>
+        </w:rPr>
+        <w:t>三章8節的研讀註釋</w:t>
+      </w:r>
+      <w:r>
+        <w:rPr>
+          <w:lang w:val="zh_TW" w:bidi="zh_TW"/>
+        </w:rPr>
+        <w:t>；另見</w:t>
+      </w:r>
+      <w:hyperlink r:id="rId95">
+        <w:r>
+          <w:rPr>
+            <w:lang w:val="zh_TW" w:bidi="zh_TW"/>
+          </w:rPr>
+          <w:rPr>
+            <w:color w:val="0000EE"/>
+            <w:u w:val="single"/>
+          </w:rPr>
+          <w:t>出埃及記十五章1至18節</w:t>
+        </w:r>
+      </w:hyperlink>
+      <w:r>
+        <w:rPr>
+          <w:lang w:val="zh_TW" w:bidi="zh_TW"/>
+        </w:rPr>
+        <w:t>。</w:t>
+      </w:r>
+      <w:r>
+        <w:rPr>
+          <w:lang w:val="zh_TW" w:bidi="zh_TW"/>
+        </w:rPr>
+      </w:r>
+      <w:r>
+        <w:rPr>
+          <w:lang w:val="zh_TW" w:bidi="zh_TW"/>
+        </w:rPr>
+      </w:r>
+    </w:p>
+    <w:p>
+      <w:pPr/>
+      <w:r>
+        <w:rPr>
+          <w:lang w:val="zh_TW" w:bidi="zh_TW"/>
+        </w:rPr>
+      </w:r>
+    </w:p>
+    <w:p>
+      <w:pPr>
+        <w:pStyle w:val="Heading2"/>
+      </w:pPr>
+      <w:r>
+        <w:rPr>
+          <w:lang w:val="zh_TW" w:bidi="zh_TW"/>
+        </w:rPr>
+        <w:t>哈巴谷書 3:11</w:t>
+      </w:r>
+      <w:r>
+        <w:rPr>
+          <w:lang w:val="zh_TW" w:bidi="zh_TW"/>
+        </w:rPr>
+      </w:r>
+    </w:p>
+    <w:p>
+      <w:pPr/>
+      <w:r>
+        <w:rPr>
+          <w:lang w:val="zh_TW" w:bidi="zh_TW"/>
+        </w:rPr>
+      </w:r>
+      <w:r>
+        <w:rPr>
+          <w:lang w:val="zh_TW" w:bidi="zh_TW"/>
+        </w:rPr>
+        <w:t>日月：見</w:t>
       </w:r>
       <w:hyperlink r:id="rId100">
         <w:r>
@@ -4423,370 +4596,154 @@
             <w:color w:val="0000EE"/>
             <w:u w:val="single"/>
           </w:rPr>
-          <w:t>77:16–20</w:t>
-        </w:r>
-      </w:hyperlink>
-      <w:r>
-        <w:rPr>
-          <w:lang w:val="zh_TW" w:bidi="zh_TW"/>
-        </w:rPr>
-        <w:t>；在新約聖經中重要的例子則在</w:t>
+          <w:t>約書亞記十章12至13節</w:t>
+        </w:r>
+      </w:hyperlink>
+      <w:r>
+        <w:rPr>
+          <w:lang w:val="zh_TW" w:bidi="zh_TW"/>
+        </w:rPr>
+        <w:t>。</w:t>
+      </w:r>
+      <w:r>
+        <w:rPr>
+          <w:lang w:val="zh_TW" w:bidi="zh_TW"/>
+        </w:rPr>
+      </w:r>
+      <w:r>
+        <w:rPr>
+          <w:lang w:val="zh_TW" w:bidi="zh_TW"/>
+        </w:rPr>
+      </w:r>
+    </w:p>
+    <w:p>
+      <w:pPr/>
+      <w:r>
+        <w:rPr>
+          <w:lang w:val="zh_TW" w:bidi="zh_TW"/>
+        </w:rPr>
+      </w:r>
+    </w:p>
+    <w:p>
+      <w:pPr>
+        <w:pStyle w:val="Heading2"/>
+      </w:pPr>
+      <w:r>
+        <w:rPr>
+          <w:lang w:val="zh_TW" w:bidi="zh_TW"/>
+        </w:rPr>
+        <w:t>哈巴谷書 3:15</w:t>
+      </w:r>
+      <w:r>
+        <w:rPr>
+          <w:lang w:val="zh_TW" w:bidi="zh_TW"/>
+        </w:rPr>
+      </w:r>
+    </w:p>
+    <w:p>
+      <w:pPr/>
+      <w:r>
+        <w:rPr>
+          <w:lang w:val="zh_TW" w:bidi="zh_TW"/>
+        </w:rPr>
+      </w:r>
+      <w:r>
+        <w:rPr>
+          <w:lang w:val="zh_TW" w:bidi="zh_TW"/>
+        </w:rPr>
+        <w:t>海......</w:t>
+      </w:r>
+      <w:r>
+        <w:rPr>
+          <w:lang w:val="zh_TW" w:bidi="zh_TW"/>
+        </w:rPr>
+        <w:t>大水（和合本譯為：紅海</w:t>
+      </w:r>
+      <w:r>
+        <w:rPr>
+          <w:lang w:val="zh_TW" w:bidi="zh_TW"/>
+        </w:rPr>
+        <w:t>......大水</w:t>
+      </w:r>
+      <w:r>
+        <w:rPr>
+          <w:lang w:val="zh_TW" w:bidi="zh_TW"/>
+        </w:rPr>
+        <w:t>）</w:t>
+      </w:r>
+      <w:r>
+        <w:rPr>
+          <w:lang w:val="zh_TW" w:bidi="zh_TW"/>
+        </w:rPr>
+        <w:t>：這段落的結尾與開頭相呼應（</w:t>
+      </w:r>
+      <w:hyperlink r:id="rId84">
+        <w:r>
+          <w:rPr>
+            <w:lang w:val="zh_TW" w:bidi="zh_TW"/>
+          </w:rPr>
+          <w:rPr>
+            <w:color w:val="0000EE"/>
+            <w:u w:val="single"/>
+          </w:rPr>
+          <w:t>3:8</w:t>
+        </w:r>
+      </w:hyperlink>
+      <w:r>
+        <w:rPr>
+          <w:lang w:val="zh_TW" w:bidi="zh_TW"/>
+        </w:rPr>
+        <w:t>）。</w:t>
+      </w:r>
+      <w:r>
+        <w:rPr>
+          <w:lang w:val="zh_TW" w:bidi="zh_TW"/>
+        </w:rPr>
+      </w:r>
+      <w:r>
+        <w:rPr>
+          <w:lang w:val="zh_TW" w:bidi="zh_TW"/>
+        </w:rPr>
+      </w:r>
+    </w:p>
+    <w:p>
+      <w:pPr/>
+      <w:r>
+        <w:rPr>
+          <w:lang w:val="zh_TW" w:bidi="zh_TW"/>
+        </w:rPr>
+      </w:r>
+    </w:p>
+    <w:p>
+      <w:pPr>
+        <w:pStyle w:val="Heading2"/>
+      </w:pPr>
+      <w:r>
+        <w:rPr>
+          <w:lang w:val="zh_TW" w:bidi="zh_TW"/>
+        </w:rPr>
+        <w:t>哈巴谷書 3:16</w:t>
+      </w:r>
+      <w:r>
+        <w:rPr>
+          <w:lang w:val="zh_TW" w:bidi="zh_TW"/>
+        </w:rPr>
+      </w:r>
+    </w:p>
+    <w:p>
+      <w:pPr/>
+      <w:r>
+        <w:rPr>
+          <w:lang w:val="zh_TW" w:bidi="zh_TW"/>
+        </w:rPr>
+      </w:r>
+      <w:r>
+        <w:rPr>
+          <w:lang w:val="zh_TW" w:bidi="zh_TW"/>
+        </w:rPr>
+        <w:t>雖然哈巴谷深切感受到神的大能使他渾身發軟、全身顫抖，但他仍要安靜等候（見</w:t>
       </w:r>
       <w:hyperlink r:id="rId101">
-        <w:r>
-          <w:rPr>
-            <w:lang w:val="zh_TW" w:bidi="zh_TW"/>
-          </w:rPr>
-          <w:rPr>
-            <w:color w:val="0000EE"/>
-            <w:u w:val="single"/>
-          </w:rPr>
-          <w:t>啟19:11–21</w:t>
-        </w:r>
-      </w:hyperlink>
-      <w:r>
-        <w:rPr>
-          <w:lang w:val="zh_TW" w:bidi="zh_TW"/>
-        </w:rPr>
-        <w:t>）。</w:t>
-      </w:r>
-      <w:r>
-        <w:rPr>
-          <w:lang w:val="zh_TW" w:bidi="zh_TW"/>
-        </w:rPr>
-      </w:r>
-      <w:r>
-        <w:rPr>
-          <w:lang w:val="zh_TW" w:bidi="zh_TW"/>
-        </w:rPr>
-      </w:r>
-    </w:p>
-    <w:p>
-      <w:pPr/>
-      <w:r>
-        <w:rPr>
-          <w:lang w:val="zh_TW" w:bidi="zh_TW"/>
-        </w:rPr>
-      </w:r>
-    </w:p>
-    <w:p>
-      <w:pPr>
-        <w:pStyle w:val="Heading2"/>
-      </w:pPr>
-      <w:r>
-        <w:rPr>
-          <w:lang w:val="zh_TW" w:bidi="zh_TW"/>
-        </w:rPr>
-        <w:t>哈巴谷書 3:9–11</w:t>
-      </w:r>
-      <w:r>
-        <w:rPr>
-          <w:lang w:val="zh_TW" w:bidi="zh_TW"/>
-        </w:rPr>
-      </w:r>
-    </w:p>
-    <w:p>
-      <w:pPr/>
-      <w:r>
-        <w:rPr>
-          <w:lang w:val="zh_TW" w:bidi="zh_TW"/>
-        </w:rPr>
-      </w:r>
-      <w:r>
-        <w:rPr>
-          <w:lang w:val="zh_TW" w:bidi="zh_TW"/>
-        </w:rPr>
-        <w:t>唯有神掌管自然界的諸般力量。</w:t>
-      </w:r>
-      <w:r>
-        <w:rPr>
-          <w:lang w:val="zh_TW" w:bidi="zh_TW"/>
-        </w:rPr>
-      </w:r>
-      <w:r>
-        <w:rPr>
-          <w:lang w:val="zh_TW" w:bidi="zh_TW"/>
-        </w:rPr>
-      </w:r>
-    </w:p>
-    <w:p>
-      <w:pPr/>
-      <w:r>
-        <w:rPr>
-          <w:lang w:val="zh_TW" w:bidi="zh_TW"/>
-        </w:rPr>
-      </w:r>
-    </w:p>
-    <w:p>
-      <w:pPr>
-        <w:pStyle w:val="Heading2"/>
-      </w:pPr>
-      <w:r>
-        <w:rPr>
-          <w:lang w:val="zh_TW" w:bidi="zh_TW"/>
-        </w:rPr>
-        <w:t>哈巴谷書 3:10</w:t>
-      </w:r>
-      <w:r>
-        <w:rPr>
-          <w:lang w:val="zh_TW" w:bidi="zh_TW"/>
-        </w:rPr>
-      </w:r>
-    </w:p>
-    <w:p>
-      <w:pPr/>
-      <w:r>
-        <w:rPr>
-          <w:lang w:val="zh_TW" w:bidi="zh_TW"/>
-        </w:rPr>
-      </w:r>
-      <w:r>
-        <w:rPr>
-          <w:lang w:val="zh_TW" w:bidi="zh_TW"/>
-        </w:rPr>
-        <w:t>大水</w:t>
-      </w:r>
-      <w:r>
-        <w:rPr>
-          <w:lang w:val="zh_TW" w:bidi="zh_TW"/>
-        </w:rPr>
-        <w:t>：見</w:t>
-      </w:r>
-      <w:r>
-        <w:rPr>
-          <w:lang w:val="zh_TW" w:bidi="zh_TW"/>
-        </w:rPr>
-        <w:t>三章8節的研讀註釋</w:t>
-      </w:r>
-      <w:r>
-        <w:rPr>
-          <w:lang w:val="zh_TW" w:bidi="zh_TW"/>
-        </w:rPr>
-        <w:t>；另見</w:t>
-      </w:r>
-      <w:hyperlink r:id="rId97">
-        <w:r>
-          <w:rPr>
-            <w:lang w:val="zh_TW" w:bidi="zh_TW"/>
-          </w:rPr>
-          <w:rPr>
-            <w:color w:val="0000EE"/>
-            <w:u w:val="single"/>
-          </w:rPr>
-          <w:t>出埃及記十五章1至18節</w:t>
-        </w:r>
-      </w:hyperlink>
-      <w:r>
-        <w:rPr>
-          <w:lang w:val="zh_TW" w:bidi="zh_TW"/>
-        </w:rPr>
-        <w:t>。</w:t>
-      </w:r>
-      <w:r>
-        <w:rPr>
-          <w:lang w:val="zh_TW" w:bidi="zh_TW"/>
-        </w:rPr>
-      </w:r>
-      <w:r>
-        <w:rPr>
-          <w:lang w:val="zh_TW" w:bidi="zh_TW"/>
-        </w:rPr>
-      </w:r>
-    </w:p>
-    <w:p>
-      <w:pPr/>
-      <w:r>
-        <w:rPr>
-          <w:lang w:val="zh_TW" w:bidi="zh_TW"/>
-        </w:rPr>
-      </w:r>
-    </w:p>
-    <w:p>
-      <w:pPr>
-        <w:pStyle w:val="Heading2"/>
-      </w:pPr>
-      <w:r>
-        <w:rPr>
-          <w:lang w:val="zh_TW" w:bidi="zh_TW"/>
-        </w:rPr>
-        <w:t>哈巴谷書 3:11</w:t>
-      </w:r>
-      <w:r>
-        <w:rPr>
-          <w:lang w:val="zh_TW" w:bidi="zh_TW"/>
-        </w:rPr>
-      </w:r>
-    </w:p>
-    <w:p>
-      <w:pPr/>
-      <w:r>
-        <w:rPr>
-          <w:lang w:val="zh_TW" w:bidi="zh_TW"/>
-        </w:rPr>
-      </w:r>
-      <w:r>
-        <w:rPr>
-          <w:lang w:val="zh_TW" w:bidi="zh_TW"/>
-        </w:rPr>
-        <w:t>日月：見</w:t>
-      </w:r>
-      <w:hyperlink r:id="rId102">
-        <w:r>
-          <w:rPr>
-            <w:lang w:val="zh_TW" w:bidi="zh_TW"/>
-          </w:rPr>
-          <w:rPr>
-            <w:color w:val="0000EE"/>
-            <w:u w:val="single"/>
-          </w:rPr>
-          <w:t>約書亞記十章12至13節</w:t>
-        </w:r>
-      </w:hyperlink>
-      <w:r>
-        <w:rPr>
-          <w:lang w:val="zh_TW" w:bidi="zh_TW"/>
-        </w:rPr>
-        <w:t>。</w:t>
-      </w:r>
-      <w:r>
-        <w:rPr>
-          <w:lang w:val="zh_TW" w:bidi="zh_TW"/>
-        </w:rPr>
-      </w:r>
-      <w:r>
-        <w:rPr>
-          <w:lang w:val="zh_TW" w:bidi="zh_TW"/>
-        </w:rPr>
-      </w:r>
-    </w:p>
-    <w:p>
-      <w:pPr/>
-      <w:r>
-        <w:rPr>
-          <w:lang w:val="zh_TW" w:bidi="zh_TW"/>
-        </w:rPr>
-      </w:r>
-    </w:p>
-    <w:p>
-      <w:pPr>
-        <w:pStyle w:val="Heading2"/>
-      </w:pPr>
-      <w:r>
-        <w:rPr>
-          <w:lang w:val="zh_TW" w:bidi="zh_TW"/>
-        </w:rPr>
-        <w:t>哈巴谷書 3:15</w:t>
-      </w:r>
-      <w:r>
-        <w:rPr>
-          <w:lang w:val="zh_TW" w:bidi="zh_TW"/>
-        </w:rPr>
-      </w:r>
-    </w:p>
-    <w:p>
-      <w:pPr/>
-      <w:r>
-        <w:rPr>
-          <w:lang w:val="zh_TW" w:bidi="zh_TW"/>
-        </w:rPr>
-      </w:r>
-      <w:r>
-        <w:rPr>
-          <w:lang w:val="zh_TW" w:bidi="zh_TW"/>
-        </w:rPr>
-        <w:t>海......</w:t>
-      </w:r>
-      <w:r>
-        <w:rPr>
-          <w:lang w:val="zh_TW" w:bidi="zh_TW"/>
-        </w:rPr>
-        <w:t>大水（和合本譯為：紅海</w:t>
-      </w:r>
-      <w:r>
-        <w:rPr>
-          <w:lang w:val="zh_TW" w:bidi="zh_TW"/>
-        </w:rPr>
-        <w:t>......大水</w:t>
-      </w:r>
-      <w:r>
-        <w:rPr>
-          <w:lang w:val="zh_TW" w:bidi="zh_TW"/>
-        </w:rPr>
-        <w:t>）</w:t>
-      </w:r>
-      <w:r>
-        <w:rPr>
-          <w:lang w:val="zh_TW" w:bidi="zh_TW"/>
-        </w:rPr>
-        <w:t>：這段落的結尾與開頭相呼應（</w:t>
-      </w:r>
-      <w:hyperlink r:id="rId86">
-        <w:r>
-          <w:rPr>
-            <w:lang w:val="zh_TW" w:bidi="zh_TW"/>
-          </w:rPr>
-          <w:rPr>
-            <w:color w:val="0000EE"/>
-            <w:u w:val="single"/>
-          </w:rPr>
-          <w:t>3:8</w:t>
-        </w:r>
-      </w:hyperlink>
-      <w:r>
-        <w:rPr>
-          <w:lang w:val="zh_TW" w:bidi="zh_TW"/>
-        </w:rPr>
-        <w:t>）。</w:t>
-      </w:r>
-      <w:r>
-        <w:rPr>
-          <w:lang w:val="zh_TW" w:bidi="zh_TW"/>
-        </w:rPr>
-      </w:r>
-      <w:r>
-        <w:rPr>
-          <w:lang w:val="zh_TW" w:bidi="zh_TW"/>
-        </w:rPr>
-      </w:r>
-    </w:p>
-    <w:p>
-      <w:pPr/>
-      <w:r>
-        <w:rPr>
-          <w:lang w:val="zh_TW" w:bidi="zh_TW"/>
-        </w:rPr>
-      </w:r>
-    </w:p>
-    <w:p>
-      <w:pPr>
-        <w:pStyle w:val="Heading2"/>
-      </w:pPr>
-      <w:r>
-        <w:rPr>
-          <w:lang w:val="zh_TW" w:bidi="zh_TW"/>
-        </w:rPr>
-        <w:t>哈巴谷書 3:16</w:t>
-      </w:r>
-      <w:r>
-        <w:rPr>
-          <w:lang w:val="zh_TW" w:bidi="zh_TW"/>
-        </w:rPr>
-      </w:r>
-    </w:p>
-    <w:p>
-      <w:pPr/>
-      <w:r>
-        <w:rPr>
-          <w:lang w:val="zh_TW" w:bidi="zh_TW"/>
-        </w:rPr>
-      </w:r>
-      <w:r>
-        <w:rPr>
-          <w:lang w:val="zh_TW" w:bidi="zh_TW"/>
-        </w:rPr>
-        <w:t>雖然哈巴谷深切感受到神的大能使他渾身發軟、全身顫抖，但他仍要安靜等候（見</w:t>
-      </w:r>
-      <w:hyperlink r:id="rId103">
         <w:r>
           <w:rPr>
             <w:lang w:val="zh_TW" w:bidi="zh_TW"/>
@@ -4856,7 +4813,7 @@
         </w:rPr>
         <w:t>在述說神大能的救贖作為（</w:t>
       </w:r>
-      <w:hyperlink r:id="rId104">
+      <w:hyperlink r:id="rId102">
         <w:r>
           <w:rPr>
             <w:lang w:val="zh_TW" w:bidi="zh_TW"/>
@@ -4874,7 +4831,7 @@
         </w:rPr>
         <w:t>）並停下來思想（</w:t>
       </w:r>
-      <w:hyperlink r:id="rId105">
+      <w:hyperlink r:id="rId103">
         <w:r>
           <w:rPr>
             <w:lang w:val="zh_TW" w:bidi="zh_TW"/>
@@ -4976,7 +4933,7 @@
         </w:rPr>
         <w:t>他的救主（</w:t>
       </w:r>
-      <w:hyperlink r:id="rId106">
+      <w:hyperlink r:id="rId104">
         <w:r>
           <w:rPr>
             <w:lang w:val="zh_TW" w:bidi="zh_TW"/>
@@ -4994,7 +4951,7 @@
         </w:rPr>
         <w:t>）。他將自己的屬靈攀登比喻為母鹿迅速登上高處，又優雅地在群山頂穿越（參</w:t>
       </w:r>
-      <w:hyperlink r:id="rId107">
+      <w:hyperlink r:id="rId105">
         <w:r>
           <w:rPr>
             <w:lang w:val="zh_TW" w:bidi="zh_TW"/>

--- a/zht/docx/35.content.docx
+++ b/zht/docx/35.content.docx
@@ -163,13 +163,6 @@
         <w:rPr>
           <w:lang w:val="zh_TW" w:bidi="zh_TW"/>
         </w:rPr>
-      </w:r>
-      <w:r>
-        <w:rPr>
-          <w:i/>
-          <w:lang w:val="zh_TW" w:bidi="zh_TW"/>
-        </w:rPr>
-        <w:t>哈巴谷書 1:1, 哈巴谷書 1:2, 哈巴谷書 1:2–4, 哈巴谷書 1:3, 哈巴谷書 1:4, 哈巴谷書 1:5, 哈巴谷書 1:5–11, 哈巴谷書 1:7, 哈巴谷書 1:8, 哈巴谷書 1:9, 哈巴谷書 1:10, 哈巴谷書 1:11, 哈巴谷書 1:12, 哈巴谷書 1:12–2:1, 哈巴谷書 1:14–15, 哈巴谷書 1:16, 哈巴谷書 2:1, 哈巴谷書 2:2, 哈巴谷書 2:2–5, 哈巴谷書 2:2–20, 哈巴谷書 2:3, 哈巴谷書 2:4, 哈巴谷書 2:6–8, 哈巴谷書 2:6–20, 哈巴谷書 2:9–11, 哈巴谷書 2:12–14, 哈巴谷書 2:15–17, 哈巴谷書 2:18–20, 哈巴谷書 2:20, 哈巴谷書 3:1–19, 哈巴谷書 3:2, 哈巴谷書 3:3, 哈巴谷書 3:3–15, 哈巴谷書 3:4, 哈巴谷書 3:5, 哈巴谷書 3:5–6, 哈巴谷書 3:7, 哈巴谷書 3:8, 哈巴谷書 3:8–15, 哈巴谷書 3:9–11, 哈巴谷書 3:10, 哈巴谷書 3:11, 哈巴谷書 3:15, 哈巴谷書 3:16, 哈巴谷書 3:17–19, 哈巴谷書 3:19</w:t>
       </w:r>
       <w:r>
         <w:rPr>

--- a/zht/docx/35.content.docx
+++ b/zht/docx/35.content.docx
@@ -150,19 +150,6 @@
           <w:lang w:val="zh_TW" w:bidi="zh_TW"/>
         </w:rPr>
         <w:t>HAB</w:t>
-      </w:r>
-      <w:r>
-        <w:rPr>
-          <w:lang w:val="zh_TW" w:bidi="zh_TW"/>
-        </w:rPr>
-      </w:r>
-    </w:p>
-    <w:p>
-      <w:pPr/>
-      <w:r>
-        <w:rPr>
-          <w:lang w:val="zh_TW" w:bidi="zh_TW"/>
-        </w:rPr>
       </w:r>
       <w:r>
         <w:rPr>

--- a/zht/docx/35.content.docx
+++ b/zht/docx/35.content.docx
@@ -19,7 +19,7 @@
         <w:rPr>
           <w:lang w:val="zh_TW" w:bidi="zh_TW"/>
         </w:rPr>
-        <w:t>Resource: 研讀筆記 (Tyndale)</w:t>
+        <w:t>Resource: Tyndale Open Study Notes</w:t>
       </w:r>
       <w:r>
         <w:rPr>
@@ -112,7 +112,7 @@
         <w:rPr>
           <w:lang w:val="zh_TW" w:bidi="zh_TW"/>
         </w:rPr>
-        <w:t>研讀筆記 (Tyndale)</w:t>
+        <w:t>Tyndale Open Study Notes</w:t>
       </w:r>
     </w:p>
     <w:p>

--- a/zht/docx/35.content.docx
+++ b/zht/docx/35.content.docx
@@ -19,7 +19,7 @@
         <w:rPr>
           <w:lang w:val="zh_TW" w:bidi="zh_TW"/>
         </w:rPr>
-        <w:t>Resource: Tyndale Open Study Notes</w:t>
+        <w:t>Resource: Aquifer Open Study Notes</w:t>
       </w:r>
       <w:r>
         <w:rPr>
@@ -112,7 +112,7 @@
         <w:rPr>
           <w:lang w:val="zh_TW" w:bidi="zh_TW"/>
         </w:rPr>
-        <w:t>Tyndale Open Study Notes</w:t>
+        <w:t>Aquifer Open Study Notes</w:t>
       </w:r>
     </w:p>
     <w:p>

--- a/zht/docx/35.content.docx
+++ b/zht/docx/35.content.docx
@@ -252,36 +252,24 @@
         </w:rPr>
         <w:t>；和合本譯為：默示）這個詞表明這卷書是神藉著祂的先知所啟示的話（參</w:t>
       </w:r>
-      <w:hyperlink r:id="rId13">
-        <w:r>
-          <w:rPr>
-            <w:lang w:val="zh_TW" w:bidi="zh_TW"/>
-          </w:rPr>
-          <w:rPr>
-            <w:color w:val="0000EE"/>
-            <w:u w:val="single"/>
-          </w:rPr>
-          <w:t>鴻1:1</w:t>
-        </w:r>
-      </w:hyperlink>
+      <w:r>
+        <w:rPr>
+          <w:lang w:val="zh_TW" w:bidi="zh_TW"/>
+        </w:rPr>
+        <w:t>鴻1:1</w:t>
+      </w:r>
       <w:r>
         <w:rPr>
           <w:lang w:val="zh_TW" w:bidi="zh_TW"/>
         </w:rPr>
         <w:t>；</w:t>
       </w:r>
-      <w:hyperlink r:id="rId14">
-        <w:r>
-          <w:rPr>
-            <w:lang w:val="zh_TW" w:bidi="zh_TW"/>
-          </w:rPr>
-          <w:rPr>
-            <w:color w:val="0000EE"/>
-            <w:u w:val="single"/>
-          </w:rPr>
-          <w:t>瑪1:1</w:t>
-        </w:r>
-      </w:hyperlink>
+      <w:r>
+        <w:rPr>
+          <w:lang w:val="zh_TW" w:bidi="zh_TW"/>
+        </w:rPr>
+        <w:t>瑪1:1</w:t>
+      </w:r>
       <w:r>
         <w:rPr>
           <w:lang w:val="zh_TW" w:bidi="zh_TW"/>
@@ -342,54 +330,36 @@
         </w:rPr>
         <w:t>.....？聖經中呼求或應允的主題，通常表明了說話者信靠神作為避難所和引導者（見</w:t>
       </w:r>
-      <w:hyperlink r:id="rId15">
-        <w:r>
-          <w:rPr>
-            <w:lang w:val="zh_TW" w:bidi="zh_TW"/>
-          </w:rPr>
-          <w:rPr>
-            <w:color w:val="0000EE"/>
-            <w:u w:val="single"/>
-          </w:rPr>
-          <w:t>詩102:1–2</w:t>
-        </w:r>
-      </w:hyperlink>
+      <w:r>
+        <w:rPr>
+          <w:lang w:val="zh_TW" w:bidi="zh_TW"/>
+        </w:rPr>
+        <w:t>詩102:1–2</w:t>
+      </w:r>
       <w:r>
         <w:rPr>
           <w:lang w:val="zh_TW" w:bidi="zh_TW"/>
         </w:rPr>
         <w:t>），並顯示信徒與神之間親密的相交（</w:t>
       </w:r>
-      <w:hyperlink r:id="rId16">
-        <w:r>
-          <w:rPr>
-            <w:lang w:val="zh_TW" w:bidi="zh_TW"/>
-          </w:rPr>
-          <w:rPr>
-            <w:color w:val="0000EE"/>
-            <w:u w:val="single"/>
-          </w:rPr>
-          <w:t>詩145:18</w:t>
-        </w:r>
-      </w:hyperlink>
+      <w:r>
+        <w:rPr>
+          <w:lang w:val="zh_TW" w:bidi="zh_TW"/>
+        </w:rPr>
+        <w:t>詩145:18</w:t>
+      </w:r>
       <w:r>
         <w:rPr>
           <w:lang w:val="zh_TW" w:bidi="zh_TW"/>
         </w:rPr>
         <w:t>；</w:t>
       </w:r>
-      <w:hyperlink r:id="rId17">
-        <w:r>
-          <w:rPr>
-            <w:lang w:val="zh_TW" w:bidi="zh_TW"/>
-          </w:rPr>
-          <w:rPr>
-            <w:color w:val="0000EE"/>
-            <w:u w:val="single"/>
-          </w:rPr>
-          <w:t>賽65:24</w:t>
-        </w:r>
-      </w:hyperlink>
+      <w:r>
+        <w:rPr>
+          <w:lang w:val="zh_TW" w:bidi="zh_TW"/>
+        </w:rPr>
+        <w:t>賽65:24</w:t>
+      </w:r>
       <w:r>
         <w:rPr>
           <w:lang w:val="zh_TW" w:bidi="zh_TW"/>
@@ -444,36 +414,24 @@
         </w:rPr>
         <w:t>在哈巴谷看來，神似乎對猶大境內充斥的罪惡無動於衷（</w:t>
       </w:r>
-      <w:hyperlink r:id="rId18">
-        <w:r>
-          <w:rPr>
-            <w:lang w:val="zh_TW" w:bidi="zh_TW"/>
-          </w:rPr>
-          <w:rPr>
-            <w:color w:val="0000EE"/>
-            <w:u w:val="single"/>
-          </w:rPr>
-          <w:t>1:3–4</w:t>
-        </w:r>
-      </w:hyperlink>
+      <w:r>
+        <w:rPr>
+          <w:lang w:val="zh_TW" w:bidi="zh_TW"/>
+        </w:rPr>
+        <w:t>1:3–4</w:t>
+      </w:r>
       <w:r>
         <w:rPr>
           <w:lang w:val="zh_TW" w:bidi="zh_TW"/>
         </w:rPr>
         <w:t>），亦對他為此所發的訴求也毫無回應（</w:t>
       </w:r>
-      <w:hyperlink r:id="rId19">
-        <w:r>
-          <w:rPr>
-            <w:lang w:val="zh_TW" w:bidi="zh_TW"/>
-          </w:rPr>
-          <w:rPr>
-            <w:color w:val="0000EE"/>
-            <w:u w:val="single"/>
-          </w:rPr>
-          <w:t>1:2</w:t>
-        </w:r>
-      </w:hyperlink>
+      <w:r>
+        <w:rPr>
+          <w:lang w:val="zh_TW" w:bidi="zh_TW"/>
+        </w:rPr>
+        <w:t>1:2</w:t>
+      </w:r>
       <w:r>
         <w:rPr>
           <w:lang w:val="zh_TW" w:bidi="zh_TW"/>
@@ -588,54 +546,36 @@
         </w:rPr>
         <w:t>哈巴谷對周遭充斥的不公與不義深感憂慮（見</w:t>
       </w:r>
-      <w:hyperlink r:id="rId20">
-        <w:r>
-          <w:rPr>
-            <w:lang w:val="zh_TW" w:bidi="zh_TW"/>
-          </w:rPr>
-          <w:rPr>
-            <w:color w:val="0000EE"/>
-            <w:u w:val="single"/>
-          </w:rPr>
-          <w:t>1:12–13</w:t>
-        </w:r>
-      </w:hyperlink>
+      <w:r>
+        <w:rPr>
+          <w:lang w:val="zh_TW" w:bidi="zh_TW"/>
+        </w:rPr>
+        <w:t>1:12–13</w:t>
+      </w:r>
       <w:r>
         <w:rPr>
           <w:lang w:val="zh_TW" w:bidi="zh_TW"/>
         </w:rPr>
         <w:t>，</w:t>
       </w:r>
-      <w:hyperlink r:id="rId21">
-        <w:r>
-          <w:rPr>
-            <w:lang w:val="zh_TW" w:bidi="zh_TW"/>
-          </w:rPr>
-          <w:rPr>
-            <w:color w:val="0000EE"/>
-            <w:u w:val="single"/>
-          </w:rPr>
-          <w:t>2:4</w:t>
-        </w:r>
-      </w:hyperlink>
+      <w:r>
+        <w:rPr>
+          <w:lang w:val="zh_TW" w:bidi="zh_TW"/>
+        </w:rPr>
+        <w:t>2:4</w:t>
+      </w:r>
       <w:r>
         <w:rPr>
           <w:lang w:val="zh_TW" w:bidi="zh_TW"/>
         </w:rPr>
         <w:t>、</w:t>
       </w:r>
-      <w:hyperlink r:id="rId22">
-        <w:r>
-          <w:rPr>
-            <w:lang w:val="zh_TW" w:bidi="zh_TW"/>
-          </w:rPr>
-          <w:rPr>
-            <w:color w:val="0000EE"/>
-            <w:u w:val="single"/>
-          </w:rPr>
-          <w:t>9</w:t>
-        </w:r>
-      </w:hyperlink>
+      <w:r>
+        <w:rPr>
+          <w:lang w:val="zh_TW" w:bidi="zh_TW"/>
+        </w:rPr>
+        <w:t>9</w:t>
+      </w:r>
       <w:r>
         <w:rPr>
           <w:lang w:val="zh_TW" w:bidi="zh_TW"/>
@@ -728,18 +668,12 @@
         </w:rPr>
         <w:t>），在</w:t>
       </w:r>
-      <w:hyperlink r:id="rId23">
-        <w:r>
-          <w:rPr>
-            <w:lang w:val="zh_TW" w:bidi="zh_TW"/>
-          </w:rPr>
-          <w:rPr>
-            <w:color w:val="0000EE"/>
-            <w:u w:val="single"/>
-          </w:rPr>
-          <w:t>一章3節</w:t>
-        </w:r>
-      </w:hyperlink>
+      <w:r>
+        <w:rPr>
+          <w:lang w:val="zh_TW" w:bidi="zh_TW"/>
+        </w:rPr>
+        <w:t>一章3節</w:t>
+      </w:r>
       <w:r>
         <w:rPr>
           <w:lang w:val="zh_TW" w:bidi="zh_TW"/>
@@ -784,36 +718,24 @@
         </w:rPr>
         <w:t>）。這形成了一個文學上的呼應，將哈巴谷在</w:t>
       </w:r>
-      <w:hyperlink r:id="rId23">
-        <w:r>
-          <w:rPr>
-            <w:lang w:val="zh_TW" w:bidi="zh_TW"/>
-          </w:rPr>
-          <w:rPr>
-            <w:color w:val="0000EE"/>
-            <w:u w:val="single"/>
-          </w:rPr>
-          <w:t>一章3節</w:t>
-        </w:r>
-      </w:hyperlink>
+      <w:r>
+        <w:rPr>
+          <w:lang w:val="zh_TW" w:bidi="zh_TW"/>
+        </w:rPr>
+        <w:t>一章3節</w:t>
+      </w:r>
       <w:r>
         <w:rPr>
           <w:lang w:val="zh_TW" w:bidi="zh_TW"/>
         </w:rPr>
         <w:t>的提問與神在</w:t>
       </w:r>
-      <w:hyperlink r:id="rId24">
-        <w:r>
-          <w:rPr>
-            <w:lang w:val="zh_TW" w:bidi="zh_TW"/>
-          </w:rPr>
-          <w:rPr>
-            <w:color w:val="0000EE"/>
-            <w:u w:val="single"/>
-          </w:rPr>
-          <w:t>一章5至11節</w:t>
-        </w:r>
-      </w:hyperlink>
+      <w:r>
+        <w:rPr>
+          <w:lang w:val="zh_TW" w:bidi="zh_TW"/>
+        </w:rPr>
+        <w:t>一章5至11節</w:t>
+      </w:r>
       <w:r>
         <w:rPr>
           <w:lang w:val="zh_TW" w:bidi="zh_TW"/>
@@ -988,54 +910,36 @@
         </w:rPr>
         <w:t>和鷹的鮮明形象，刻畫出巴比倫人攻擊猶大時的速度、兇猛和掠食的本性（見</w:t>
       </w:r>
-      <w:hyperlink r:id="rId25">
-        <w:r>
-          <w:rPr>
-            <w:lang w:val="zh_TW" w:bidi="zh_TW"/>
-          </w:rPr>
-          <w:rPr>
-            <w:color w:val="0000EE"/>
-            <w:u w:val="single"/>
-          </w:rPr>
-          <w:t>耶4:13</w:t>
-        </w:r>
-      </w:hyperlink>
+      <w:r>
+        <w:rPr>
+          <w:lang w:val="zh_TW" w:bidi="zh_TW"/>
+        </w:rPr>
+        <w:t>耶4:13</w:t>
+      </w:r>
       <w:r>
         <w:rPr>
           <w:lang w:val="zh_TW" w:bidi="zh_TW"/>
         </w:rPr>
         <w:t>，</w:t>
       </w:r>
-      <w:hyperlink r:id="rId26">
-        <w:r>
-          <w:rPr>
-            <w:lang w:val="zh_TW" w:bidi="zh_TW"/>
-          </w:rPr>
-          <w:rPr>
-            <w:color w:val="0000EE"/>
-            <w:u w:val="single"/>
-          </w:rPr>
-          <w:t>48:40</w:t>
-        </w:r>
-      </w:hyperlink>
+      <w:r>
+        <w:rPr>
+          <w:lang w:val="zh_TW" w:bidi="zh_TW"/>
+        </w:rPr>
+        <w:t>48:40</w:t>
+      </w:r>
       <w:r>
         <w:rPr>
           <w:lang w:val="zh_TW" w:bidi="zh_TW"/>
         </w:rPr>
         <w:t>，</w:t>
       </w:r>
-      <w:hyperlink r:id="rId27">
-        <w:r>
-          <w:rPr>
-            <w:lang w:val="zh_TW" w:bidi="zh_TW"/>
-          </w:rPr>
-          <w:rPr>
-            <w:color w:val="0000EE"/>
-            <w:u w:val="single"/>
-          </w:rPr>
-          <w:t>49:22</w:t>
-        </w:r>
-      </w:hyperlink>
+      <w:r>
+        <w:rPr>
+          <w:lang w:val="zh_TW" w:bidi="zh_TW"/>
+        </w:rPr>
+        <w:t>49:22</w:t>
+      </w:r>
       <w:r>
         <w:rPr>
           <w:lang w:val="zh_TW" w:bidi="zh_TW"/>
@@ -1090,18 +994,12 @@
         </w:rPr>
         <w:t>巴比倫人確實在公元前605年至586年間，將許多猶大人擄到異地（見</w:t>
       </w:r>
-      <w:hyperlink r:id="rId28">
-        <w:r>
-          <w:rPr>
-            <w:lang w:val="zh_TW" w:bidi="zh_TW"/>
-          </w:rPr>
-          <w:rPr>
-            <w:color w:val="0000EE"/>
-            <w:u w:val="single"/>
-          </w:rPr>
-          <w:t>但1:1–3</w:t>
-        </w:r>
-      </w:hyperlink>
+      <w:r>
+        <w:rPr>
+          <w:lang w:val="zh_TW" w:bidi="zh_TW"/>
+        </w:rPr>
+        <w:t>但1:1–3</w:t>
+      </w:r>
       <w:r>
         <w:rPr>
           <w:lang w:val="zh_TW" w:bidi="zh_TW"/>
@@ -1156,36 +1054,24 @@
         </w:rPr>
         <w:t>在古代近東地區，攻城時用土築成斜坡以攻向受圍城市的城牆，這種戰術有被廣泛地記載（例，</w:t>
       </w:r>
-      <w:hyperlink r:id="rId29">
-        <w:r>
-          <w:rPr>
-            <w:lang w:val="zh_TW" w:bidi="zh_TW"/>
-          </w:rPr>
-          <w:rPr>
-            <w:color w:val="0000EE"/>
-            <w:u w:val="single"/>
-          </w:rPr>
-          <w:t>王下19:32</w:t>
-        </w:r>
-      </w:hyperlink>
+      <w:r>
+        <w:rPr>
+          <w:lang w:val="zh_TW" w:bidi="zh_TW"/>
+        </w:rPr>
+        <w:t>王下19:32</w:t>
+      </w:r>
       <w:r>
         <w:rPr>
           <w:lang w:val="zh_TW" w:bidi="zh_TW"/>
         </w:rPr>
         <w:t>；</w:t>
       </w:r>
-      <w:hyperlink r:id="rId30">
-        <w:r>
-          <w:rPr>
-            <w:lang w:val="zh_TW" w:bidi="zh_TW"/>
-          </w:rPr>
-          <w:rPr>
-            <w:color w:val="0000EE"/>
-            <w:u w:val="single"/>
-          </w:rPr>
-          <w:t>鴻2:1</w:t>
-        </w:r>
-      </w:hyperlink>
+      <w:r>
+        <w:rPr>
+          <w:lang w:val="zh_TW" w:bidi="zh_TW"/>
+        </w:rPr>
+        <w:t>鴻2:1</w:t>
+      </w:r>
       <w:r>
         <w:rPr>
           <w:lang w:val="zh_TW" w:bidi="zh_TW"/>
@@ -1346,18 +1232,12 @@
         </w:rPr>
         <w:t>）：參</w:t>
       </w:r>
-      <w:hyperlink r:id="rId31">
-        <w:r>
-          <w:rPr>
-            <w:lang w:val="zh_TW" w:bidi="zh_TW"/>
-          </w:rPr>
-          <w:rPr>
-            <w:color w:val="0000EE"/>
-            <w:u w:val="single"/>
-          </w:rPr>
-          <w:t>希伯來書十二章5至11節</w:t>
-        </w:r>
-      </w:hyperlink>
+      <w:r>
+        <w:rPr>
+          <w:lang w:val="zh_TW" w:bidi="zh_TW"/>
+        </w:rPr>
+        <w:t>希伯來書十二章5至11節</w:t>
+      </w:r>
       <w:r>
         <w:rPr>
           <w:lang w:val="zh_TW" w:bidi="zh_TW"/>
@@ -1394,90 +1274,60 @@
         </w:rPr>
         <w:t>）：這是常用來形容神信實與能力的形象（見</w:t>
       </w:r>
-      <w:hyperlink r:id="rId32">
-        <w:r>
-          <w:rPr>
-            <w:lang w:val="zh_TW" w:bidi="zh_TW"/>
-          </w:rPr>
-          <w:rPr>
-            <w:color w:val="0000EE"/>
-            <w:u w:val="single"/>
-          </w:rPr>
-          <w:t>申32:15</w:t>
-        </w:r>
-      </w:hyperlink>
+      <w:r>
+        <w:rPr>
+          <w:lang w:val="zh_TW" w:bidi="zh_TW"/>
+        </w:rPr>
+        <w:t>申32:15</w:t>
+      </w:r>
       <w:r>
         <w:rPr>
           <w:lang w:val="zh_TW" w:bidi="zh_TW"/>
         </w:rPr>
         <w:t>；</w:t>
       </w:r>
-      <w:hyperlink r:id="rId33">
-        <w:r>
-          <w:rPr>
-            <w:lang w:val="zh_TW" w:bidi="zh_TW"/>
-          </w:rPr>
-          <w:rPr>
-            <w:color w:val="0000EE"/>
-            <w:u w:val="single"/>
-          </w:rPr>
-          <w:t>撒上2:2</w:t>
-        </w:r>
-      </w:hyperlink>
+      <w:r>
+        <w:rPr>
+          <w:lang w:val="zh_TW" w:bidi="zh_TW"/>
+        </w:rPr>
+        <w:t>撒上2:2</w:t>
+      </w:r>
       <w:r>
         <w:rPr>
           <w:lang w:val="zh_TW" w:bidi="zh_TW"/>
         </w:rPr>
         <w:t>；</w:t>
       </w:r>
-      <w:hyperlink r:id="rId34">
-        <w:r>
-          <w:rPr>
-            <w:lang w:val="zh_TW" w:bidi="zh_TW"/>
-          </w:rPr>
-          <w:rPr>
-            <w:color w:val="0000EE"/>
-            <w:u w:val="single"/>
-          </w:rPr>
-          <w:t>詩18:2</w:t>
-        </w:r>
-      </w:hyperlink>
+      <w:r>
+        <w:rPr>
+          <w:lang w:val="zh_TW" w:bidi="zh_TW"/>
+        </w:rPr>
+        <w:t>詩18:2</w:t>
+      </w:r>
       <w:r>
         <w:rPr>
           <w:lang w:val="zh_TW" w:bidi="zh_TW"/>
         </w:rPr>
         <w:t>；</w:t>
       </w:r>
-      <w:hyperlink r:id="rId35">
-        <w:r>
-          <w:rPr>
-            <w:lang w:val="zh_TW" w:bidi="zh_TW"/>
-          </w:rPr>
-          <w:rPr>
-            <w:color w:val="0000EE"/>
-            <w:u w:val="single"/>
-          </w:rPr>
-          <w:t>林前10:4</w:t>
-        </w:r>
-      </w:hyperlink>
+      <w:r>
+        <w:rPr>
+          <w:lang w:val="zh_TW" w:bidi="zh_TW"/>
+        </w:rPr>
+        <w:t>林前10:4</w:t>
+      </w:r>
       <w:r>
         <w:rPr>
           <w:lang w:val="zh_TW" w:bidi="zh_TW"/>
         </w:rPr>
         <w:t>；</w:t>
       </w:r>
-      <w:hyperlink r:id="rId36">
-        <w:r>
-          <w:rPr>
-            <w:lang w:val="zh_TW" w:bidi="zh_TW"/>
-          </w:rPr>
-          <w:rPr>
-            <w:color w:val="0000EE"/>
-            <w:u w:val="single"/>
-          </w:rPr>
-          <w:t>彼前2:6–8</w:t>
-        </w:r>
-      </w:hyperlink>
+      <w:r>
+        <w:rPr>
+          <w:lang w:val="zh_TW" w:bidi="zh_TW"/>
+        </w:rPr>
+        <w:t>彼前2:6–8</w:t>
+      </w:r>
       <w:r>
         <w:rPr>
           <w:lang w:val="zh_TW" w:bidi="zh_TW"/>
@@ -1532,18 +1382,12 @@
         </w:rPr>
         <w:t>哈巴谷很難將神的回應（</w:t>
       </w:r>
-      <w:hyperlink r:id="rId24">
-        <w:r>
-          <w:rPr>
-            <w:lang w:val="zh_TW" w:bidi="zh_TW"/>
-          </w:rPr>
-          <w:rPr>
-            <w:color w:val="0000EE"/>
-            <w:u w:val="single"/>
-          </w:rPr>
-          <w:t>1:5–11</w:t>
-        </w:r>
-      </w:hyperlink>
+      <w:r>
+        <w:rPr>
+          <w:lang w:val="zh_TW" w:bidi="zh_TW"/>
+        </w:rPr>
+        <w:t>1:5–11</w:t>
+      </w:r>
       <w:r>
         <w:rPr>
           <w:lang w:val="zh_TW" w:bidi="zh_TW"/>
@@ -1670,35 +1514,29 @@
         </w:rPr>
         <w:t>；參</w:t>
       </w:r>
-      <w:hyperlink r:id="rId37">
-        <w:r>
-          <w:rPr>
-            <w:lang w:val="zh_TW" w:bidi="zh_TW"/>
-          </w:rPr>
-          <w:rPr>
-            <w:color w:val="0000EE"/>
-            <w:u w:val="single"/>
-          </w:rPr>
-          <w:t>約翰</w:t>
-        </w:r>
-      </w:hyperlink>
-      <w:hyperlink r:id="rId37">
-        <w:r>
-          <w:rPr>
-            <w:lang w:val="zh_TW" w:bidi="zh_TW"/>
-          </w:rPr>
-          <w:rPr>
-            <w:color w:val="0000EE"/>
-            <w:u w:val="single"/>
-          </w:rPr>
-          <w:t>一書五章</w:t>
-        </w:r>
-      </w:hyperlink>
-      <w:r>
-        <w:rPr>
-          <w:lang w:val="zh_TW" w:bidi="zh_TW"/>
-        </w:rPr>
-        <w:t>21節。</w:t>
+      <w:r>
+        <w:rPr>
+          <w:lang w:val="zh_TW" w:bidi="zh_TW"/>
+        </w:rPr>
+        <w:t>約翰</w:t>
+      </w:r>
+      <w:r>
+        <w:rPr>
+          <w:lang w:val="zh_TW" w:bidi="zh_TW"/>
+        </w:rPr>
+        <w:t>一書五章</w:t>
+      </w:r>
+      <w:r>
+        <w:rPr>
+          <w:lang w:val="zh_TW" w:bidi="zh_TW"/>
+        </w:rPr>
+        <w:t>21節</w:t>
+      </w:r>
+      <w:r>
+        <w:rPr>
+          <w:lang w:val="zh_TW" w:bidi="zh_TW"/>
+        </w:rPr>
+        <w:t>。</w:t>
       </w:r>
       <w:r>
         <w:rPr>
@@ -1754,54 +1592,36 @@
         </w:rPr>
         <w:t>：哈巴谷像一名在望樓上的守望者一樣（另見</w:t>
       </w:r>
-      <w:hyperlink r:id="rId38">
-        <w:r>
-          <w:rPr>
-            <w:lang w:val="zh_TW" w:bidi="zh_TW"/>
-          </w:rPr>
-          <w:rPr>
-            <w:color w:val="0000EE"/>
-            <w:u w:val="single"/>
-          </w:rPr>
-          <w:t>撒下18:24–28</w:t>
-        </w:r>
-      </w:hyperlink>
+      <w:r>
+        <w:rPr>
+          <w:lang w:val="zh_TW" w:bidi="zh_TW"/>
+        </w:rPr>
+        <w:t>撒下18:24–28</w:t>
+      </w:r>
       <w:r>
         <w:rPr>
           <w:lang w:val="zh_TW" w:bidi="zh_TW"/>
         </w:rPr>
         <w:t>；</w:t>
       </w:r>
-      <w:hyperlink r:id="rId39">
-        <w:r>
-          <w:rPr>
-            <w:lang w:val="zh_TW" w:bidi="zh_TW"/>
-          </w:rPr>
-          <w:rPr>
-            <w:color w:val="0000EE"/>
-            <w:u w:val="single"/>
-          </w:rPr>
-          <w:t>王下9:17–20</w:t>
-        </w:r>
-      </w:hyperlink>
+      <w:r>
+        <w:rPr>
+          <w:lang w:val="zh_TW" w:bidi="zh_TW"/>
+        </w:rPr>
+        <w:t>王下9:17–20</w:t>
+      </w:r>
       <w:r>
         <w:rPr>
           <w:lang w:val="zh_TW" w:bidi="zh_TW"/>
         </w:rPr>
         <w:t>；</w:t>
       </w:r>
-      <w:hyperlink r:id="rId40">
-        <w:r>
-          <w:rPr>
-            <w:lang w:val="zh_TW" w:bidi="zh_TW"/>
-          </w:rPr>
-          <w:rPr>
-            <w:color w:val="0000EE"/>
-            <w:u w:val="single"/>
-          </w:rPr>
-          <w:t>結33:2–6</w:t>
-        </w:r>
-      </w:hyperlink>
+      <w:r>
+        <w:rPr>
+          <w:lang w:val="zh_TW" w:bidi="zh_TW"/>
+        </w:rPr>
+        <w:t>結33:2–6</w:t>
+      </w:r>
       <w:r>
         <w:rPr>
           <w:lang w:val="zh_TW" w:bidi="zh_TW"/>
@@ -1977,18 +1797,12 @@
         </w:rPr>
         <w:t>神回應了哈巴谷的第二個申訴（</w:t>
       </w:r>
-      <w:hyperlink r:id="rId41">
-        <w:r>
-          <w:rPr>
-            <w:lang w:val="zh_TW" w:bidi="zh_TW"/>
-          </w:rPr>
-          <w:rPr>
-            <w:color w:val="0000EE"/>
-            <w:u w:val="single"/>
-          </w:rPr>
-          <w:t>1:12–2:1</w:t>
-        </w:r>
-      </w:hyperlink>
+      <w:r>
+        <w:rPr>
+          <w:lang w:val="zh_TW" w:bidi="zh_TW"/>
+        </w:rPr>
+        <w:t>1:12–2:1</w:t>
+      </w:r>
       <w:r>
         <w:rPr>
           <w:lang w:val="zh_TW" w:bidi="zh_TW"/>
@@ -2049,18 +1863,12 @@
         </w:rPr>
         <w:t>：在唯有耶和華知道的特定日期，祂要介入人類歷史，使其按著祂的計畫走向適當的終局，為義人伸冤，並審判惡人。神的子民必須耐心等候，因為神的計畫正如期進行（見</w:t>
       </w:r>
-      <w:hyperlink r:id="rId42">
-        <w:r>
-          <w:rPr>
-            <w:lang w:val="zh_TW" w:bidi="zh_TW"/>
-          </w:rPr>
-          <w:rPr>
-            <w:color w:val="0000EE"/>
-            <w:u w:val="single"/>
-          </w:rPr>
-          <w:t>來10:35–38</w:t>
-        </w:r>
-      </w:hyperlink>
+      <w:r>
+        <w:rPr>
+          <w:lang w:val="zh_TW" w:bidi="zh_TW"/>
+        </w:rPr>
+        <w:t>來10:35–38</w:t>
+      </w:r>
       <w:r>
         <w:rPr>
           <w:lang w:val="zh_TW" w:bidi="zh_TW"/>
@@ -2119,72 +1927,48 @@
         </w:rPr>
         <w:t>神知道驕傲之人以自我為中心，他們彎曲的行為顯明自己的不義；他們拒絕神的教訓，滿足自己的私慾（</w:t>
       </w:r>
-      <w:hyperlink r:id="rId43">
-        <w:r>
-          <w:rPr>
-            <w:lang w:val="zh_TW" w:bidi="zh_TW"/>
-          </w:rPr>
-          <w:rPr>
-            <w:color w:val="0000EE"/>
-            <w:u w:val="single"/>
-          </w:rPr>
-          <w:t>箴12:15</w:t>
-        </w:r>
-      </w:hyperlink>
+      <w:r>
+        <w:rPr>
+          <w:lang w:val="zh_TW" w:bidi="zh_TW"/>
+        </w:rPr>
+        <w:t>箴12:15</w:t>
+      </w:r>
       <w:r>
         <w:rPr>
           <w:lang w:val="zh_TW" w:bidi="zh_TW"/>
         </w:rPr>
         <w:t>，</w:t>
       </w:r>
-      <w:hyperlink r:id="rId44">
-        <w:r>
-          <w:rPr>
-            <w:lang w:val="zh_TW" w:bidi="zh_TW"/>
-          </w:rPr>
-          <w:rPr>
-            <w:color w:val="0000EE"/>
-            <w:u w:val="single"/>
-          </w:rPr>
-          <w:t>21:8</w:t>
-        </w:r>
-      </w:hyperlink>
+      <w:r>
+        <w:rPr>
+          <w:lang w:val="zh_TW" w:bidi="zh_TW"/>
+        </w:rPr>
+        <w:t>21:8</w:t>
+      </w:r>
       <w:r>
         <w:rPr>
           <w:lang w:val="zh_TW" w:bidi="zh_TW"/>
         </w:rPr>
         <w:t>、</w:t>
       </w:r>
-      <w:hyperlink r:id="rId45">
-        <w:r>
-          <w:rPr>
-            <w:lang w:val="zh_TW" w:bidi="zh_TW"/>
-          </w:rPr>
-          <w:rPr>
-            <w:color w:val="0000EE"/>
-            <w:u w:val="single"/>
-          </w:rPr>
-          <w:t>29</w:t>
-        </w:r>
-      </w:hyperlink>
+      <w:r>
+        <w:rPr>
+          <w:lang w:val="zh_TW" w:bidi="zh_TW"/>
+        </w:rPr>
+        <w:t>29</w:t>
+      </w:r>
       <w:r>
         <w:rPr>
           <w:lang w:val="zh_TW" w:bidi="zh_TW"/>
         </w:rPr>
         <w:t>，</w:t>
       </w:r>
-      <w:hyperlink r:id="rId46">
-        <w:r>
-          <w:rPr>
-            <w:lang w:val="zh_TW" w:bidi="zh_TW"/>
-          </w:rPr>
-          <w:rPr>
-            <w:color w:val="0000EE"/>
-            <w:u w:val="single"/>
-          </w:rPr>
-          <w:t>29:27</w:t>
-        </w:r>
-      </w:hyperlink>
+      <w:r>
+        <w:rPr>
+          <w:lang w:val="zh_TW" w:bidi="zh_TW"/>
+        </w:rPr>
+        <w:t>29:27</w:t>
+      </w:r>
       <w:r>
         <w:rPr>
           <w:lang w:val="zh_TW" w:bidi="zh_TW"/>
@@ -2227,72 +2011,48 @@
         </w:rPr>
         <w:t>：希伯來文為 ’emunah。在創世記中，這個詞的詞根（’mn）是用來形容亞伯蘭信靠神（</w:t>
       </w:r>
-      <w:hyperlink r:id="rId47">
-        <w:r>
-          <w:rPr>
-            <w:lang w:val="zh_TW" w:bidi="zh_TW"/>
-          </w:rPr>
-          <w:rPr>
-            <w:color w:val="0000EE"/>
-            <w:u w:val="single"/>
-          </w:rPr>
-          <w:t>創15:6</w:t>
-        </w:r>
-      </w:hyperlink>
+      <w:r>
+        <w:rPr>
+          <w:lang w:val="zh_TW" w:bidi="zh_TW"/>
+        </w:rPr>
+        <w:t>創15:6</w:t>
+      </w:r>
       <w:r>
         <w:rPr>
           <w:lang w:val="zh_TW" w:bidi="zh_TW"/>
         </w:rPr>
         <w:t>）。神改變那些信靠祂之人的心，使他們能忠心遵行神的聖潔標準。另見</w:t>
       </w:r>
-      <w:hyperlink r:id="rId48">
-        <w:r>
-          <w:rPr>
-            <w:lang w:val="zh_TW" w:bidi="zh_TW"/>
-          </w:rPr>
-          <w:rPr>
-            <w:color w:val="0000EE"/>
-            <w:u w:val="single"/>
-          </w:rPr>
-          <w:t>羅馬書一章16至17節</w:t>
-        </w:r>
-      </w:hyperlink>
+      <w:r>
+        <w:rPr>
+          <w:lang w:val="zh_TW" w:bidi="zh_TW"/>
+        </w:rPr>
+        <w:t>羅馬書一章16至17節</w:t>
+      </w:r>
       <w:r>
         <w:rPr>
           <w:lang w:val="zh_TW" w:bidi="zh_TW"/>
         </w:rPr>
         <w:t>；</w:t>
       </w:r>
-      <w:hyperlink r:id="rId49">
-        <w:r>
-          <w:rPr>
-            <w:lang w:val="zh_TW" w:bidi="zh_TW"/>
-          </w:rPr>
-          <w:rPr>
-            <w:color w:val="0000EE"/>
-            <w:u w:val="single"/>
-          </w:rPr>
-          <w:t>加拉太書三章11節</w:t>
-        </w:r>
-      </w:hyperlink>
+      <w:r>
+        <w:rPr>
+          <w:lang w:val="zh_TW" w:bidi="zh_TW"/>
+        </w:rPr>
+        <w:t>加拉太書三章11節</w:t>
+      </w:r>
       <w:r>
         <w:rPr>
           <w:lang w:val="zh_TW" w:bidi="zh_TW"/>
         </w:rPr>
         <w:t>；</w:t>
       </w:r>
-      <w:hyperlink r:id="rId50">
-        <w:r>
-          <w:rPr>
-            <w:lang w:val="zh_TW" w:bidi="zh_TW"/>
-          </w:rPr>
-          <w:rPr>
-            <w:color w:val="0000EE"/>
-            <w:u w:val="single"/>
-          </w:rPr>
-          <w:t>希伯來書十章37至39節</w:t>
-        </w:r>
-      </w:hyperlink>
+      <w:r>
+        <w:rPr>
+          <w:lang w:val="zh_TW" w:bidi="zh_TW"/>
+        </w:rPr>
+        <w:t>希伯來書十章37至39節</w:t>
+      </w:r>
       <w:r>
         <w:rPr>
           <w:lang w:val="zh_TW" w:bidi="zh_TW"/>
@@ -2393,36 +2153,24 @@
         </w:rPr>
         <w:t>）：這個意象將巴比倫人比喻為債主，他們以壓迫性的手段使債務人起來反抗他們。貪婪很容易玷污個人或一個民族的屬靈品格（</w:t>
       </w:r>
-      <w:hyperlink r:id="rId51">
-        <w:r>
-          <w:rPr>
-            <w:lang w:val="zh_TW" w:bidi="zh_TW"/>
-          </w:rPr>
-          <w:rPr>
-            <w:color w:val="0000EE"/>
-            <w:u w:val="single"/>
-          </w:rPr>
-          <w:t>路12:15</w:t>
-        </w:r>
-      </w:hyperlink>
+      <w:r>
+        <w:rPr>
+          <w:lang w:val="zh_TW" w:bidi="zh_TW"/>
+        </w:rPr>
+        <w:t>路12:15</w:t>
+      </w:r>
       <w:r>
         <w:rPr>
           <w:lang w:val="zh_TW" w:bidi="zh_TW"/>
         </w:rPr>
         <w:t>；</w:t>
       </w:r>
-      <w:hyperlink r:id="rId52">
-        <w:r>
-          <w:rPr>
-            <w:lang w:val="zh_TW" w:bidi="zh_TW"/>
-          </w:rPr>
-          <w:rPr>
-            <w:color w:val="0000EE"/>
-            <w:u w:val="single"/>
-          </w:rPr>
-          <w:t>弗5:3</w:t>
-        </w:r>
-      </w:hyperlink>
+      <w:r>
+        <w:rPr>
+          <w:lang w:val="zh_TW" w:bidi="zh_TW"/>
+        </w:rPr>
+        <w:t>弗5:3</w:t>
+      </w:r>
       <w:r>
         <w:rPr>
           <w:lang w:val="zh_TW" w:bidi="zh_TW"/>
@@ -2477,108 +2225,72 @@
         </w:rPr>
         <w:t>五首諷刺詩（</w:t>
       </w:r>
-      <w:hyperlink r:id="rId53">
-        <w:r>
-          <w:rPr>
-            <w:lang w:val="zh_TW" w:bidi="zh_TW"/>
-          </w:rPr>
-          <w:rPr>
-            <w:color w:val="0000EE"/>
-            <w:u w:val="single"/>
-          </w:rPr>
-          <w:t>2:6–8</w:t>
-        </w:r>
-      </w:hyperlink>
+      <w:r>
+        <w:rPr>
+          <w:lang w:val="zh_TW" w:bidi="zh_TW"/>
+        </w:rPr>
+        <w:t>2:6–8</w:t>
+      </w:r>
       <w:r>
         <w:rPr>
           <w:lang w:val="zh_TW" w:bidi="zh_TW"/>
         </w:rPr>
         <w:t>、</w:t>
       </w:r>
-      <w:hyperlink r:id="rId54">
-        <w:r>
-          <w:rPr>
-            <w:lang w:val="zh_TW" w:bidi="zh_TW"/>
-          </w:rPr>
-          <w:rPr>
-            <w:color w:val="0000EE"/>
-            <w:u w:val="single"/>
-          </w:rPr>
-          <w:t>9–11</w:t>
-        </w:r>
-      </w:hyperlink>
+      <w:r>
+        <w:rPr>
+          <w:lang w:val="zh_TW" w:bidi="zh_TW"/>
+        </w:rPr>
+        <w:t>9–11</w:t>
+      </w:r>
       <w:r>
         <w:rPr>
           <w:lang w:val="zh_TW" w:bidi="zh_TW"/>
         </w:rPr>
         <w:t>、</w:t>
       </w:r>
-      <w:hyperlink r:id="rId55">
-        <w:r>
-          <w:rPr>
-            <w:lang w:val="zh_TW" w:bidi="zh_TW"/>
-          </w:rPr>
-          <w:rPr>
-            <w:color w:val="0000EE"/>
-            <w:u w:val="single"/>
-          </w:rPr>
-          <w:t>12–14</w:t>
-        </w:r>
-      </w:hyperlink>
+      <w:r>
+        <w:rPr>
+          <w:lang w:val="zh_TW" w:bidi="zh_TW"/>
+        </w:rPr>
+        <w:t>12–14</w:t>
+      </w:r>
       <w:r>
         <w:rPr>
           <w:lang w:val="zh_TW" w:bidi="zh_TW"/>
         </w:rPr>
         <w:t>、</w:t>
       </w:r>
-      <w:hyperlink r:id="rId56">
-        <w:r>
-          <w:rPr>
-            <w:lang w:val="zh_TW" w:bidi="zh_TW"/>
-          </w:rPr>
-          <w:rPr>
-            <w:color w:val="0000EE"/>
-            <w:u w:val="single"/>
-          </w:rPr>
-          <w:t>15–17</w:t>
-        </w:r>
-      </w:hyperlink>
+      <w:r>
+        <w:rPr>
+          <w:lang w:val="zh_TW" w:bidi="zh_TW"/>
+        </w:rPr>
+        <w:t>15–17</w:t>
+      </w:r>
       <w:r>
         <w:rPr>
           <w:lang w:val="zh_TW" w:bidi="zh_TW"/>
         </w:rPr>
         <w:t>、</w:t>
       </w:r>
-      <w:hyperlink r:id="rId57">
-        <w:r>
-          <w:rPr>
-            <w:lang w:val="zh_TW" w:bidi="zh_TW"/>
-          </w:rPr>
-          <w:rPr>
-            <w:color w:val="0000EE"/>
-            <w:u w:val="single"/>
-          </w:rPr>
-          <w:t>18–20</w:t>
-        </w:r>
-      </w:hyperlink>
+      <w:r>
+        <w:rPr>
+          <w:lang w:val="zh_TW" w:bidi="zh_TW"/>
+        </w:rPr>
+        <w:t>18–20</w:t>
+      </w:r>
       <w:r>
         <w:rPr>
           <w:lang w:val="zh_TW" w:bidi="zh_TW"/>
         </w:rPr>
         <w:t>）是在描繪神將來對巴比倫人（以及一切像巴比倫人一樣沉溺於強暴和不義之人）的審判。神任憑他們自取滅亡。當惡人受審判時，那些曾受苦的人將能重複這些諷刺的話（見</w:t>
       </w:r>
-      <w:hyperlink r:id="rId58">
-        <w:r>
-          <w:rPr>
-            <w:lang w:val="zh_TW" w:bidi="zh_TW"/>
-          </w:rPr>
-          <w:rPr>
-            <w:color w:val="0000EE"/>
-            <w:u w:val="single"/>
-          </w:rPr>
-          <w:t>1:14–17</w:t>
-        </w:r>
-      </w:hyperlink>
+      <w:r>
+        <w:rPr>
+          <w:lang w:val="zh_TW" w:bidi="zh_TW"/>
+        </w:rPr>
+        <w:t>1:14–17</w:t>
+      </w:r>
       <w:r>
         <w:rPr>
           <w:lang w:val="zh_TW" w:bidi="zh_TW"/>
@@ -2745,18 +2457,12 @@
         </w:rPr>
         <w:t>一樣普及（</w:t>
       </w:r>
-      <w:hyperlink r:id="rId59">
-        <w:r>
-          <w:rPr>
-            <w:lang w:val="zh_TW" w:bidi="zh_TW"/>
-          </w:rPr>
-          <w:rPr>
-            <w:color w:val="0000EE"/>
-            <w:u w:val="single"/>
-          </w:rPr>
-          <w:t>賽11:9</w:t>
-        </w:r>
-      </w:hyperlink>
+      <w:r>
+        <w:rPr>
+          <w:lang w:val="zh_TW" w:bidi="zh_TW"/>
+        </w:rPr>
+        <w:t>賽11:9</w:t>
+      </w:r>
       <w:r>
         <w:rPr>
           <w:lang w:val="zh_TW" w:bidi="zh_TW"/>
@@ -2811,36 +2517,24 @@
         </w:rPr>
         <w:t>在第四首諷刺詩中，巴比倫人因他們加諸於人、動物與環境的可恥行徑而受譴責。他們就像一個看似好客的人，卻在使鄰舍喝醉之後，剝奪他們的一切。然而，巴比倫人將在喝下耶和華審判之杯後蒙羞（見</w:t>
       </w:r>
-      <w:hyperlink r:id="rId60">
-        <w:r>
-          <w:rPr>
-            <w:lang w:val="zh_TW" w:bidi="zh_TW"/>
-          </w:rPr>
-          <w:rPr>
-            <w:color w:val="0000EE"/>
-            <w:u w:val="single"/>
-          </w:rPr>
-          <w:t>耶25:15–17</w:t>
-        </w:r>
-      </w:hyperlink>
+      <w:r>
+        <w:rPr>
+          <w:lang w:val="zh_TW" w:bidi="zh_TW"/>
+        </w:rPr>
+        <w:t>耶25:15–17</w:t>
+      </w:r>
       <w:r>
         <w:rPr>
           <w:lang w:val="zh_TW" w:bidi="zh_TW"/>
         </w:rPr>
         <w:t>；參</w:t>
       </w:r>
-      <w:hyperlink r:id="rId61">
-        <w:r>
-          <w:rPr>
-            <w:lang w:val="zh_TW" w:bidi="zh_TW"/>
-          </w:rPr>
-          <w:rPr>
-            <w:color w:val="0000EE"/>
-            <w:u w:val="single"/>
-          </w:rPr>
-          <w:t>約18:11</w:t>
-        </w:r>
-      </w:hyperlink>
+      <w:r>
+        <w:rPr>
+          <w:lang w:val="zh_TW" w:bidi="zh_TW"/>
+        </w:rPr>
+        <w:t>約18:11</w:t>
+      </w:r>
       <w:r>
         <w:rPr>
           <w:lang w:val="zh_TW" w:bidi="zh_TW"/>
@@ -2895,72 +2589,48 @@
         </w:rPr>
         <w:t>在第五首諷刺詩中，巴比倫人因他們對偶像的虔誠而受譴責。無論偶像是人手雕刻的還是鑄造的，都不能拯救人，也不能教導敬拜它們的人（</w:t>
       </w:r>
-      <w:hyperlink r:id="rId62">
-        <w:r>
-          <w:rPr>
-            <w:lang w:val="zh_TW" w:bidi="zh_TW"/>
-          </w:rPr>
-          <w:rPr>
-            <w:color w:val="0000EE"/>
-            <w:u w:val="single"/>
-          </w:rPr>
-          <w:t>賽42:17</w:t>
-        </w:r>
-      </w:hyperlink>
+      <w:r>
+        <w:rPr>
+          <w:lang w:val="zh_TW" w:bidi="zh_TW"/>
+        </w:rPr>
+        <w:t>賽42:17</w:t>
+      </w:r>
       <w:r>
         <w:rPr>
           <w:lang w:val="zh_TW" w:bidi="zh_TW"/>
         </w:rPr>
         <w:t>）。唯有耶和華配得我們的敬拜（</w:t>
       </w:r>
-      <w:hyperlink r:id="rId63">
-        <w:r>
-          <w:rPr>
-            <w:lang w:val="zh_TW" w:bidi="zh_TW"/>
-          </w:rPr>
-          <w:rPr>
-            <w:color w:val="0000EE"/>
-            <w:u w:val="single"/>
-          </w:rPr>
-          <w:t>哈2:20</w:t>
-        </w:r>
-      </w:hyperlink>
+      <w:r>
+        <w:rPr>
+          <w:lang w:val="zh_TW" w:bidi="zh_TW"/>
+        </w:rPr>
+        <w:t>哈2:20</w:t>
+      </w:r>
       <w:r>
         <w:rPr>
           <w:lang w:val="zh_TW" w:bidi="zh_TW"/>
         </w:rPr>
         <w:t>；</w:t>
       </w:r>
-      <w:hyperlink r:id="rId64">
-        <w:r>
-          <w:rPr>
-            <w:lang w:val="zh_TW" w:bidi="zh_TW"/>
-          </w:rPr>
-          <w:rPr>
-            <w:color w:val="0000EE"/>
-            <w:u w:val="single"/>
-          </w:rPr>
-          <w:t>出20:2–6</w:t>
-        </w:r>
-      </w:hyperlink>
+      <w:r>
+        <w:rPr>
+          <w:lang w:val="zh_TW" w:bidi="zh_TW"/>
+        </w:rPr>
+        <w:t>出20:2–6</w:t>
+      </w:r>
       <w:r>
         <w:rPr>
           <w:lang w:val="zh_TW" w:bidi="zh_TW"/>
         </w:rPr>
         <w:t>；參</w:t>
       </w:r>
-      <w:hyperlink r:id="rId65">
-        <w:r>
-          <w:rPr>
-            <w:lang w:val="zh_TW" w:bidi="zh_TW"/>
-          </w:rPr>
-          <w:rPr>
-            <w:color w:val="0000EE"/>
-            <w:u w:val="single"/>
-          </w:rPr>
-          <w:t>傳5:1–2</w:t>
-        </w:r>
-      </w:hyperlink>
+      <w:r>
+        <w:rPr>
+          <w:lang w:val="zh_TW" w:bidi="zh_TW"/>
+        </w:rPr>
+        <w:t>傳5:1–2</w:t>
+      </w:r>
       <w:r>
         <w:rPr>
           <w:lang w:val="zh_TW" w:bidi="zh_TW"/>
@@ -3015,126 +2685,84 @@
         </w:rPr>
         <w:t>這一系列諷刺詩以一個宣告作結：掌管萬國的，並不是巴比倫的偶像（</w:t>
       </w:r>
-      <w:hyperlink r:id="rId57">
-        <w:r>
-          <w:rPr>
-            <w:lang w:val="zh_TW" w:bidi="zh_TW"/>
-          </w:rPr>
-          <w:rPr>
-            <w:color w:val="0000EE"/>
-            <w:u w:val="single"/>
-          </w:rPr>
-          <w:t>2:18–20</w:t>
-        </w:r>
-      </w:hyperlink>
+      <w:r>
+        <w:rPr>
+          <w:lang w:val="zh_TW" w:bidi="zh_TW"/>
+        </w:rPr>
+        <w:t>2:18–20</w:t>
+      </w:r>
       <w:r>
         <w:rPr>
           <w:lang w:val="zh_TW" w:bidi="zh_TW"/>
         </w:rPr>
         <w:t>），而是那位聖潔的神。與毫無生命的巴比倫偶像不同，又真又活的神住在祂的聖殿中。祂的同在充滿了天上的聖所（</w:t>
       </w:r>
-      <w:hyperlink r:id="rId66">
-        <w:r>
-          <w:rPr>
-            <w:lang w:val="zh_TW" w:bidi="zh_TW"/>
-          </w:rPr>
-          <w:rPr>
-            <w:color w:val="0000EE"/>
-            <w:u w:val="single"/>
-          </w:rPr>
-          <w:t>賽6:1–5</w:t>
-        </w:r>
-      </w:hyperlink>
+      <w:r>
+        <w:rPr>
+          <w:lang w:val="zh_TW" w:bidi="zh_TW"/>
+        </w:rPr>
+        <w:t>賽6:1–5</w:t>
+      </w:r>
       <w:r>
         <w:rPr>
           <w:lang w:val="zh_TW" w:bidi="zh_TW"/>
         </w:rPr>
         <w:t>）——在哈巴谷的時代，也充滿了耶路撒冷的聖殿（</w:t>
       </w:r>
-      <w:hyperlink r:id="rId67">
-        <w:r>
-          <w:rPr>
-            <w:lang w:val="zh_TW" w:bidi="zh_TW"/>
-          </w:rPr>
-          <w:rPr>
-            <w:color w:val="0000EE"/>
-            <w:u w:val="single"/>
-          </w:rPr>
-          <w:t>王上8:10–11</w:t>
-        </w:r>
-      </w:hyperlink>
+      <w:r>
+        <w:rPr>
+          <w:lang w:val="zh_TW" w:bidi="zh_TW"/>
+        </w:rPr>
+        <w:t>王上8:10–11</w:t>
+      </w:r>
       <w:r>
         <w:rPr>
           <w:lang w:val="zh_TW" w:bidi="zh_TW"/>
         </w:rPr>
         <w:t>）。神掌管全地，並期望世人以謙卑順服的心敬拜祂（</w:t>
       </w:r>
-      <w:hyperlink r:id="rId68">
-        <w:r>
-          <w:rPr>
-            <w:lang w:val="zh_TW" w:bidi="zh_TW"/>
-          </w:rPr>
-          <w:rPr>
-            <w:color w:val="0000EE"/>
-            <w:u w:val="single"/>
-          </w:rPr>
-          <w:t>詩63:1–4</w:t>
-        </w:r>
-      </w:hyperlink>
+      <w:r>
+        <w:rPr>
+          <w:lang w:val="zh_TW" w:bidi="zh_TW"/>
+        </w:rPr>
+        <w:t>詩63:1–4</w:t>
+      </w:r>
       <w:r>
         <w:rPr>
           <w:lang w:val="zh_TW" w:bidi="zh_TW"/>
         </w:rPr>
         <w:t>；</w:t>
       </w:r>
-      <w:hyperlink r:id="rId69">
-        <w:r>
-          <w:rPr>
-            <w:lang w:val="zh_TW" w:bidi="zh_TW"/>
-          </w:rPr>
-          <w:rPr>
-            <w:color w:val="0000EE"/>
-            <w:u w:val="single"/>
-          </w:rPr>
-          <w:t>耶10:1–10</w:t>
-        </w:r>
-      </w:hyperlink>
+      <w:r>
+        <w:rPr>
+          <w:lang w:val="zh_TW" w:bidi="zh_TW"/>
+        </w:rPr>
+        <w:t>耶10:1–10</w:t>
+      </w:r>
       <w:r>
         <w:rPr>
           <w:lang w:val="zh_TW" w:bidi="zh_TW"/>
         </w:rPr>
         <w:t>；</w:t>
       </w:r>
-      <w:hyperlink r:id="rId70">
-        <w:r>
-          <w:rPr>
-            <w:lang w:val="zh_TW" w:bidi="zh_TW"/>
-          </w:rPr>
-          <w:rPr>
-            <w:color w:val="0000EE"/>
-            <w:u w:val="single"/>
-          </w:rPr>
-          <w:t>彌7:16</w:t>
-        </w:r>
-      </w:hyperlink>
+      <w:r>
+        <w:rPr>
+          <w:lang w:val="zh_TW" w:bidi="zh_TW"/>
+        </w:rPr>
+        <w:t>彌7:16</w:t>
+      </w:r>
       <w:r>
         <w:rPr>
           <w:lang w:val="zh_TW" w:bidi="zh_TW"/>
         </w:rPr>
         <w:t>；</w:t>
       </w:r>
-      <w:hyperlink r:id="rId71">
-        <w:r>
-          <w:rPr>
-            <w:lang w:val="zh_TW" w:bidi="zh_TW"/>
-          </w:rPr>
-          <w:rPr>
-            <w:color w:val="0000EE"/>
-            <w:u w:val="single"/>
-          </w:rPr>
-          <w:t>亞2:13</w:t>
-        </w:r>
-      </w:hyperlink>
+      <w:r>
+        <w:rPr>
+          <w:lang w:val="zh_TW" w:bidi="zh_TW"/>
+        </w:rPr>
+        <w:t>亞2:13</w:t>
+      </w:r>
       <w:r>
         <w:rPr>
           <w:lang w:val="zh_TW" w:bidi="zh_TW"/>
@@ -3241,18 +2869,12 @@
         </w:rPr>
         <w:t>哈巴谷在那位坐在聖殿中為王的至聖者面前心存敬畏（</w:t>
       </w:r>
-      <w:hyperlink r:id="rId63">
-        <w:r>
-          <w:rPr>
-            <w:lang w:val="zh_TW" w:bidi="zh_TW"/>
-          </w:rPr>
-          <w:rPr>
-            <w:color w:val="0000EE"/>
-            <w:u w:val="single"/>
-          </w:rPr>
-          <w:t>2:20</w:t>
-        </w:r>
-      </w:hyperlink>
+      <w:r>
+        <w:rPr>
+          <w:lang w:val="zh_TW" w:bidi="zh_TW"/>
+        </w:rPr>
+        <w:t>2:20</w:t>
+      </w:r>
       <w:r>
         <w:rPr>
           <w:lang w:val="zh_TW" w:bidi="zh_TW"/>
@@ -3277,18 +2899,12 @@
         </w:rPr>
         <w:t>面對神傳達猶大將受管教的信息，哈巴谷祈求那位過去曾為以色列施行奇妙拯救的神，再次顯明祂救贖的作為（另見</w:t>
       </w:r>
-      <w:hyperlink r:id="rId72">
-        <w:r>
-          <w:rPr>
-            <w:lang w:val="zh_TW" w:bidi="zh_TW"/>
-          </w:rPr>
-          <w:rPr>
-            <w:color w:val="0000EE"/>
-            <w:u w:val="single"/>
-          </w:rPr>
-          <w:t>詩77篇</w:t>
-        </w:r>
-      </w:hyperlink>
+      <w:r>
+        <w:rPr>
+          <w:lang w:val="zh_TW" w:bidi="zh_TW"/>
+        </w:rPr>
+        <w:t>詩77篇</w:t>
+      </w:r>
       <w:r>
         <w:rPr>
           <w:lang w:val="zh_TW" w:bidi="zh_TW"/>
@@ -3381,54 +2997,36 @@
         </w:rPr>
         <w:t>；和合本譯為：提幔）：提幔是以東的重要城邑之一（另見</w:t>
       </w:r>
-      <w:hyperlink r:id="rId73">
-        <w:r>
-          <w:rPr>
-            <w:lang w:val="zh_TW" w:bidi="zh_TW"/>
-          </w:rPr>
-          <w:rPr>
-            <w:color w:val="0000EE"/>
-            <w:u w:val="single"/>
-          </w:rPr>
-          <w:t>伯2:11</w:t>
-        </w:r>
-      </w:hyperlink>
+      <w:r>
+        <w:rPr>
+          <w:lang w:val="zh_TW" w:bidi="zh_TW"/>
+        </w:rPr>
+        <w:t>伯2:11</w:t>
+      </w:r>
       <w:r>
         <w:rPr>
           <w:lang w:val="zh_TW" w:bidi="zh_TW"/>
         </w:rPr>
         <w:t>；</w:t>
       </w:r>
-      <w:hyperlink r:id="rId74">
-        <w:r>
-          <w:rPr>
-            <w:lang w:val="zh_TW" w:bidi="zh_TW"/>
-          </w:rPr>
-          <w:rPr>
-            <w:color w:val="0000EE"/>
-            <w:u w:val="single"/>
-          </w:rPr>
-          <w:t>耶49:7</w:t>
-        </w:r>
-      </w:hyperlink>
+      <w:r>
+        <w:rPr>
+          <w:lang w:val="zh_TW" w:bidi="zh_TW"/>
+        </w:rPr>
+        <w:t>耶49:7</w:t>
+      </w:r>
       <w:r>
         <w:rPr>
           <w:lang w:val="zh_TW" w:bidi="zh_TW"/>
         </w:rPr>
         <w:t>）；此名稱也可指整個提幔所在的以東地區（參</w:t>
       </w:r>
-      <w:hyperlink r:id="rId75">
-        <w:r>
-          <w:rPr>
-            <w:lang w:val="zh_TW" w:bidi="zh_TW"/>
-          </w:rPr>
-          <w:rPr>
-            <w:color w:val="0000EE"/>
-            <w:u w:val="single"/>
-          </w:rPr>
-          <w:t>俄1:9</w:t>
-        </w:r>
-      </w:hyperlink>
+      <w:r>
+        <w:rPr>
+          <w:lang w:val="zh_TW" w:bidi="zh_TW"/>
+        </w:rPr>
+        <w:t>俄1:9</w:t>
+      </w:r>
       <w:r>
         <w:rPr>
           <w:lang w:val="zh_TW" w:bidi="zh_TW"/>
@@ -3459,90 +3057,60 @@
         </w:rPr>
         <w:t>是神的重要稱號之一，因為聖潔是祂的屬性特徵（</w:t>
       </w:r>
-      <w:hyperlink r:id="rId76">
-        <w:r>
-          <w:rPr>
-            <w:lang w:val="zh_TW" w:bidi="zh_TW"/>
-          </w:rPr>
-          <w:rPr>
-            <w:color w:val="0000EE"/>
-            <w:u w:val="single"/>
-          </w:rPr>
-          <w:t>哈1:12</w:t>
-        </w:r>
-      </w:hyperlink>
+      <w:r>
+        <w:rPr>
+          <w:lang w:val="zh_TW" w:bidi="zh_TW"/>
+        </w:rPr>
+        <w:t>哈1:12</w:t>
+      </w:r>
       <w:r>
         <w:rPr>
           <w:lang w:val="zh_TW" w:bidi="zh_TW"/>
         </w:rPr>
         <w:t>；另見</w:t>
       </w:r>
-      <w:hyperlink r:id="rId77">
-        <w:r>
-          <w:rPr>
-            <w:lang w:val="zh_TW" w:bidi="zh_TW"/>
-          </w:rPr>
-          <w:rPr>
-            <w:color w:val="0000EE"/>
-            <w:u w:val="single"/>
-          </w:rPr>
-          <w:t>出15:11</w:t>
-        </w:r>
-      </w:hyperlink>
+      <w:r>
+        <w:rPr>
+          <w:lang w:val="zh_TW" w:bidi="zh_TW"/>
+        </w:rPr>
+        <w:t>出15:11</w:t>
+      </w:r>
       <w:r>
         <w:rPr>
           <w:lang w:val="zh_TW" w:bidi="zh_TW"/>
         </w:rPr>
         <w:t>；</w:t>
       </w:r>
-      <w:hyperlink r:id="rId78">
-        <w:r>
-          <w:rPr>
-            <w:lang w:val="zh_TW" w:bidi="zh_TW"/>
-          </w:rPr>
-          <w:rPr>
-            <w:color w:val="0000EE"/>
-            <w:u w:val="single"/>
-          </w:rPr>
-          <w:t>王下19:22</w:t>
-        </w:r>
-      </w:hyperlink>
+      <w:r>
+        <w:rPr>
+          <w:lang w:val="zh_TW" w:bidi="zh_TW"/>
+        </w:rPr>
+        <w:t>王下19:22</w:t>
+      </w:r>
       <w:r>
         <w:rPr>
           <w:lang w:val="zh_TW" w:bidi="zh_TW"/>
         </w:rPr>
         <w:t>；</w:t>
       </w:r>
-      <w:hyperlink r:id="rId79">
-        <w:r>
-          <w:rPr>
-            <w:lang w:val="zh_TW" w:bidi="zh_TW"/>
-          </w:rPr>
-          <w:rPr>
-            <w:color w:val="0000EE"/>
-            <w:u w:val="single"/>
-          </w:rPr>
-          <w:t>詩77:13</w:t>
-        </w:r>
-      </w:hyperlink>
+      <w:r>
+        <w:rPr>
+          <w:lang w:val="zh_TW" w:bidi="zh_TW"/>
+        </w:rPr>
+        <w:t>詩77:13</w:t>
+      </w:r>
       <w:r>
         <w:rPr>
           <w:lang w:val="zh_TW" w:bidi="zh_TW"/>
         </w:rPr>
         <w:t>；</w:t>
       </w:r>
-      <w:hyperlink r:id="rId80">
-        <w:r>
-          <w:rPr>
-            <w:lang w:val="zh_TW" w:bidi="zh_TW"/>
-          </w:rPr>
-          <w:rPr>
-            <w:color w:val="0000EE"/>
-            <w:u w:val="single"/>
-          </w:rPr>
-          <w:t>賽6:3</w:t>
-        </w:r>
-      </w:hyperlink>
+      <w:r>
+        <w:rPr>
+          <w:lang w:val="zh_TW" w:bidi="zh_TW"/>
+        </w:rPr>
+        <w:t>賽6:3</w:t>
+      </w:r>
       <w:r>
         <w:rPr>
           <w:lang w:val="zh_TW" w:bidi="zh_TW"/>
@@ -3615,54 +3183,36 @@
         </w:rPr>
         <w:t>先知讚美神拯救的大能。這兩段讚美的段落（</w:t>
       </w:r>
-      <w:hyperlink r:id="rId81">
-        <w:r>
-          <w:rPr>
-            <w:lang w:val="zh_TW" w:bidi="zh_TW"/>
-          </w:rPr>
-          <w:rPr>
-            <w:color w:val="0000EE"/>
-            <w:u w:val="single"/>
-          </w:rPr>
-          <w:t>3:3–7</w:t>
-        </w:r>
-      </w:hyperlink>
+      <w:r>
+        <w:rPr>
+          <w:lang w:val="zh_TW" w:bidi="zh_TW"/>
+        </w:rPr>
+        <w:t>3:3–7</w:t>
+      </w:r>
       <w:r>
         <w:rPr>
           <w:lang w:val="zh_TW" w:bidi="zh_TW"/>
         </w:rPr>
         <w:t>和</w:t>
       </w:r>
-      <w:hyperlink r:id="rId82">
-        <w:r>
-          <w:rPr>
-            <w:lang w:val="zh_TW" w:bidi="zh_TW"/>
-          </w:rPr>
-          <w:rPr>
-            <w:color w:val="0000EE"/>
-            <w:u w:val="single"/>
-          </w:rPr>
-          <w:t>3:8–15</w:t>
-        </w:r>
-      </w:hyperlink>
+      <w:r>
+        <w:rPr>
+          <w:lang w:val="zh_TW" w:bidi="zh_TW"/>
+        </w:rPr>
+        <w:t>3:8–15</w:t>
+      </w:r>
       <w:r>
         <w:rPr>
           <w:lang w:val="zh_TW" w:bidi="zh_TW"/>
         </w:rPr>
         <w:t>）是對以色列出埃及的經歷詩意的回顧。雖然哈巴谷的焦點在於神對祂子民的救贖，但他所用的意象有時反映了古代近東神話故事中的元素（例如，</w:t>
       </w:r>
-      <w:hyperlink r:id="rId83">
-        <w:r>
-          <w:rPr>
-            <w:lang w:val="zh_TW" w:bidi="zh_TW"/>
-          </w:rPr>
-          <w:rPr>
-            <w:color w:val="0000EE"/>
-            <w:u w:val="single"/>
-          </w:rPr>
-          <w:t>3:5</w:t>
-        </w:r>
-      </w:hyperlink>
+      <w:r>
+        <w:rPr>
+          <w:lang w:val="zh_TW" w:bidi="zh_TW"/>
+        </w:rPr>
+        <w:t>3:5</w:t>
+      </w:r>
       <w:r>
         <w:rPr>
           <w:lang w:val="zh_TW" w:bidi="zh_TW"/>
@@ -3681,18 +3231,12 @@
         </w:rPr>
         <w:t>；</w:t>
       </w:r>
-      <w:hyperlink r:id="rId84">
-        <w:r>
-          <w:rPr>
-            <w:lang w:val="zh_TW" w:bidi="zh_TW"/>
-          </w:rPr>
-          <w:rPr>
-            <w:color w:val="0000EE"/>
-            <w:u w:val="single"/>
-          </w:rPr>
-          <w:t>3:8</w:t>
-        </w:r>
-      </w:hyperlink>
+      <w:r>
+        <w:rPr>
+          <w:lang w:val="zh_TW" w:bidi="zh_TW"/>
+        </w:rPr>
+        <w:t>3:8</w:t>
+      </w:r>
       <w:r>
         <w:rPr>
           <w:lang w:val="zh_TW" w:bidi="zh_TW"/>
@@ -3723,18 +3267,12 @@
         </w:rPr>
         <w:t>；</w:t>
       </w:r>
-      <w:hyperlink r:id="rId85">
-        <w:r>
-          <w:rPr>
-            <w:lang w:val="zh_TW" w:bidi="zh_TW"/>
-          </w:rPr>
-          <w:rPr>
-            <w:color w:val="0000EE"/>
-            <w:u w:val="single"/>
-          </w:rPr>
-          <w:t>3:11</w:t>
-        </w:r>
-      </w:hyperlink>
+      <w:r>
+        <w:rPr>
+          <w:lang w:val="zh_TW" w:bidi="zh_TW"/>
+        </w:rPr>
+        <w:t>3:11</w:t>
+      </w:r>
       <w:r>
         <w:rPr>
           <w:lang w:val="zh_TW" w:bidi="zh_TW"/>
@@ -3867,18 +3405,12 @@
         </w:rPr>
         <w:t>哈巴谷將瘟疫（見</w:t>
       </w:r>
-      <w:hyperlink r:id="rId86">
-        <w:r>
-          <w:rPr>
-            <w:lang w:val="zh_TW" w:bidi="zh_TW"/>
-          </w:rPr>
-          <w:rPr>
-            <w:color w:val="0000EE"/>
-            <w:u w:val="single"/>
-          </w:rPr>
-          <w:t>申32:24</w:t>
-        </w:r>
-      </w:hyperlink>
+      <w:r>
+        <w:rPr>
+          <w:lang w:val="zh_TW" w:bidi="zh_TW"/>
+        </w:rPr>
+        <w:t>申32:24</w:t>
+      </w:r>
       <w:r>
         <w:rPr>
           <w:lang w:val="zh_TW" w:bidi="zh_TW"/>
@@ -3897,36 +3429,24 @@
         </w:rPr>
         <w:t>（見</w:t>
       </w:r>
-      <w:hyperlink r:id="rId87">
-        <w:r>
-          <w:rPr>
-            <w:lang w:val="zh_TW" w:bidi="zh_TW"/>
-          </w:rPr>
-          <w:rPr>
-            <w:color w:val="0000EE"/>
-            <w:u w:val="single"/>
-          </w:rPr>
-          <w:t>出7–12章</w:t>
-        </w:r>
-      </w:hyperlink>
+      <w:r>
+        <w:rPr>
+          <w:lang w:val="zh_TW" w:bidi="zh_TW"/>
+        </w:rPr>
+        <w:t>出7–12章</w:t>
+      </w:r>
       <w:r>
         <w:rPr>
           <w:lang w:val="zh_TW" w:bidi="zh_TW"/>
         </w:rPr>
         <w:t>；</w:t>
       </w:r>
-      <w:hyperlink r:id="rId88">
-        <w:r>
-          <w:rPr>
-            <w:lang w:val="zh_TW" w:bidi="zh_TW"/>
-          </w:rPr>
-          <w:rPr>
-            <w:color w:val="0000EE"/>
-            <w:u w:val="single"/>
-          </w:rPr>
-          <w:t>摩4:10</w:t>
-        </w:r>
-      </w:hyperlink>
+      <w:r>
+        <w:rPr>
+          <w:lang w:val="zh_TW" w:bidi="zh_TW"/>
+        </w:rPr>
+        <w:t>摩4:10</w:t>
+      </w:r>
       <w:r>
         <w:rPr>
           <w:lang w:val="zh_TW" w:bidi="zh_TW"/>
@@ -3981,36 +3501,24 @@
         </w:rPr>
         <w:t>神是為屬祂之民爭戰的神聖戰士（見</w:t>
       </w:r>
-      <w:hyperlink r:id="rId82">
-        <w:r>
-          <w:rPr>
-            <w:lang w:val="zh_TW" w:bidi="zh_TW"/>
-          </w:rPr>
-          <w:rPr>
-            <w:color w:val="0000EE"/>
-            <w:u w:val="single"/>
-          </w:rPr>
-          <w:t>3:8–15</w:t>
-        </w:r>
-      </w:hyperlink>
+      <w:r>
+        <w:rPr>
+          <w:lang w:val="zh_TW" w:bidi="zh_TW"/>
+        </w:rPr>
+        <w:t>3:8–15</w:t>
+      </w:r>
       <w:r>
         <w:rPr>
           <w:lang w:val="zh_TW" w:bidi="zh_TW"/>
         </w:rPr>
         <w:t>；另見</w:t>
       </w:r>
-      <w:hyperlink r:id="rId89">
-        <w:r>
-          <w:rPr>
-            <w:lang w:val="zh_TW" w:bidi="zh_TW"/>
-          </w:rPr>
-          <w:rPr>
-            <w:color w:val="0000EE"/>
-            <w:u w:val="single"/>
-          </w:rPr>
-          <w:t>賽63:1–6</w:t>
-        </w:r>
-      </w:hyperlink>
+      <w:r>
+        <w:rPr>
+          <w:lang w:val="zh_TW" w:bidi="zh_TW"/>
+        </w:rPr>
+        <w:t>賽63:1–6</w:t>
+      </w:r>
       <w:r>
         <w:rPr>
           <w:lang w:val="zh_TW" w:bidi="zh_TW"/>
@@ -4065,36 +3573,24 @@
         </w:rPr>
         <w:t>米甸位於約旦河以東地區的南部（見</w:t>
       </w:r>
-      <w:hyperlink r:id="rId90">
-        <w:r>
-          <w:rPr>
-            <w:lang w:val="zh_TW" w:bidi="zh_TW"/>
-          </w:rPr>
-          <w:rPr>
-            <w:color w:val="0000EE"/>
-            <w:u w:val="single"/>
-          </w:rPr>
-          <w:t>創36:35</w:t>
-        </w:r>
-      </w:hyperlink>
+      <w:r>
+        <w:rPr>
+          <w:lang w:val="zh_TW" w:bidi="zh_TW"/>
+        </w:rPr>
+        <w:t>創36:35</w:t>
+      </w:r>
       <w:r>
         <w:rPr>
           <w:lang w:val="zh_TW" w:bidi="zh_TW"/>
         </w:rPr>
         <w:t>）；當神的同在震動大地時，這個民族戰慄恐懼（</w:t>
       </w:r>
-      <w:hyperlink r:id="rId91">
-        <w:r>
-          <w:rPr>
-            <w:lang w:val="zh_TW" w:bidi="zh_TW"/>
-          </w:rPr>
-          <w:rPr>
-            <w:color w:val="0000EE"/>
-            <w:u w:val="single"/>
-          </w:rPr>
-          <w:t>哈3:6</w:t>
-        </w:r>
-      </w:hyperlink>
+      <w:r>
+        <w:rPr>
+          <w:lang w:val="zh_TW" w:bidi="zh_TW"/>
+        </w:rPr>
+        <w:t>哈3:6</w:t>
+      </w:r>
       <w:r>
         <w:rPr>
           <w:lang w:val="zh_TW" w:bidi="zh_TW"/>
@@ -4165,36 +3661,24 @@
         </w:rPr>
         <w:t>）：見</w:t>
       </w:r>
-      <w:hyperlink r:id="rId92">
-        <w:r>
-          <w:rPr>
-            <w:lang w:val="zh_TW" w:bidi="zh_TW"/>
-          </w:rPr>
-          <w:rPr>
-            <w:color w:val="0000EE"/>
-            <w:u w:val="single"/>
-          </w:rPr>
-          <w:t>出埃及記七章19至20節</w:t>
-        </w:r>
-      </w:hyperlink>
+      <w:r>
+        <w:rPr>
+          <w:lang w:val="zh_TW" w:bidi="zh_TW"/>
+        </w:rPr>
+        <w:t>出埃及記七章19至20節</w:t>
+      </w:r>
       <w:r>
         <w:rPr>
           <w:lang w:val="zh_TW" w:bidi="zh_TW"/>
         </w:rPr>
         <w:t>，</w:t>
       </w:r>
-      <w:hyperlink r:id="rId93">
-        <w:r>
-          <w:rPr>
-            <w:lang w:val="zh_TW" w:bidi="zh_TW"/>
-          </w:rPr>
-          <w:rPr>
-            <w:color w:val="0000EE"/>
-            <w:u w:val="single"/>
-          </w:rPr>
-          <w:t>十四章15至31節</w:t>
-        </w:r>
-      </w:hyperlink>
+      <w:r>
+        <w:rPr>
+          <w:lang w:val="zh_TW" w:bidi="zh_TW"/>
+        </w:rPr>
+        <w:t>十四章15至31節</w:t>
+      </w:r>
       <w:r>
         <w:rPr>
           <w:lang w:val="zh_TW" w:bidi="zh_TW"/>
@@ -4231,18 +3715,12 @@
         </w:rPr>
         <w:t>）：這是對埃及戰車反諷的回聲——當神帶領以色列人經紅海逃脫時，埃及的戰車曾追趕他們（</w:t>
       </w:r>
-      <w:hyperlink r:id="rId94">
-        <w:r>
-          <w:rPr>
-            <w:lang w:val="zh_TW" w:bidi="zh_TW"/>
-          </w:rPr>
-          <w:rPr>
-            <w:color w:val="0000EE"/>
-            <w:u w:val="single"/>
-          </w:rPr>
-          <w:t>出14:9</w:t>
-        </w:r>
-      </w:hyperlink>
+      <w:r>
+        <w:rPr>
+          <w:lang w:val="zh_TW" w:bidi="zh_TW"/>
+        </w:rPr>
+        <w:t>出14:9</w:t>
+      </w:r>
       <w:r>
         <w:rPr>
           <w:lang w:val="zh_TW" w:bidi="zh_TW"/>
@@ -4297,90 +3775,60 @@
         </w:rPr>
         <w:t>耶和華是為祂子民爭戰的神聖戰士，為他們施行救贖的大能。神作為戰士的主題貫穿舊約聖經與新約聖經：在舊約聖經中，這可見於在以色列人出埃及、前往西奈山（</w:t>
       </w:r>
-      <w:hyperlink r:id="rId95">
-        <w:r>
-          <w:rPr>
-            <w:lang w:val="zh_TW" w:bidi="zh_TW"/>
-          </w:rPr>
-          <w:rPr>
-            <w:color w:val="0000EE"/>
-            <w:u w:val="single"/>
-          </w:rPr>
-          <w:t>出15:1–18</w:t>
-        </w:r>
-      </w:hyperlink>
+      <w:r>
+        <w:rPr>
+          <w:lang w:val="zh_TW" w:bidi="zh_TW"/>
+        </w:rPr>
+        <w:t>出15:1–18</w:t>
+      </w:r>
       <w:r>
         <w:rPr>
           <w:lang w:val="zh_TW" w:bidi="zh_TW"/>
         </w:rPr>
         <w:t>）、自南地進入應許之地，以及早期征服時期的勝利（例，</w:t>
       </w:r>
-      <w:hyperlink r:id="rId96">
-        <w:r>
-          <w:rPr>
-            <w:lang w:val="zh_TW" w:bidi="zh_TW"/>
-          </w:rPr>
-          <w:rPr>
-            <w:color w:val="0000EE"/>
-            <w:u w:val="single"/>
-          </w:rPr>
-          <w:t>士5:4–5</w:t>
-        </w:r>
-      </w:hyperlink>
+      <w:r>
+        <w:rPr>
+          <w:lang w:val="zh_TW" w:bidi="zh_TW"/>
+        </w:rPr>
+        <w:t>士5:4–5</w:t>
+      </w:r>
       <w:r>
         <w:rPr>
           <w:lang w:val="zh_TW" w:bidi="zh_TW"/>
         </w:rPr>
         <w:t>；</w:t>
       </w:r>
-      <w:hyperlink r:id="rId97">
-        <w:r>
-          <w:rPr>
-            <w:lang w:val="zh_TW" w:bidi="zh_TW"/>
-          </w:rPr>
-          <w:rPr>
-            <w:color w:val="0000EE"/>
-            <w:u w:val="single"/>
-          </w:rPr>
-          <w:t>詩18:8–16</w:t>
-        </w:r>
-      </w:hyperlink>
+      <w:r>
+        <w:rPr>
+          <w:lang w:val="zh_TW" w:bidi="zh_TW"/>
+        </w:rPr>
+        <w:t>詩18:8–16</w:t>
+      </w:r>
       <w:r>
         <w:rPr>
           <w:lang w:val="zh_TW" w:bidi="zh_TW"/>
         </w:rPr>
         <w:t>，</w:t>
       </w:r>
-      <w:hyperlink r:id="rId98">
-        <w:r>
-          <w:rPr>
-            <w:lang w:val="zh_TW" w:bidi="zh_TW"/>
-          </w:rPr>
-          <w:rPr>
-            <w:color w:val="0000EE"/>
-            <w:u w:val="single"/>
-          </w:rPr>
-          <w:t>77:16–20</w:t>
-        </w:r>
-      </w:hyperlink>
+      <w:r>
+        <w:rPr>
+          <w:lang w:val="zh_TW" w:bidi="zh_TW"/>
+        </w:rPr>
+        <w:t>77:16–20</w:t>
+      </w:r>
       <w:r>
         <w:rPr>
           <w:lang w:val="zh_TW" w:bidi="zh_TW"/>
         </w:rPr>
         <w:t>；在新約聖經中重要的例子則在</w:t>
       </w:r>
-      <w:hyperlink r:id="rId99">
-        <w:r>
-          <w:rPr>
-            <w:lang w:val="zh_TW" w:bidi="zh_TW"/>
-          </w:rPr>
-          <w:rPr>
-            <w:color w:val="0000EE"/>
-            <w:u w:val="single"/>
-          </w:rPr>
-          <w:t>啟19:11–21</w:t>
-        </w:r>
-      </w:hyperlink>
+      <w:r>
+        <w:rPr>
+          <w:lang w:val="zh_TW" w:bidi="zh_TW"/>
+        </w:rPr>
+        <w:t>啟19:11–21</w:t>
+      </w:r>
       <w:r>
         <w:rPr>
           <w:lang w:val="zh_TW" w:bidi="zh_TW"/>
@@ -4501,18 +3949,12 @@
         </w:rPr>
         <w:t>；另見</w:t>
       </w:r>
-      <w:hyperlink r:id="rId95">
-        <w:r>
-          <w:rPr>
-            <w:lang w:val="zh_TW" w:bidi="zh_TW"/>
-          </w:rPr>
-          <w:rPr>
-            <w:color w:val="0000EE"/>
-            <w:u w:val="single"/>
-          </w:rPr>
-          <w:t>出埃及記十五章1至18節</w:t>
-        </w:r>
-      </w:hyperlink>
+      <w:r>
+        <w:rPr>
+          <w:lang w:val="zh_TW" w:bidi="zh_TW"/>
+        </w:rPr>
+        <w:t>出埃及記十五章1至18節</w:t>
+      </w:r>
       <w:r>
         <w:rPr>
           <w:lang w:val="zh_TW" w:bidi="zh_TW"/>
@@ -4567,18 +4009,12 @@
         </w:rPr>
         <w:t>日月：見</w:t>
       </w:r>
-      <w:hyperlink r:id="rId100">
-        <w:r>
-          <w:rPr>
-            <w:lang w:val="zh_TW" w:bidi="zh_TW"/>
-          </w:rPr>
-          <w:rPr>
-            <w:color w:val="0000EE"/>
-            <w:u w:val="single"/>
-          </w:rPr>
-          <w:t>約書亞記十章12至13節</w:t>
-        </w:r>
-      </w:hyperlink>
+      <w:r>
+        <w:rPr>
+          <w:lang w:val="zh_TW" w:bidi="zh_TW"/>
+        </w:rPr>
+        <w:t>約書亞記十章12至13節</w:t>
+      </w:r>
       <w:r>
         <w:rPr>
           <w:lang w:val="zh_TW" w:bidi="zh_TW"/>
@@ -4657,18 +4093,12 @@
         </w:rPr>
         <w:t>：這段落的結尾與開頭相呼應（</w:t>
       </w:r>
-      <w:hyperlink r:id="rId84">
-        <w:r>
-          <w:rPr>
-            <w:lang w:val="zh_TW" w:bidi="zh_TW"/>
-          </w:rPr>
-          <w:rPr>
-            <w:color w:val="0000EE"/>
-            <w:u w:val="single"/>
-          </w:rPr>
-          <w:t>3:8</w:t>
-        </w:r>
-      </w:hyperlink>
+      <w:r>
+        <w:rPr>
+          <w:lang w:val="zh_TW" w:bidi="zh_TW"/>
+        </w:rPr>
+        <w:t>3:8</w:t>
+      </w:r>
       <w:r>
         <w:rPr>
           <w:lang w:val="zh_TW" w:bidi="zh_TW"/>
@@ -4723,18 +4153,12 @@
         </w:rPr>
         <w:t>雖然哈巴谷深切感受到神的大能使他渾身發軟、全身顫抖，但他仍要安靜等候（見</w:t>
       </w:r>
-      <w:hyperlink r:id="rId101">
-        <w:r>
-          <w:rPr>
-            <w:lang w:val="zh_TW" w:bidi="zh_TW"/>
-          </w:rPr>
-          <w:rPr>
-            <w:color w:val="0000EE"/>
-            <w:u w:val="single"/>
-          </w:rPr>
-          <w:t>2:3</w:t>
-        </w:r>
-      </w:hyperlink>
+      <w:r>
+        <w:rPr>
+          <w:lang w:val="zh_TW" w:bidi="zh_TW"/>
+        </w:rPr>
+        <w:t>2:3</w:t>
+      </w:r>
       <w:r>
         <w:rPr>
           <w:lang w:val="zh_TW" w:bidi="zh_TW"/>
@@ -4793,36 +4217,24 @@
         </w:rPr>
         <w:t>在述說神大能的救贖作為（</w:t>
       </w:r>
-      <w:hyperlink r:id="rId102">
-        <w:r>
-          <w:rPr>
-            <w:lang w:val="zh_TW" w:bidi="zh_TW"/>
-          </w:rPr>
-          <w:rPr>
-            <w:color w:val="0000EE"/>
-            <w:u w:val="single"/>
-          </w:rPr>
-          <w:t>3:2–15</w:t>
-        </w:r>
-      </w:hyperlink>
+      <w:r>
+        <w:rPr>
+          <w:lang w:val="zh_TW" w:bidi="zh_TW"/>
+        </w:rPr>
+        <w:t>3:2–15</w:t>
+      </w:r>
       <w:r>
         <w:rPr>
           <w:lang w:val="zh_TW" w:bidi="zh_TW"/>
         </w:rPr>
         <w:t>）並停下來思想（</w:t>
       </w:r>
-      <w:hyperlink r:id="rId103">
-        <w:r>
-          <w:rPr>
-            <w:lang w:val="zh_TW" w:bidi="zh_TW"/>
-          </w:rPr>
-          <w:rPr>
-            <w:color w:val="0000EE"/>
-            <w:u w:val="single"/>
-          </w:rPr>
-          <w:t>3:16</w:t>
-        </w:r>
-      </w:hyperlink>
+      <w:r>
+        <w:rPr>
+          <w:lang w:val="zh_TW" w:bidi="zh_TW"/>
+        </w:rPr>
+        <w:t>3:16</w:t>
+      </w:r>
       <w:r>
         <w:rPr>
           <w:lang w:val="zh_TW" w:bidi="zh_TW"/>
@@ -4913,36 +4325,24 @@
         </w:rPr>
         <w:t>他的救主（</w:t>
       </w:r>
-      <w:hyperlink r:id="rId104">
-        <w:r>
-          <w:rPr>
-            <w:lang w:val="zh_TW" w:bidi="zh_TW"/>
-          </w:rPr>
-          <w:rPr>
-            <w:color w:val="0000EE"/>
-            <w:u w:val="single"/>
-          </w:rPr>
-          <w:t>3:18</w:t>
-        </w:r>
-      </w:hyperlink>
+      <w:r>
+        <w:rPr>
+          <w:lang w:val="zh_TW" w:bidi="zh_TW"/>
+        </w:rPr>
+        <w:t>3:18</w:t>
+      </w:r>
       <w:r>
         <w:rPr>
           <w:lang w:val="zh_TW" w:bidi="zh_TW"/>
         </w:rPr>
         <w:t>）。他將自己的屬靈攀登比喻為母鹿迅速登上高處，又優雅地在群山頂穿越（參</w:t>
       </w:r>
-      <w:hyperlink r:id="rId105">
-        <w:r>
-          <w:rPr>
-            <w:lang w:val="zh_TW" w:bidi="zh_TW"/>
-          </w:rPr>
-          <w:rPr>
-            <w:color w:val="0000EE"/>
-            <w:u w:val="single"/>
-          </w:rPr>
-          <w:t>詩18:32–33</w:t>
-        </w:r>
-      </w:hyperlink>
+      <w:r>
+        <w:rPr>
+          <w:lang w:val="zh_TW" w:bidi="zh_TW"/>
+        </w:rPr>
+        <w:t>詩18:32–33</w:t>
+      </w:r>
       <w:r>
         <w:rPr>
           <w:lang w:val="zh_TW" w:bidi="zh_TW"/>
